--- a/documents/word/00_RAM ENTERPRISE P&P WBS STRUCTURE.docx
+++ b/documents/word/00_RAM ENTERPRISE P&P WBS STRUCTURE.docx
@@ -4,6 +4,7 @@
   <w:body>
     <w:p>
       <w:pPr>
+        <w:shd w:val="clear" w:color="auto" w:fill="0A2F41" w:themeFill="accent1" w:themeFillShade="80"/>
         <w:spacing w:before="100" w:beforeAutospacing="1" w:after="100" w:afterAutospacing="1" w:line="240" w:lineRule="auto"/>
         <w:jc w:val="center"/>
         <w:outlineLvl w:val="0"/>
@@ -18,6 +19,7 @@
           <w14:ligatures w14:val="none"/>
         </w:rPr>
       </w:pPr>
+      <w:bookmarkStart w:id="0" w:name="_Toc224151019"/>
       <w:r>
         <w:rPr>
           <w:rFonts w:ascii="Segoe UI Symbol" w:eastAsia="Times New Roman" w:hAnsi="Segoe UI Symbol" w:cs="Segoe UI Symbol"/>
@@ -44,75 +46,1667 @@
         </w:rPr>
         <w:t xml:space="preserve"> RAM ENTERPRISE P&amp;P WBS STRUCTURE</w:t>
       </w:r>
-    </w:p>
-    <w:p>
-      <w:pPr>
-        <w:spacing w:after="0" w:line="240" w:lineRule="auto"/>
-        <w:jc w:val="center"/>
-        <w:rPr>
-          <w:rFonts w:ascii="Times New Roman" w:eastAsia="Times New Roman" w:hAnsi="Times New Roman" w:cs="Times New Roman"/>
-          <w:kern w:val="0"/>
-          <w:sz w:val="24"/>
-          <w:szCs w:val="24"/>
-          <w:lang w:val="en-GB" w:eastAsia="en-GB" w:bidi="ar-SA"/>
-          <w14:ligatures w14:val="none"/>
-        </w:rPr>
-      </w:pPr>
-      <w:r>
-        <w:rPr>
-          <w:rFonts w:ascii="Times New Roman" w:eastAsia="Times New Roman" w:hAnsi="Times New Roman" w:cs="Times New Roman"/>
-          <w:kern w:val="0"/>
-          <w:sz w:val="24"/>
-          <w:szCs w:val="24"/>
-          <w:lang w:val="en-GB" w:eastAsia="en-GB" w:bidi="ar-SA"/>
-          <w14:ligatures w14:val="none"/>
-        </w:rPr>
-        <w:pict w14:anchorId="1FD073CB">
-          <v:rect id="_x0000_i1025" style="width:0;height:1.5pt" o:hralign="center" o:hrstd="t" o:hr="t" fillcolor="#a0a0a0" stroked="f"/>
-        </w:pict>
-      </w:r>
-    </w:p>
-    <w:p>
-      <w:pPr>
-        <w:rPr>
-          <w:rFonts w:ascii="Times New Roman" w:eastAsia="Times New Roman" w:hAnsi="Times New Roman" w:cs="Times New Roman"/>
-          <w:kern w:val="0"/>
-          <w:sz w:val="24"/>
-          <w:szCs w:val="24"/>
-          <w:lang w:val="en-GB" w:eastAsia="en-GB" w:bidi="ar-SA"/>
-          <w14:ligatures w14:val="none"/>
-        </w:rPr>
-      </w:pPr>
-      <w:r>
-        <w:rPr>
-          <w:rFonts w:ascii="Times New Roman" w:eastAsia="Times New Roman" w:hAnsi="Times New Roman" w:cs="Times New Roman"/>
-          <w:kern w:val="0"/>
-          <w:sz w:val="24"/>
-          <w:szCs w:val="24"/>
-          <w:lang w:val="en-GB" w:eastAsia="en-GB" w:bidi="ar-SA"/>
-          <w14:ligatures w14:val="none"/>
-        </w:rPr>
-        <w:br w:type="page"/>
-      </w:r>
-    </w:p>
-    <w:p>
-      <w:pPr>
-        <w:spacing w:after="0" w:line="240" w:lineRule="auto"/>
-        <w:jc w:val="center"/>
-        <w:rPr>
-          <w:rFonts w:ascii="Times New Roman" w:eastAsia="Times New Roman" w:hAnsi="Times New Roman" w:cs="Times New Roman"/>
-          <w:kern w:val="0"/>
-          <w:sz w:val="24"/>
-          <w:szCs w:val="24"/>
-          <w:lang w:val="en-GB" w:eastAsia="en-GB" w:bidi="ar-SA"/>
-          <w14:ligatures w14:val="none"/>
-        </w:rPr>
-      </w:pPr>
-    </w:p>
-    <w:p>
-      <w:pPr>
-        <w:spacing w:before="100" w:beforeAutospacing="1" w:after="100" w:afterAutospacing="1" w:line="240" w:lineRule="auto"/>
-        <w:outlineLvl w:val="0"/>
+      <w:bookmarkEnd w:id="0"/>
+    </w:p>
+    <w:p>
+      <w:pPr>
+        <w:rPr>
+          <w:rFonts w:ascii="Times New Roman" w:eastAsia="Times New Roman" w:hAnsi="Times New Roman" w:cs="Times New Roman"/>
+          <w:b/>
+          <w:bCs/>
+          <w:kern w:val="0"/>
+          <w:sz w:val="27"/>
+          <w:szCs w:val="27"/>
+          <w:lang w:val="en-GB" w:eastAsia="en-GB" w:bidi="ar-SA"/>
+          <w14:ligatures w14:val="none"/>
+        </w:rPr>
+      </w:pPr>
+      <w:r>
+        <w:rPr>
+          <w:rFonts w:ascii="Times New Roman" w:eastAsia="Times New Roman" w:hAnsi="Times New Roman" w:cs="Times New Roman"/>
+          <w:b/>
+          <w:bCs/>
+          <w:kern w:val="0"/>
+          <w:sz w:val="27"/>
+          <w:szCs w:val="27"/>
+          <w:lang w:val="en-GB" w:eastAsia="en-GB" w:bidi="ar-SA"/>
+          <w14:ligatures w14:val="none"/>
+        </w:rPr>
+        <w:t xml:space="preserve">Document quality </w:t>
+      </w:r>
+    </w:p>
+    <w:tbl>
+      <w:tblPr>
+        <w:tblStyle w:val="PlainTable1"/>
+        <w:tblW w:w="9085" w:type="dxa"/>
+        <w:tblLook w:val="04A0" w:firstRow="1" w:lastRow="0" w:firstColumn="1" w:lastColumn="0" w:noHBand="0" w:noVBand="1"/>
+      </w:tblPr>
+      <w:tblGrid>
+        <w:gridCol w:w="2605"/>
+        <w:gridCol w:w="6480"/>
+      </w:tblGrid>
+      <w:tr>
+        <w:trPr>
+          <w:cnfStyle w:val="100000000000" w:firstRow="1" w:lastRow="0" w:firstColumn="0" w:lastColumn="0" w:oddVBand="0" w:evenVBand="0" w:oddHBand="0" w:evenHBand="0" w:firstRowFirstColumn="0" w:firstRowLastColumn="0" w:lastRowFirstColumn="0" w:lastRowLastColumn="0"/>
+        </w:trPr>
+        <w:tc>
+          <w:tcPr>
+            <w:cnfStyle w:val="001000000000" w:firstRow="0" w:lastRow="0" w:firstColumn="1" w:lastColumn="0" w:oddVBand="0" w:evenVBand="0" w:oddHBand="0" w:evenHBand="0" w:firstRowFirstColumn="0" w:firstRowLastColumn="0" w:lastRowFirstColumn="0" w:lastRowLastColumn="0"/>
+            <w:tcW w:w="2605" w:type="dxa"/>
+            <w:shd w:val="clear" w:color="auto" w:fill="0A2F41" w:themeFill="accent1" w:themeFillShade="80"/>
+          </w:tcPr>
+          <w:p>
+            <w:pPr>
+              <w:jc w:val="center"/>
+              <w:rPr>
+                <w:rFonts w:ascii="Times New Roman" w:eastAsia="Times New Roman" w:hAnsi="Times New Roman" w:cs="Times New Roman"/>
+                <w:kern w:val="0"/>
+                <w:sz w:val="24"/>
+                <w:szCs w:val="24"/>
+                <w:lang w:val="en-GB" w:eastAsia="en-GB" w:bidi="ar-SA"/>
+                <w14:ligatures w14:val="none"/>
+              </w:rPr>
+            </w:pPr>
+            <w:r>
+              <w:rPr>
+                <w:rFonts w:ascii="Times New Roman" w:eastAsia="Times New Roman" w:hAnsi="Times New Roman" w:cs="Times New Roman"/>
+                <w:kern w:val="0"/>
+                <w:sz w:val="24"/>
+                <w:szCs w:val="24"/>
+                <w:lang w:val="en-GB" w:eastAsia="en-GB" w:bidi="ar-SA"/>
+                <w14:ligatures w14:val="none"/>
+              </w:rPr>
+              <w:t>Item</w:t>
+            </w:r>
+          </w:p>
+        </w:tc>
+        <w:tc>
+          <w:tcPr>
+            <w:tcW w:w="6480" w:type="dxa"/>
+            <w:shd w:val="clear" w:color="auto" w:fill="0A2F41" w:themeFill="accent1" w:themeFillShade="80"/>
+          </w:tcPr>
+          <w:p>
+            <w:pPr>
+              <w:jc w:val="center"/>
+              <w:cnfStyle w:val="100000000000" w:firstRow="1" w:lastRow="0" w:firstColumn="0" w:lastColumn="0" w:oddVBand="0" w:evenVBand="0" w:oddHBand="0" w:evenHBand="0" w:firstRowFirstColumn="0" w:firstRowLastColumn="0" w:lastRowFirstColumn="0" w:lastRowLastColumn="0"/>
+              <w:rPr>
+                <w:rFonts w:ascii="Times New Roman" w:eastAsia="Times New Roman" w:hAnsi="Times New Roman" w:cs="Times New Roman"/>
+                <w:kern w:val="0"/>
+                <w:sz w:val="24"/>
+                <w:szCs w:val="24"/>
+                <w:lang w:val="en-GB" w:eastAsia="en-GB" w:bidi="ar-SA"/>
+                <w14:ligatures w14:val="none"/>
+              </w:rPr>
+            </w:pPr>
+            <w:r>
+              <w:rPr>
+                <w:rFonts w:ascii="Times New Roman" w:eastAsia="Times New Roman" w:hAnsi="Times New Roman" w:cs="Times New Roman"/>
+                <w:kern w:val="0"/>
+                <w:sz w:val="24"/>
+                <w:szCs w:val="24"/>
+                <w:lang w:val="en-GB" w:eastAsia="en-GB" w:bidi="ar-SA"/>
+                <w14:ligatures w14:val="none"/>
+              </w:rPr>
+              <w:t>Details</w:t>
+            </w:r>
+          </w:p>
+        </w:tc>
+      </w:tr>
+      <w:tr>
+        <w:trPr>
+          <w:cnfStyle w:val="000000100000" w:firstRow="0" w:lastRow="0" w:firstColumn="0" w:lastColumn="0" w:oddVBand="0" w:evenVBand="0" w:oddHBand="1" w:evenHBand="0" w:firstRowFirstColumn="0" w:firstRowLastColumn="0" w:lastRowFirstColumn="0" w:lastRowLastColumn="0"/>
+        </w:trPr>
+        <w:tc>
+          <w:tcPr>
+            <w:cnfStyle w:val="001000000000" w:firstRow="0" w:lastRow="0" w:firstColumn="1" w:lastColumn="0" w:oddVBand="0" w:evenVBand="0" w:oddHBand="0" w:evenHBand="0" w:firstRowFirstColumn="0" w:firstRowLastColumn="0" w:lastRowFirstColumn="0" w:lastRowLastColumn="0"/>
+            <w:tcW w:w="2605" w:type="dxa"/>
+            <w:hideMark/>
+          </w:tcPr>
+          <w:p>
+            <w:pPr>
+              <w:rPr>
+                <w:rFonts w:ascii="Times New Roman" w:eastAsia="Times New Roman" w:hAnsi="Times New Roman" w:cs="Times New Roman"/>
+                <w:kern w:val="0"/>
+                <w:sz w:val="24"/>
+                <w:szCs w:val="24"/>
+                <w:lang w:val="en-GB" w:eastAsia="en-GB" w:bidi="ar-SA"/>
+                <w14:ligatures w14:val="none"/>
+              </w:rPr>
+            </w:pPr>
+            <w:r>
+              <w:rPr>
+                <w:rFonts w:ascii="Times New Roman" w:eastAsia="Times New Roman" w:hAnsi="Times New Roman" w:cs="Times New Roman"/>
+                <w:kern w:val="0"/>
+                <w:sz w:val="24"/>
+                <w:szCs w:val="24"/>
+                <w:lang w:val="en-GB" w:eastAsia="en-GB" w:bidi="ar-SA"/>
+                <w14:ligatures w14:val="none"/>
+              </w:rPr>
+              <w:t>Organization</w:t>
+            </w:r>
+          </w:p>
+        </w:tc>
+        <w:tc>
+          <w:tcPr>
+            <w:tcW w:w="6480" w:type="dxa"/>
+            <w:hideMark/>
+          </w:tcPr>
+          <w:p>
+            <w:pPr>
+              <w:cnfStyle w:val="000000100000" w:firstRow="0" w:lastRow="0" w:firstColumn="0" w:lastColumn="0" w:oddVBand="0" w:evenVBand="0" w:oddHBand="1" w:evenHBand="0" w:firstRowFirstColumn="0" w:firstRowLastColumn="0" w:lastRowFirstColumn="0" w:lastRowLastColumn="0"/>
+              <w:rPr>
+                <w:rFonts w:ascii="Times New Roman" w:eastAsia="Times New Roman" w:hAnsi="Times New Roman" w:cs="Times New Roman"/>
+                <w:kern w:val="0"/>
+                <w:sz w:val="24"/>
+                <w:szCs w:val="24"/>
+                <w:lang w:val="en-GB" w:eastAsia="en-GB" w:bidi="ar-SA"/>
+                <w14:ligatures w14:val="none"/>
+              </w:rPr>
+            </w:pPr>
+            <w:r>
+              <w:rPr>
+                <w:rFonts w:ascii="Times New Roman" w:eastAsia="Times New Roman" w:hAnsi="Times New Roman" w:cs="Times New Roman"/>
+                <w:kern w:val="0"/>
+                <w:sz w:val="24"/>
+                <w:szCs w:val="24"/>
+                <w:lang w:val="en-GB" w:eastAsia="en-GB" w:bidi="ar-SA"/>
+                <w14:ligatures w14:val="none"/>
+              </w:rPr>
+              <w:t>RAM Governance Portal</w:t>
+            </w:r>
+          </w:p>
+        </w:tc>
+      </w:tr>
+      <w:tr>
+        <w:tc>
+          <w:tcPr>
+            <w:cnfStyle w:val="001000000000" w:firstRow="0" w:lastRow="0" w:firstColumn="1" w:lastColumn="0" w:oddVBand="0" w:evenVBand="0" w:oddHBand="0" w:evenHBand="0" w:firstRowFirstColumn="0" w:firstRowLastColumn="0" w:lastRowFirstColumn="0" w:lastRowLastColumn="0"/>
+            <w:tcW w:w="2605" w:type="dxa"/>
+            <w:hideMark/>
+          </w:tcPr>
+          <w:p>
+            <w:pPr>
+              <w:rPr>
+                <w:rFonts w:ascii="Times New Roman" w:eastAsia="Times New Roman" w:hAnsi="Times New Roman" w:cs="Times New Roman"/>
+                <w:kern w:val="0"/>
+                <w:sz w:val="24"/>
+                <w:szCs w:val="24"/>
+                <w:lang w:val="en-GB" w:eastAsia="en-GB" w:bidi="ar-SA"/>
+                <w14:ligatures w14:val="none"/>
+              </w:rPr>
+            </w:pPr>
+            <w:r>
+              <w:rPr>
+                <w:rFonts w:ascii="Times New Roman" w:eastAsia="Times New Roman" w:hAnsi="Times New Roman" w:cs="Times New Roman"/>
+                <w:kern w:val="0"/>
+                <w:sz w:val="24"/>
+                <w:szCs w:val="24"/>
+                <w:lang w:val="en-GB" w:eastAsia="en-GB" w:bidi="ar-SA"/>
+                <w14:ligatures w14:val="none"/>
+              </w:rPr>
+              <w:t>Document Title</w:t>
+            </w:r>
+          </w:p>
+        </w:tc>
+        <w:tc>
+          <w:tcPr>
+            <w:tcW w:w="6480" w:type="dxa"/>
+            <w:hideMark/>
+          </w:tcPr>
+          <w:p>
+            <w:pPr>
+              <w:cnfStyle w:val="000000000000" w:firstRow="0" w:lastRow="0" w:firstColumn="0" w:lastColumn="0" w:oddVBand="0" w:evenVBand="0" w:oddHBand="0" w:evenHBand="0" w:firstRowFirstColumn="0" w:firstRowLastColumn="0" w:lastRowFirstColumn="0" w:lastRowLastColumn="0"/>
+              <w:rPr>
+                <w:rFonts w:ascii="Times New Roman" w:eastAsia="Times New Roman" w:hAnsi="Times New Roman" w:cs="Times New Roman"/>
+                <w:kern w:val="0"/>
+                <w:sz w:val="24"/>
+                <w:szCs w:val="24"/>
+                <w:lang w:val="en-GB" w:eastAsia="en-GB" w:bidi="ar-SA"/>
+                <w14:ligatures w14:val="none"/>
+              </w:rPr>
+            </w:pPr>
+            <w:r>
+              <w:rPr>
+                <w:rFonts w:ascii="Times New Roman" w:eastAsia="Times New Roman" w:hAnsi="Times New Roman" w:cs="Times New Roman"/>
+                <w:kern w:val="0"/>
+                <w:sz w:val="24"/>
+                <w:szCs w:val="24"/>
+                <w:lang w:val="en-GB" w:eastAsia="en-GB" w:bidi="ar-SA"/>
+                <w14:ligatures w14:val="none"/>
+              </w:rPr>
+              <w:t>Procurement &amp; Commercial Procedure</w:t>
+            </w:r>
+          </w:p>
+        </w:tc>
+      </w:tr>
+      <w:tr>
+        <w:trPr>
+          <w:cnfStyle w:val="000000100000" w:firstRow="0" w:lastRow="0" w:firstColumn="0" w:lastColumn="0" w:oddVBand="0" w:evenVBand="0" w:oddHBand="1" w:evenHBand="0" w:firstRowFirstColumn="0" w:firstRowLastColumn="0" w:lastRowFirstColumn="0" w:lastRowLastColumn="0"/>
+        </w:trPr>
+        <w:tc>
+          <w:tcPr>
+            <w:cnfStyle w:val="001000000000" w:firstRow="0" w:lastRow="0" w:firstColumn="1" w:lastColumn="0" w:oddVBand="0" w:evenVBand="0" w:oddHBand="0" w:evenHBand="0" w:firstRowFirstColumn="0" w:firstRowLastColumn="0" w:lastRowFirstColumn="0" w:lastRowLastColumn="0"/>
+            <w:tcW w:w="2605" w:type="dxa"/>
+            <w:hideMark/>
+          </w:tcPr>
+          <w:p>
+            <w:pPr>
+              <w:rPr>
+                <w:rFonts w:ascii="Times New Roman" w:eastAsia="Times New Roman" w:hAnsi="Times New Roman" w:cs="Times New Roman"/>
+                <w:kern w:val="0"/>
+                <w:sz w:val="24"/>
+                <w:szCs w:val="24"/>
+                <w:lang w:val="en-GB" w:eastAsia="en-GB" w:bidi="ar-SA"/>
+                <w14:ligatures w14:val="none"/>
+              </w:rPr>
+            </w:pPr>
+            <w:r>
+              <w:rPr>
+                <w:rFonts w:ascii="Times New Roman" w:eastAsia="Times New Roman" w:hAnsi="Times New Roman" w:cs="Times New Roman"/>
+                <w:kern w:val="0"/>
+                <w:sz w:val="24"/>
+                <w:szCs w:val="24"/>
+                <w:lang w:val="en-GB" w:eastAsia="en-GB" w:bidi="ar-SA"/>
+                <w14:ligatures w14:val="none"/>
+              </w:rPr>
+              <w:t>Document Code</w:t>
+            </w:r>
+          </w:p>
+        </w:tc>
+        <w:tc>
+          <w:tcPr>
+            <w:tcW w:w="6480" w:type="dxa"/>
+            <w:hideMark/>
+          </w:tcPr>
+          <w:p>
+            <w:pPr>
+              <w:cnfStyle w:val="000000100000" w:firstRow="0" w:lastRow="0" w:firstColumn="0" w:lastColumn="0" w:oddVBand="0" w:evenVBand="0" w:oddHBand="1" w:evenHBand="0" w:firstRowFirstColumn="0" w:firstRowLastColumn="0" w:lastRowFirstColumn="0" w:lastRowLastColumn="0"/>
+              <w:rPr>
+                <w:rFonts w:ascii="Times New Roman" w:eastAsia="Times New Roman" w:hAnsi="Times New Roman" w:cs="Times New Roman"/>
+                <w:kern w:val="0"/>
+                <w:sz w:val="24"/>
+                <w:szCs w:val="24"/>
+                <w:lang w:val="en-GB" w:eastAsia="en-GB" w:bidi="ar-SA"/>
+                <w14:ligatures w14:val="none"/>
+              </w:rPr>
+            </w:pPr>
+            <w:r>
+              <w:rPr>
+                <w:rFonts w:ascii="Times New Roman" w:eastAsia="Times New Roman" w:hAnsi="Times New Roman" w:cs="Times New Roman"/>
+                <w:kern w:val="0"/>
+                <w:sz w:val="24"/>
+                <w:szCs w:val="24"/>
+                <w:lang w:val="en-GB" w:eastAsia="en-GB" w:bidi="ar-SA"/>
+                <w14:ligatures w14:val="none"/>
+              </w:rPr>
+              <w:t>RAM-PROC-013</w:t>
+            </w:r>
+          </w:p>
+        </w:tc>
+      </w:tr>
+      <w:tr>
+        <w:tc>
+          <w:tcPr>
+            <w:cnfStyle w:val="001000000000" w:firstRow="0" w:lastRow="0" w:firstColumn="1" w:lastColumn="0" w:oddVBand="0" w:evenVBand="0" w:oddHBand="0" w:evenHBand="0" w:firstRowFirstColumn="0" w:firstRowLastColumn="0" w:lastRowFirstColumn="0" w:lastRowLastColumn="0"/>
+            <w:tcW w:w="2605" w:type="dxa"/>
+            <w:hideMark/>
+          </w:tcPr>
+          <w:p>
+            <w:pPr>
+              <w:rPr>
+                <w:rFonts w:ascii="Times New Roman" w:eastAsia="Times New Roman" w:hAnsi="Times New Roman" w:cs="Times New Roman"/>
+                <w:kern w:val="0"/>
+                <w:sz w:val="24"/>
+                <w:szCs w:val="24"/>
+                <w:lang w:val="en-GB" w:eastAsia="en-GB" w:bidi="ar-SA"/>
+                <w14:ligatures w14:val="none"/>
+              </w:rPr>
+            </w:pPr>
+            <w:r>
+              <w:rPr>
+                <w:rFonts w:ascii="Times New Roman" w:eastAsia="Times New Roman" w:hAnsi="Times New Roman" w:cs="Times New Roman"/>
+                <w:kern w:val="0"/>
+                <w:sz w:val="24"/>
+                <w:szCs w:val="24"/>
+                <w:lang w:val="en-GB" w:eastAsia="en-GB" w:bidi="ar-SA"/>
+                <w14:ligatures w14:val="none"/>
+              </w:rPr>
+              <w:t>Process Area</w:t>
+            </w:r>
+          </w:p>
+        </w:tc>
+        <w:tc>
+          <w:tcPr>
+            <w:tcW w:w="6480" w:type="dxa"/>
+            <w:hideMark/>
+          </w:tcPr>
+          <w:p>
+            <w:pPr>
+              <w:cnfStyle w:val="000000000000" w:firstRow="0" w:lastRow="0" w:firstColumn="0" w:lastColumn="0" w:oddVBand="0" w:evenVBand="0" w:oddHBand="0" w:evenHBand="0" w:firstRowFirstColumn="0" w:firstRowLastColumn="0" w:lastRowFirstColumn="0" w:lastRowLastColumn="0"/>
+              <w:rPr>
+                <w:rFonts w:ascii="Times New Roman" w:eastAsia="Times New Roman" w:hAnsi="Times New Roman" w:cs="Times New Roman"/>
+                <w:kern w:val="0"/>
+                <w:sz w:val="24"/>
+                <w:szCs w:val="24"/>
+                <w:lang w:val="en-GB" w:eastAsia="en-GB" w:bidi="ar-SA"/>
+                <w14:ligatures w14:val="none"/>
+              </w:rPr>
+            </w:pPr>
+            <w:r>
+              <w:rPr>
+                <w:rFonts w:ascii="Times New Roman" w:eastAsia="Times New Roman" w:hAnsi="Times New Roman" w:cs="Times New Roman"/>
+                <w:kern w:val="0"/>
+                <w:sz w:val="24"/>
+                <w:szCs w:val="24"/>
+                <w:lang w:val="en-GB" w:eastAsia="en-GB" w:bidi="ar-SA"/>
+                <w14:ligatures w14:val="none"/>
+              </w:rPr>
+              <w:t>Procurement &amp; Commercial</w:t>
+            </w:r>
+          </w:p>
+        </w:tc>
+      </w:tr>
+      <w:tr>
+        <w:trPr>
+          <w:cnfStyle w:val="000000100000" w:firstRow="0" w:lastRow="0" w:firstColumn="0" w:lastColumn="0" w:oddVBand="0" w:evenVBand="0" w:oddHBand="1" w:evenHBand="0" w:firstRowFirstColumn="0" w:firstRowLastColumn="0" w:lastRowFirstColumn="0" w:lastRowLastColumn="0"/>
+        </w:trPr>
+        <w:tc>
+          <w:tcPr>
+            <w:cnfStyle w:val="001000000000" w:firstRow="0" w:lastRow="0" w:firstColumn="1" w:lastColumn="0" w:oddVBand="0" w:evenVBand="0" w:oddHBand="0" w:evenHBand="0" w:firstRowFirstColumn="0" w:firstRowLastColumn="0" w:lastRowFirstColumn="0" w:lastRowLastColumn="0"/>
+            <w:tcW w:w="2605" w:type="dxa"/>
+            <w:hideMark/>
+          </w:tcPr>
+          <w:p>
+            <w:pPr>
+              <w:rPr>
+                <w:rFonts w:ascii="Times New Roman" w:eastAsia="Times New Roman" w:hAnsi="Times New Roman" w:cs="Times New Roman"/>
+                <w:kern w:val="0"/>
+                <w:sz w:val="24"/>
+                <w:szCs w:val="24"/>
+                <w:lang w:val="en-GB" w:eastAsia="en-GB" w:bidi="ar-SA"/>
+                <w14:ligatures w14:val="none"/>
+              </w:rPr>
+            </w:pPr>
+            <w:r>
+              <w:rPr>
+                <w:rFonts w:ascii="Times New Roman" w:eastAsia="Times New Roman" w:hAnsi="Times New Roman" w:cs="Times New Roman"/>
+                <w:kern w:val="0"/>
+                <w:sz w:val="24"/>
+                <w:szCs w:val="24"/>
+                <w:lang w:val="en-GB" w:eastAsia="en-GB" w:bidi="ar-SA"/>
+                <w14:ligatures w14:val="none"/>
+              </w:rPr>
+              <w:t>Document Type</w:t>
+            </w:r>
+          </w:p>
+        </w:tc>
+        <w:tc>
+          <w:tcPr>
+            <w:tcW w:w="6480" w:type="dxa"/>
+            <w:hideMark/>
+          </w:tcPr>
+          <w:p>
+            <w:pPr>
+              <w:cnfStyle w:val="000000100000" w:firstRow="0" w:lastRow="0" w:firstColumn="0" w:lastColumn="0" w:oddVBand="0" w:evenVBand="0" w:oddHBand="1" w:evenHBand="0" w:firstRowFirstColumn="0" w:firstRowLastColumn="0" w:lastRowFirstColumn="0" w:lastRowLastColumn="0"/>
+              <w:rPr>
+                <w:rFonts w:ascii="Times New Roman" w:eastAsia="Times New Roman" w:hAnsi="Times New Roman" w:cs="Times New Roman"/>
+                <w:kern w:val="0"/>
+                <w:sz w:val="24"/>
+                <w:szCs w:val="24"/>
+                <w:lang w:val="en-GB" w:eastAsia="en-GB" w:bidi="ar-SA"/>
+                <w14:ligatures w14:val="none"/>
+              </w:rPr>
+            </w:pPr>
+            <w:r>
+              <w:rPr>
+                <w:rFonts w:ascii="Times New Roman" w:eastAsia="Times New Roman" w:hAnsi="Times New Roman" w:cs="Times New Roman"/>
+                <w:kern w:val="0"/>
+                <w:sz w:val="24"/>
+                <w:szCs w:val="24"/>
+                <w:lang w:val="en-GB" w:eastAsia="en-GB" w:bidi="ar-SA"/>
+                <w14:ligatures w14:val="none"/>
+              </w:rPr>
+              <w:t>Procedure</w:t>
+            </w:r>
+          </w:p>
+        </w:tc>
+      </w:tr>
+      <w:tr>
+        <w:tc>
+          <w:tcPr>
+            <w:cnfStyle w:val="001000000000" w:firstRow="0" w:lastRow="0" w:firstColumn="1" w:lastColumn="0" w:oddVBand="0" w:evenVBand="0" w:oddHBand="0" w:evenHBand="0" w:firstRowFirstColumn="0" w:firstRowLastColumn="0" w:lastRowFirstColumn="0" w:lastRowLastColumn="0"/>
+            <w:tcW w:w="2605" w:type="dxa"/>
+            <w:hideMark/>
+          </w:tcPr>
+          <w:p>
+            <w:pPr>
+              <w:rPr>
+                <w:rFonts w:ascii="Times New Roman" w:eastAsia="Times New Roman" w:hAnsi="Times New Roman" w:cs="Times New Roman"/>
+                <w:kern w:val="0"/>
+                <w:sz w:val="24"/>
+                <w:szCs w:val="24"/>
+                <w:lang w:val="en-GB" w:eastAsia="en-GB" w:bidi="ar-SA"/>
+                <w14:ligatures w14:val="none"/>
+              </w:rPr>
+            </w:pPr>
+            <w:r>
+              <w:rPr>
+                <w:rFonts w:ascii="Times New Roman" w:eastAsia="Times New Roman" w:hAnsi="Times New Roman" w:cs="Times New Roman"/>
+                <w:kern w:val="0"/>
+                <w:sz w:val="24"/>
+                <w:szCs w:val="24"/>
+                <w:lang w:val="en-GB" w:eastAsia="en-GB" w:bidi="ar-SA"/>
+                <w14:ligatures w14:val="none"/>
+              </w:rPr>
+              <w:t>Version</w:t>
+            </w:r>
+          </w:p>
+        </w:tc>
+        <w:tc>
+          <w:tcPr>
+            <w:tcW w:w="6480" w:type="dxa"/>
+            <w:hideMark/>
+          </w:tcPr>
+          <w:p>
+            <w:pPr>
+              <w:cnfStyle w:val="000000000000" w:firstRow="0" w:lastRow="0" w:firstColumn="0" w:lastColumn="0" w:oddVBand="0" w:evenVBand="0" w:oddHBand="0" w:evenHBand="0" w:firstRowFirstColumn="0" w:firstRowLastColumn="0" w:lastRowFirstColumn="0" w:lastRowLastColumn="0"/>
+              <w:rPr>
+                <w:rFonts w:ascii="Times New Roman" w:eastAsia="Times New Roman" w:hAnsi="Times New Roman" w:cs="Times New Roman"/>
+                <w:kern w:val="0"/>
+                <w:sz w:val="24"/>
+                <w:szCs w:val="24"/>
+                <w:lang w:val="en-GB" w:eastAsia="en-GB" w:bidi="ar-SA"/>
+                <w14:ligatures w14:val="none"/>
+              </w:rPr>
+            </w:pPr>
+            <w:r>
+              <w:rPr>
+                <w:rFonts w:ascii="Times New Roman" w:eastAsia="Times New Roman" w:hAnsi="Times New Roman" w:cs="Times New Roman"/>
+                <w:kern w:val="0"/>
+                <w:sz w:val="24"/>
+                <w:szCs w:val="24"/>
+                <w:lang w:val="en-GB" w:eastAsia="en-GB" w:bidi="ar-SA"/>
+                <w14:ligatures w14:val="none"/>
+              </w:rPr>
+              <w:t>1.0</w:t>
+            </w:r>
+          </w:p>
+        </w:tc>
+      </w:tr>
+      <w:tr>
+        <w:trPr>
+          <w:cnfStyle w:val="000000100000" w:firstRow="0" w:lastRow="0" w:firstColumn="0" w:lastColumn="0" w:oddVBand="0" w:evenVBand="0" w:oddHBand="1" w:evenHBand="0" w:firstRowFirstColumn="0" w:firstRowLastColumn="0" w:lastRowFirstColumn="0" w:lastRowLastColumn="0"/>
+        </w:trPr>
+        <w:tc>
+          <w:tcPr>
+            <w:cnfStyle w:val="001000000000" w:firstRow="0" w:lastRow="0" w:firstColumn="1" w:lastColumn="0" w:oddVBand="0" w:evenVBand="0" w:oddHBand="0" w:evenHBand="0" w:firstRowFirstColumn="0" w:firstRowLastColumn="0" w:lastRowFirstColumn="0" w:lastRowLastColumn="0"/>
+            <w:tcW w:w="2605" w:type="dxa"/>
+            <w:hideMark/>
+          </w:tcPr>
+          <w:p>
+            <w:pPr>
+              <w:rPr>
+                <w:rFonts w:ascii="Times New Roman" w:eastAsia="Times New Roman" w:hAnsi="Times New Roman" w:cs="Times New Roman"/>
+                <w:kern w:val="0"/>
+                <w:sz w:val="24"/>
+                <w:szCs w:val="24"/>
+                <w:lang w:val="en-GB" w:eastAsia="en-GB" w:bidi="ar-SA"/>
+                <w14:ligatures w14:val="none"/>
+              </w:rPr>
+            </w:pPr>
+            <w:r>
+              <w:rPr>
+                <w:rFonts w:ascii="Times New Roman" w:eastAsia="Times New Roman" w:hAnsi="Times New Roman" w:cs="Times New Roman"/>
+                <w:kern w:val="0"/>
+                <w:sz w:val="24"/>
+                <w:szCs w:val="24"/>
+                <w:lang w:val="en-GB" w:eastAsia="en-GB" w:bidi="ar-SA"/>
+                <w14:ligatures w14:val="none"/>
+              </w:rPr>
+              <w:t>Effective Date</w:t>
+            </w:r>
+          </w:p>
+        </w:tc>
+        <w:tc>
+          <w:tcPr>
+            <w:tcW w:w="6480" w:type="dxa"/>
+            <w:hideMark/>
+          </w:tcPr>
+          <w:p>
+            <w:pPr>
+              <w:cnfStyle w:val="000000100000" w:firstRow="0" w:lastRow="0" w:firstColumn="0" w:lastColumn="0" w:oddVBand="0" w:evenVBand="0" w:oddHBand="1" w:evenHBand="0" w:firstRowFirstColumn="0" w:firstRowLastColumn="0" w:lastRowFirstColumn="0" w:lastRowLastColumn="0"/>
+              <w:rPr>
+                <w:rFonts w:ascii="Times New Roman" w:eastAsia="Times New Roman" w:hAnsi="Times New Roman" w:cs="Times New Roman"/>
+                <w:kern w:val="0"/>
+                <w:sz w:val="24"/>
+                <w:szCs w:val="24"/>
+                <w:lang w:val="en-GB" w:eastAsia="en-GB" w:bidi="ar-SA"/>
+                <w14:ligatures w14:val="none"/>
+              </w:rPr>
+            </w:pPr>
+            <w:r>
+              <w:rPr>
+                <w:rFonts w:ascii="Times New Roman" w:eastAsia="Times New Roman" w:hAnsi="Times New Roman" w:cs="Times New Roman"/>
+                <w:kern w:val="0"/>
+                <w:sz w:val="24"/>
+                <w:szCs w:val="24"/>
+                <w:lang w:val="en-GB" w:eastAsia="en-GB" w:bidi="ar-SA"/>
+                <w14:ligatures w14:val="none"/>
+              </w:rPr>
+              <w:t>01 Jan 2026</w:t>
+            </w:r>
+          </w:p>
+        </w:tc>
+      </w:tr>
+      <w:tr>
+        <w:tc>
+          <w:tcPr>
+            <w:cnfStyle w:val="001000000000" w:firstRow="0" w:lastRow="0" w:firstColumn="1" w:lastColumn="0" w:oddVBand="0" w:evenVBand="0" w:oddHBand="0" w:evenHBand="0" w:firstRowFirstColumn="0" w:firstRowLastColumn="0" w:lastRowFirstColumn="0" w:lastRowLastColumn="0"/>
+            <w:tcW w:w="2605" w:type="dxa"/>
+            <w:hideMark/>
+          </w:tcPr>
+          <w:p>
+            <w:pPr>
+              <w:rPr>
+                <w:rFonts w:ascii="Times New Roman" w:eastAsia="Times New Roman" w:hAnsi="Times New Roman" w:cs="Times New Roman"/>
+                <w:kern w:val="0"/>
+                <w:sz w:val="24"/>
+                <w:szCs w:val="24"/>
+                <w:lang w:val="en-GB" w:eastAsia="en-GB" w:bidi="ar-SA"/>
+                <w14:ligatures w14:val="none"/>
+              </w:rPr>
+            </w:pPr>
+            <w:r>
+              <w:rPr>
+                <w:rFonts w:ascii="Times New Roman" w:eastAsia="Times New Roman" w:hAnsi="Times New Roman" w:cs="Times New Roman"/>
+                <w:kern w:val="0"/>
+                <w:sz w:val="24"/>
+                <w:szCs w:val="24"/>
+                <w:lang w:val="en-GB" w:eastAsia="en-GB" w:bidi="ar-SA"/>
+                <w14:ligatures w14:val="none"/>
+              </w:rPr>
+              <w:t>Review Cycle</w:t>
+            </w:r>
+          </w:p>
+        </w:tc>
+        <w:tc>
+          <w:tcPr>
+            <w:tcW w:w="6480" w:type="dxa"/>
+            <w:hideMark/>
+          </w:tcPr>
+          <w:p>
+            <w:pPr>
+              <w:cnfStyle w:val="000000000000" w:firstRow="0" w:lastRow="0" w:firstColumn="0" w:lastColumn="0" w:oddVBand="0" w:evenVBand="0" w:oddHBand="0" w:evenHBand="0" w:firstRowFirstColumn="0" w:firstRowLastColumn="0" w:lastRowFirstColumn="0" w:lastRowLastColumn="0"/>
+              <w:rPr>
+                <w:rFonts w:ascii="Times New Roman" w:eastAsia="Times New Roman" w:hAnsi="Times New Roman" w:cs="Times New Roman"/>
+                <w:kern w:val="0"/>
+                <w:sz w:val="24"/>
+                <w:szCs w:val="24"/>
+                <w:lang w:val="en-GB" w:eastAsia="en-GB" w:bidi="ar-SA"/>
+                <w14:ligatures w14:val="none"/>
+              </w:rPr>
+            </w:pPr>
+            <w:r>
+              <w:rPr>
+                <w:rFonts w:ascii="Times New Roman" w:eastAsia="Times New Roman" w:hAnsi="Times New Roman" w:cs="Times New Roman"/>
+                <w:kern w:val="0"/>
+                <w:sz w:val="24"/>
+                <w:szCs w:val="24"/>
+                <w:lang w:val="en-GB" w:eastAsia="en-GB" w:bidi="ar-SA"/>
+                <w14:ligatures w14:val="none"/>
+              </w:rPr>
+              <w:t>Annual</w:t>
+            </w:r>
+          </w:p>
+        </w:tc>
+      </w:tr>
+      <w:tr>
+        <w:trPr>
+          <w:cnfStyle w:val="000000100000" w:firstRow="0" w:lastRow="0" w:firstColumn="0" w:lastColumn="0" w:oddVBand="0" w:evenVBand="0" w:oddHBand="1" w:evenHBand="0" w:firstRowFirstColumn="0" w:firstRowLastColumn="0" w:lastRowFirstColumn="0" w:lastRowLastColumn="0"/>
+        </w:trPr>
+        <w:tc>
+          <w:tcPr>
+            <w:cnfStyle w:val="001000000000" w:firstRow="0" w:lastRow="0" w:firstColumn="1" w:lastColumn="0" w:oddVBand="0" w:evenVBand="0" w:oddHBand="0" w:evenHBand="0" w:firstRowFirstColumn="0" w:firstRowLastColumn="0" w:lastRowFirstColumn="0" w:lastRowLastColumn="0"/>
+            <w:tcW w:w="2605" w:type="dxa"/>
+            <w:hideMark/>
+          </w:tcPr>
+          <w:p>
+            <w:pPr>
+              <w:rPr>
+                <w:rFonts w:ascii="Times New Roman" w:eastAsia="Times New Roman" w:hAnsi="Times New Roman" w:cs="Times New Roman"/>
+                <w:kern w:val="0"/>
+                <w:sz w:val="24"/>
+                <w:szCs w:val="24"/>
+                <w:lang w:val="en-GB" w:eastAsia="en-GB" w:bidi="ar-SA"/>
+                <w14:ligatures w14:val="none"/>
+              </w:rPr>
+            </w:pPr>
+            <w:r>
+              <w:rPr>
+                <w:rFonts w:ascii="Times New Roman" w:eastAsia="Times New Roman" w:hAnsi="Times New Roman" w:cs="Times New Roman"/>
+                <w:kern w:val="0"/>
+                <w:sz w:val="24"/>
+                <w:szCs w:val="24"/>
+                <w:lang w:val="en-GB" w:eastAsia="en-GB" w:bidi="ar-SA"/>
+                <w14:ligatures w14:val="none"/>
+              </w:rPr>
+              <w:t>Owner</w:t>
+            </w:r>
+          </w:p>
+        </w:tc>
+        <w:tc>
+          <w:tcPr>
+            <w:tcW w:w="6480" w:type="dxa"/>
+            <w:hideMark/>
+          </w:tcPr>
+          <w:p>
+            <w:pPr>
+              <w:cnfStyle w:val="000000100000" w:firstRow="0" w:lastRow="0" w:firstColumn="0" w:lastColumn="0" w:oddVBand="0" w:evenVBand="0" w:oddHBand="1" w:evenHBand="0" w:firstRowFirstColumn="0" w:firstRowLastColumn="0" w:lastRowFirstColumn="0" w:lastRowLastColumn="0"/>
+              <w:rPr>
+                <w:rFonts w:ascii="Times New Roman" w:eastAsia="Times New Roman" w:hAnsi="Times New Roman" w:cs="Times New Roman"/>
+                <w:kern w:val="0"/>
+                <w:sz w:val="24"/>
+                <w:szCs w:val="24"/>
+                <w:lang w:val="en-GB" w:eastAsia="en-GB" w:bidi="ar-SA"/>
+                <w14:ligatures w14:val="none"/>
+              </w:rPr>
+            </w:pPr>
+            <w:r>
+              <w:rPr>
+                <w:rFonts w:ascii="Times New Roman" w:eastAsia="Times New Roman" w:hAnsi="Times New Roman" w:cs="Times New Roman"/>
+                <w:kern w:val="0"/>
+                <w:sz w:val="24"/>
+                <w:szCs w:val="24"/>
+                <w:lang w:val="en-GB" w:eastAsia="en-GB" w:bidi="ar-SA"/>
+                <w14:ligatures w14:val="none"/>
+              </w:rPr>
+              <w:t>Head of Procurement</w:t>
+            </w:r>
+          </w:p>
+        </w:tc>
+      </w:tr>
+      <w:tr>
+        <w:tc>
+          <w:tcPr>
+            <w:cnfStyle w:val="001000000000" w:firstRow="0" w:lastRow="0" w:firstColumn="1" w:lastColumn="0" w:oddVBand="0" w:evenVBand="0" w:oddHBand="0" w:evenHBand="0" w:firstRowFirstColumn="0" w:firstRowLastColumn="0" w:lastRowFirstColumn="0" w:lastRowLastColumn="0"/>
+            <w:tcW w:w="2605" w:type="dxa"/>
+            <w:hideMark/>
+          </w:tcPr>
+          <w:p>
+            <w:pPr>
+              <w:rPr>
+                <w:rFonts w:ascii="Times New Roman" w:eastAsia="Times New Roman" w:hAnsi="Times New Roman" w:cs="Times New Roman"/>
+                <w:kern w:val="0"/>
+                <w:sz w:val="24"/>
+                <w:szCs w:val="24"/>
+                <w:lang w:val="en-GB" w:eastAsia="en-GB" w:bidi="ar-SA"/>
+                <w14:ligatures w14:val="none"/>
+              </w:rPr>
+            </w:pPr>
+            <w:r>
+              <w:rPr>
+                <w:rFonts w:ascii="Times New Roman" w:eastAsia="Times New Roman" w:hAnsi="Times New Roman" w:cs="Times New Roman"/>
+                <w:kern w:val="0"/>
+                <w:sz w:val="24"/>
+                <w:szCs w:val="24"/>
+                <w:lang w:val="en-GB" w:eastAsia="en-GB" w:bidi="ar-SA"/>
+                <w14:ligatures w14:val="none"/>
+              </w:rPr>
+              <w:t>Approved By</w:t>
+            </w:r>
+          </w:p>
+        </w:tc>
+        <w:tc>
+          <w:tcPr>
+            <w:tcW w:w="6480" w:type="dxa"/>
+            <w:hideMark/>
+          </w:tcPr>
+          <w:p>
+            <w:pPr>
+              <w:cnfStyle w:val="000000000000" w:firstRow="0" w:lastRow="0" w:firstColumn="0" w:lastColumn="0" w:oddVBand="0" w:evenVBand="0" w:oddHBand="0" w:evenHBand="0" w:firstRowFirstColumn="0" w:firstRowLastColumn="0" w:lastRowFirstColumn="0" w:lastRowLastColumn="0"/>
+              <w:rPr>
+                <w:rFonts w:ascii="Times New Roman" w:eastAsia="Times New Roman" w:hAnsi="Times New Roman" w:cs="Times New Roman"/>
+                <w:kern w:val="0"/>
+                <w:sz w:val="24"/>
+                <w:szCs w:val="24"/>
+                <w:lang w:val="en-GB" w:eastAsia="en-GB" w:bidi="ar-SA"/>
+                <w14:ligatures w14:val="none"/>
+              </w:rPr>
+            </w:pPr>
+            <w:r>
+              <w:rPr>
+                <w:rFonts w:ascii="Times New Roman" w:eastAsia="Times New Roman" w:hAnsi="Times New Roman" w:cs="Times New Roman"/>
+                <w:kern w:val="0"/>
+                <w:sz w:val="24"/>
+                <w:szCs w:val="24"/>
+                <w:lang w:val="en-GB" w:eastAsia="en-GB" w:bidi="ar-SA"/>
+                <w14:ligatures w14:val="none"/>
+              </w:rPr>
+              <w:t>CEO / Board</w:t>
+            </w:r>
+          </w:p>
+        </w:tc>
+      </w:tr>
+      <w:tr>
+        <w:trPr>
+          <w:cnfStyle w:val="000000100000" w:firstRow="0" w:lastRow="0" w:firstColumn="0" w:lastColumn="0" w:oddVBand="0" w:evenVBand="0" w:oddHBand="1" w:evenHBand="0" w:firstRowFirstColumn="0" w:firstRowLastColumn="0" w:lastRowFirstColumn="0" w:lastRowLastColumn="0"/>
+        </w:trPr>
+        <w:tc>
+          <w:tcPr>
+            <w:cnfStyle w:val="001000000000" w:firstRow="0" w:lastRow="0" w:firstColumn="1" w:lastColumn="0" w:oddVBand="0" w:evenVBand="0" w:oddHBand="0" w:evenHBand="0" w:firstRowFirstColumn="0" w:firstRowLastColumn="0" w:lastRowFirstColumn="0" w:lastRowLastColumn="0"/>
+            <w:tcW w:w="2605" w:type="dxa"/>
+            <w:hideMark/>
+          </w:tcPr>
+          <w:p>
+            <w:pPr>
+              <w:rPr>
+                <w:rFonts w:ascii="Times New Roman" w:eastAsia="Times New Roman" w:hAnsi="Times New Roman" w:cs="Times New Roman"/>
+                <w:kern w:val="0"/>
+                <w:sz w:val="24"/>
+                <w:szCs w:val="24"/>
+                <w:lang w:val="en-GB" w:eastAsia="en-GB" w:bidi="ar-SA"/>
+                <w14:ligatures w14:val="none"/>
+              </w:rPr>
+            </w:pPr>
+            <w:r>
+              <w:rPr>
+                <w:rFonts w:ascii="Times New Roman" w:eastAsia="Times New Roman" w:hAnsi="Times New Roman" w:cs="Times New Roman"/>
+                <w:kern w:val="0"/>
+                <w:sz w:val="24"/>
+                <w:szCs w:val="24"/>
+                <w:lang w:val="en-GB" w:eastAsia="en-GB" w:bidi="ar-SA"/>
+                <w14:ligatures w14:val="none"/>
+              </w:rPr>
+              <w:t>Prepared By</w:t>
+            </w:r>
+          </w:p>
+        </w:tc>
+        <w:tc>
+          <w:tcPr>
+            <w:tcW w:w="6480" w:type="dxa"/>
+            <w:hideMark/>
+          </w:tcPr>
+          <w:p>
+            <w:pPr>
+              <w:cnfStyle w:val="000000100000" w:firstRow="0" w:lastRow="0" w:firstColumn="0" w:lastColumn="0" w:oddVBand="0" w:evenVBand="0" w:oddHBand="1" w:evenHBand="0" w:firstRowFirstColumn="0" w:firstRowLastColumn="0" w:lastRowFirstColumn="0" w:lastRowLastColumn="0"/>
+              <w:rPr>
+                <w:rFonts w:ascii="Times New Roman" w:eastAsia="Times New Roman" w:hAnsi="Times New Roman" w:cs="Times New Roman"/>
+                <w:kern w:val="0"/>
+                <w:sz w:val="24"/>
+                <w:szCs w:val="24"/>
+                <w:lang w:val="en-GB" w:eastAsia="en-GB" w:bidi="ar-SA"/>
+                <w14:ligatures w14:val="none"/>
+              </w:rPr>
+            </w:pPr>
+            <w:r>
+              <w:rPr>
+                <w:rFonts w:ascii="Times New Roman" w:eastAsia="Times New Roman" w:hAnsi="Times New Roman" w:cs="Times New Roman"/>
+                <w:kern w:val="0"/>
+                <w:sz w:val="24"/>
+                <w:szCs w:val="24"/>
+                <w:lang w:val="en-GB" w:eastAsia="en-GB" w:bidi="ar-SA"/>
+                <w14:ligatures w14:val="none"/>
+              </w:rPr>
+              <w:t>Governance Office</w:t>
+            </w:r>
+          </w:p>
+        </w:tc>
+      </w:tr>
+      <w:tr>
+        <w:tc>
+          <w:tcPr>
+            <w:cnfStyle w:val="001000000000" w:firstRow="0" w:lastRow="0" w:firstColumn="1" w:lastColumn="0" w:oddVBand="0" w:evenVBand="0" w:oddHBand="0" w:evenHBand="0" w:firstRowFirstColumn="0" w:firstRowLastColumn="0" w:lastRowFirstColumn="0" w:lastRowLastColumn="0"/>
+            <w:tcW w:w="2605" w:type="dxa"/>
+            <w:hideMark/>
+          </w:tcPr>
+          <w:p>
+            <w:pPr>
+              <w:rPr>
+                <w:rFonts w:ascii="Times New Roman" w:eastAsia="Times New Roman" w:hAnsi="Times New Roman" w:cs="Times New Roman"/>
+                <w:kern w:val="0"/>
+                <w:sz w:val="24"/>
+                <w:szCs w:val="24"/>
+                <w:lang w:val="en-GB" w:eastAsia="en-GB" w:bidi="ar-SA"/>
+                <w14:ligatures w14:val="none"/>
+              </w:rPr>
+            </w:pPr>
+            <w:r>
+              <w:rPr>
+                <w:rFonts w:ascii="Times New Roman" w:eastAsia="Times New Roman" w:hAnsi="Times New Roman" w:cs="Times New Roman"/>
+                <w:kern w:val="0"/>
+                <w:sz w:val="24"/>
+                <w:szCs w:val="24"/>
+                <w:lang w:val="en-GB" w:eastAsia="en-GB" w:bidi="ar-SA"/>
+                <w14:ligatures w14:val="none"/>
+              </w:rPr>
+              <w:t>Classification</w:t>
+            </w:r>
+          </w:p>
+        </w:tc>
+        <w:tc>
+          <w:tcPr>
+            <w:tcW w:w="6480" w:type="dxa"/>
+            <w:hideMark/>
+          </w:tcPr>
+          <w:p>
+            <w:pPr>
+              <w:cnfStyle w:val="000000000000" w:firstRow="0" w:lastRow="0" w:firstColumn="0" w:lastColumn="0" w:oddVBand="0" w:evenVBand="0" w:oddHBand="0" w:evenHBand="0" w:firstRowFirstColumn="0" w:firstRowLastColumn="0" w:lastRowFirstColumn="0" w:lastRowLastColumn="0"/>
+              <w:rPr>
+                <w:rFonts w:ascii="Times New Roman" w:eastAsia="Times New Roman" w:hAnsi="Times New Roman" w:cs="Times New Roman"/>
+                <w:kern w:val="0"/>
+                <w:sz w:val="24"/>
+                <w:szCs w:val="24"/>
+                <w:lang w:val="en-GB" w:eastAsia="en-GB" w:bidi="ar-SA"/>
+                <w14:ligatures w14:val="none"/>
+              </w:rPr>
+            </w:pPr>
+            <w:r>
+              <w:rPr>
+                <w:rFonts w:ascii="Times New Roman" w:eastAsia="Times New Roman" w:hAnsi="Times New Roman" w:cs="Times New Roman"/>
+                <w:kern w:val="0"/>
+                <w:sz w:val="24"/>
+                <w:szCs w:val="24"/>
+                <w:lang w:val="en-GB" w:eastAsia="en-GB" w:bidi="ar-SA"/>
+                <w14:ligatures w14:val="none"/>
+              </w:rPr>
+              <w:t>Internal</w:t>
+            </w:r>
+          </w:p>
+        </w:tc>
+      </w:tr>
+      <w:tr>
+        <w:trPr>
+          <w:cnfStyle w:val="000000100000" w:firstRow="0" w:lastRow="0" w:firstColumn="0" w:lastColumn="0" w:oddVBand="0" w:evenVBand="0" w:oddHBand="1" w:evenHBand="0" w:firstRowFirstColumn="0" w:firstRowLastColumn="0" w:lastRowFirstColumn="0" w:lastRowLastColumn="0"/>
+        </w:trPr>
+        <w:tc>
+          <w:tcPr>
+            <w:cnfStyle w:val="001000000000" w:firstRow="0" w:lastRow="0" w:firstColumn="1" w:lastColumn="0" w:oddVBand="0" w:evenVBand="0" w:oddHBand="0" w:evenHBand="0" w:firstRowFirstColumn="0" w:firstRowLastColumn="0" w:lastRowFirstColumn="0" w:lastRowLastColumn="0"/>
+            <w:tcW w:w="2605" w:type="dxa"/>
+            <w:hideMark/>
+          </w:tcPr>
+          <w:p>
+            <w:pPr>
+              <w:rPr>
+                <w:rFonts w:ascii="Times New Roman" w:eastAsia="Times New Roman" w:hAnsi="Times New Roman" w:cs="Times New Roman"/>
+                <w:kern w:val="0"/>
+                <w:sz w:val="24"/>
+                <w:szCs w:val="24"/>
+                <w:lang w:val="en-GB" w:eastAsia="en-GB" w:bidi="ar-SA"/>
+                <w14:ligatures w14:val="none"/>
+              </w:rPr>
+            </w:pPr>
+            <w:r>
+              <w:rPr>
+                <w:rFonts w:ascii="Times New Roman" w:eastAsia="Times New Roman" w:hAnsi="Times New Roman" w:cs="Times New Roman"/>
+                <w:kern w:val="0"/>
+                <w:sz w:val="24"/>
+                <w:szCs w:val="24"/>
+                <w:lang w:val="en-GB" w:eastAsia="en-GB" w:bidi="ar-SA"/>
+                <w14:ligatures w14:val="none"/>
+              </w:rPr>
+              <w:t>Next Review</w:t>
+            </w:r>
+          </w:p>
+        </w:tc>
+        <w:tc>
+          <w:tcPr>
+            <w:tcW w:w="6480" w:type="dxa"/>
+            <w:hideMark/>
+          </w:tcPr>
+          <w:p>
+            <w:pPr>
+              <w:cnfStyle w:val="000000100000" w:firstRow="0" w:lastRow="0" w:firstColumn="0" w:lastColumn="0" w:oddVBand="0" w:evenVBand="0" w:oddHBand="1" w:evenHBand="0" w:firstRowFirstColumn="0" w:firstRowLastColumn="0" w:lastRowFirstColumn="0" w:lastRowLastColumn="0"/>
+              <w:rPr>
+                <w:rFonts w:ascii="Times New Roman" w:eastAsia="Times New Roman" w:hAnsi="Times New Roman" w:cs="Times New Roman"/>
+                <w:kern w:val="0"/>
+                <w:sz w:val="24"/>
+                <w:szCs w:val="24"/>
+                <w:lang w:val="en-GB" w:eastAsia="en-GB" w:bidi="ar-SA"/>
+                <w14:ligatures w14:val="none"/>
+              </w:rPr>
+            </w:pPr>
+            <w:r>
+              <w:rPr>
+                <w:rFonts w:ascii="Times New Roman" w:eastAsia="Times New Roman" w:hAnsi="Times New Roman" w:cs="Times New Roman"/>
+                <w:kern w:val="0"/>
+                <w:sz w:val="24"/>
+                <w:szCs w:val="24"/>
+                <w:lang w:val="en-GB" w:eastAsia="en-GB" w:bidi="ar-SA"/>
+                <w14:ligatures w14:val="none"/>
+              </w:rPr>
+              <w:t>Jan 2027</w:t>
+            </w:r>
+          </w:p>
+        </w:tc>
+      </w:tr>
+    </w:tbl>
+    <w:p>
+      <w:pPr>
+        <w:rPr>
+          <w:rFonts w:ascii="Times New Roman" w:eastAsia="Times New Roman" w:hAnsi="Times New Roman" w:cs="Times New Roman"/>
+          <w:kern w:val="0"/>
+          <w:sz w:val="24"/>
+          <w:szCs w:val="24"/>
+          <w:lang w:val="en-GB" w:eastAsia="en-GB" w:bidi="ar-SA"/>
+          <w14:ligatures w14:val="none"/>
+        </w:rPr>
+      </w:pPr>
+    </w:p>
+    <w:p>
+      <w:pPr>
+        <w:rPr>
+          <w:rFonts w:ascii="Times New Roman" w:eastAsia="Times New Roman" w:hAnsi="Times New Roman" w:cs="Times New Roman"/>
+          <w:b/>
+          <w:bCs/>
+          <w:kern w:val="0"/>
+          <w:sz w:val="27"/>
+          <w:szCs w:val="27"/>
+          <w:lang w:val="en-GB" w:eastAsia="en-GB" w:bidi="ar-SA"/>
+          <w14:ligatures w14:val="none"/>
+        </w:rPr>
+      </w:pPr>
+      <w:r>
+        <w:rPr>
+          <w:rFonts w:ascii="Times New Roman" w:eastAsia="Times New Roman" w:hAnsi="Times New Roman" w:cs="Times New Roman"/>
+          <w:b/>
+          <w:bCs/>
+          <w:kern w:val="0"/>
+          <w:sz w:val="27"/>
+          <w:szCs w:val="27"/>
+          <w:lang w:val="en-GB" w:eastAsia="en-GB" w:bidi="ar-SA"/>
+          <w14:ligatures w14:val="none"/>
+        </w:rPr>
+        <w:t>Revision History</w:t>
+      </w:r>
+    </w:p>
+    <w:tbl>
+      <w:tblPr>
+        <w:tblStyle w:val="PlainTable1"/>
+        <w:tblW w:w="9085" w:type="dxa"/>
+        <w:tblLook w:val="04A0" w:firstRow="1" w:lastRow="0" w:firstColumn="1" w:lastColumn="0" w:noHBand="0" w:noVBand="1"/>
+      </w:tblPr>
+      <w:tblGrid>
+        <w:gridCol w:w="1016"/>
+        <w:gridCol w:w="1376"/>
+        <w:gridCol w:w="2049"/>
+        <w:gridCol w:w="4644"/>
+      </w:tblGrid>
+      <w:tr>
+        <w:trPr>
+          <w:cnfStyle w:val="100000000000" w:firstRow="1" w:lastRow="0" w:firstColumn="0" w:lastColumn="0" w:oddVBand="0" w:evenVBand="0" w:oddHBand="0" w:evenHBand="0" w:firstRowFirstColumn="0" w:firstRowLastColumn="0" w:lastRowFirstColumn="0" w:lastRowLastColumn="0"/>
+        </w:trPr>
+        <w:tc>
+          <w:tcPr>
+            <w:cnfStyle w:val="001000000000" w:firstRow="0" w:lastRow="0" w:firstColumn="1" w:lastColumn="0" w:oddVBand="0" w:evenVBand="0" w:oddHBand="0" w:evenHBand="0" w:firstRowFirstColumn="0" w:firstRowLastColumn="0" w:lastRowFirstColumn="0" w:lastRowLastColumn="0"/>
+            <w:tcW w:w="0" w:type="auto"/>
+            <w:shd w:val="clear" w:color="auto" w:fill="0A2F41" w:themeFill="accent1" w:themeFillShade="80"/>
+            <w:hideMark/>
+          </w:tcPr>
+          <w:p>
+            <w:pPr>
+              <w:jc w:val="center"/>
+              <w:rPr>
+                <w:rFonts w:ascii="Times New Roman" w:eastAsia="Times New Roman" w:hAnsi="Times New Roman" w:cs="Times New Roman"/>
+                <w:kern w:val="0"/>
+                <w:sz w:val="24"/>
+                <w:szCs w:val="24"/>
+                <w:lang w:val="en-GB" w:eastAsia="en-GB" w:bidi="ar-SA"/>
+                <w14:ligatures w14:val="none"/>
+              </w:rPr>
+            </w:pPr>
+            <w:r>
+              <w:rPr>
+                <w:rFonts w:ascii="Times New Roman" w:eastAsia="Times New Roman" w:hAnsi="Times New Roman" w:cs="Times New Roman"/>
+                <w:kern w:val="0"/>
+                <w:sz w:val="24"/>
+                <w:szCs w:val="24"/>
+                <w:lang w:val="en-GB" w:eastAsia="en-GB" w:bidi="ar-SA"/>
+                <w14:ligatures w14:val="none"/>
+              </w:rPr>
+              <w:t>Version</w:t>
+            </w:r>
+          </w:p>
+        </w:tc>
+        <w:tc>
+          <w:tcPr>
+            <w:tcW w:w="0" w:type="auto"/>
+            <w:shd w:val="clear" w:color="auto" w:fill="0A2F41" w:themeFill="accent1" w:themeFillShade="80"/>
+            <w:hideMark/>
+          </w:tcPr>
+          <w:p>
+            <w:pPr>
+              <w:jc w:val="center"/>
+              <w:cnfStyle w:val="100000000000" w:firstRow="1" w:lastRow="0" w:firstColumn="0" w:lastColumn="0" w:oddVBand="0" w:evenVBand="0" w:oddHBand="0" w:evenHBand="0" w:firstRowFirstColumn="0" w:firstRowLastColumn="0" w:lastRowFirstColumn="0" w:lastRowLastColumn="0"/>
+              <w:rPr>
+                <w:rFonts w:ascii="Times New Roman" w:eastAsia="Times New Roman" w:hAnsi="Times New Roman" w:cs="Times New Roman"/>
+                <w:kern w:val="0"/>
+                <w:sz w:val="24"/>
+                <w:szCs w:val="24"/>
+                <w:lang w:val="en-GB" w:eastAsia="en-GB" w:bidi="ar-SA"/>
+                <w14:ligatures w14:val="none"/>
+              </w:rPr>
+            </w:pPr>
+            <w:r>
+              <w:rPr>
+                <w:rFonts w:ascii="Times New Roman" w:eastAsia="Times New Roman" w:hAnsi="Times New Roman" w:cs="Times New Roman"/>
+                <w:kern w:val="0"/>
+                <w:sz w:val="24"/>
+                <w:szCs w:val="24"/>
+                <w:lang w:val="en-GB" w:eastAsia="en-GB" w:bidi="ar-SA"/>
+                <w14:ligatures w14:val="none"/>
+              </w:rPr>
+              <w:t>Date</w:t>
+            </w:r>
+          </w:p>
+        </w:tc>
+        <w:tc>
+          <w:tcPr>
+            <w:tcW w:w="0" w:type="auto"/>
+            <w:shd w:val="clear" w:color="auto" w:fill="0A2F41" w:themeFill="accent1" w:themeFillShade="80"/>
+            <w:hideMark/>
+          </w:tcPr>
+          <w:p>
+            <w:pPr>
+              <w:jc w:val="center"/>
+              <w:cnfStyle w:val="100000000000" w:firstRow="1" w:lastRow="0" w:firstColumn="0" w:lastColumn="0" w:oddVBand="0" w:evenVBand="0" w:oddHBand="0" w:evenHBand="0" w:firstRowFirstColumn="0" w:firstRowLastColumn="0" w:lastRowFirstColumn="0" w:lastRowLastColumn="0"/>
+              <w:rPr>
+                <w:rFonts w:ascii="Times New Roman" w:eastAsia="Times New Roman" w:hAnsi="Times New Roman" w:cs="Times New Roman"/>
+                <w:kern w:val="0"/>
+                <w:sz w:val="24"/>
+                <w:szCs w:val="24"/>
+                <w:lang w:val="en-GB" w:eastAsia="en-GB" w:bidi="ar-SA"/>
+                <w14:ligatures w14:val="none"/>
+              </w:rPr>
+            </w:pPr>
+            <w:r>
+              <w:rPr>
+                <w:rFonts w:ascii="Times New Roman" w:eastAsia="Times New Roman" w:hAnsi="Times New Roman" w:cs="Times New Roman"/>
+                <w:kern w:val="0"/>
+                <w:sz w:val="24"/>
+                <w:szCs w:val="24"/>
+                <w:lang w:val="en-GB" w:eastAsia="en-GB" w:bidi="ar-SA"/>
+                <w14:ligatures w14:val="none"/>
+              </w:rPr>
+              <w:t>Author</w:t>
+            </w:r>
+          </w:p>
+        </w:tc>
+        <w:tc>
+          <w:tcPr>
+            <w:tcW w:w="4644" w:type="dxa"/>
+            <w:shd w:val="clear" w:color="auto" w:fill="0A2F41" w:themeFill="accent1" w:themeFillShade="80"/>
+            <w:hideMark/>
+          </w:tcPr>
+          <w:p>
+            <w:pPr>
+              <w:jc w:val="center"/>
+              <w:cnfStyle w:val="100000000000" w:firstRow="1" w:lastRow="0" w:firstColumn="0" w:lastColumn="0" w:oddVBand="0" w:evenVBand="0" w:oddHBand="0" w:evenHBand="0" w:firstRowFirstColumn="0" w:firstRowLastColumn="0" w:lastRowFirstColumn="0" w:lastRowLastColumn="0"/>
+              <w:rPr>
+                <w:rFonts w:ascii="Times New Roman" w:eastAsia="Times New Roman" w:hAnsi="Times New Roman" w:cs="Times New Roman"/>
+                <w:kern w:val="0"/>
+                <w:sz w:val="24"/>
+                <w:szCs w:val="24"/>
+                <w:lang w:val="en-GB" w:eastAsia="en-GB" w:bidi="ar-SA"/>
+                <w14:ligatures w14:val="none"/>
+              </w:rPr>
+            </w:pPr>
+            <w:r>
+              <w:rPr>
+                <w:rFonts w:ascii="Times New Roman" w:eastAsia="Times New Roman" w:hAnsi="Times New Roman" w:cs="Times New Roman"/>
+                <w:kern w:val="0"/>
+                <w:sz w:val="24"/>
+                <w:szCs w:val="24"/>
+                <w:lang w:val="en-GB" w:eastAsia="en-GB" w:bidi="ar-SA"/>
+                <w14:ligatures w14:val="none"/>
+              </w:rPr>
+              <w:t>Changes</w:t>
+            </w:r>
+          </w:p>
+        </w:tc>
+      </w:tr>
+      <w:tr>
+        <w:trPr>
+          <w:cnfStyle w:val="000000100000" w:firstRow="0" w:lastRow="0" w:firstColumn="0" w:lastColumn="0" w:oddVBand="0" w:evenVBand="0" w:oddHBand="1" w:evenHBand="0" w:firstRowFirstColumn="0" w:firstRowLastColumn="0" w:lastRowFirstColumn="0" w:lastRowLastColumn="0"/>
+        </w:trPr>
+        <w:tc>
+          <w:tcPr>
+            <w:cnfStyle w:val="001000000000" w:firstRow="0" w:lastRow="0" w:firstColumn="1" w:lastColumn="0" w:oddVBand="0" w:evenVBand="0" w:oddHBand="0" w:evenHBand="0" w:firstRowFirstColumn="0" w:firstRowLastColumn="0" w:lastRowFirstColumn="0" w:lastRowLastColumn="0"/>
+            <w:tcW w:w="0" w:type="auto"/>
+            <w:hideMark/>
+          </w:tcPr>
+          <w:p>
+            <w:pPr>
+              <w:rPr>
+                <w:rFonts w:ascii="Times New Roman" w:eastAsia="Times New Roman" w:hAnsi="Times New Roman" w:cs="Times New Roman"/>
+                <w:kern w:val="0"/>
+                <w:sz w:val="24"/>
+                <w:szCs w:val="24"/>
+                <w:lang w:val="en-GB" w:eastAsia="en-GB" w:bidi="ar-SA"/>
+                <w14:ligatures w14:val="none"/>
+              </w:rPr>
+            </w:pPr>
+            <w:r>
+              <w:rPr>
+                <w:rFonts w:ascii="Times New Roman" w:eastAsia="Times New Roman" w:hAnsi="Times New Roman" w:cs="Times New Roman"/>
+                <w:kern w:val="0"/>
+                <w:sz w:val="24"/>
+                <w:szCs w:val="24"/>
+                <w:lang w:val="en-GB" w:eastAsia="en-GB" w:bidi="ar-SA"/>
+                <w14:ligatures w14:val="none"/>
+              </w:rPr>
+              <w:t>1.0</w:t>
+            </w:r>
+          </w:p>
+        </w:tc>
+        <w:tc>
+          <w:tcPr>
+            <w:tcW w:w="0" w:type="auto"/>
+            <w:hideMark/>
+          </w:tcPr>
+          <w:p>
+            <w:pPr>
+              <w:cnfStyle w:val="000000100000" w:firstRow="0" w:lastRow="0" w:firstColumn="0" w:lastColumn="0" w:oddVBand="0" w:evenVBand="0" w:oddHBand="1" w:evenHBand="0" w:firstRowFirstColumn="0" w:firstRowLastColumn="0" w:lastRowFirstColumn="0" w:lastRowLastColumn="0"/>
+              <w:rPr>
+                <w:rFonts w:ascii="Times New Roman" w:eastAsia="Times New Roman" w:hAnsi="Times New Roman" w:cs="Times New Roman"/>
+                <w:kern w:val="0"/>
+                <w:sz w:val="24"/>
+                <w:szCs w:val="24"/>
+                <w:lang w:val="en-GB" w:eastAsia="en-GB" w:bidi="ar-SA"/>
+                <w14:ligatures w14:val="none"/>
+              </w:rPr>
+            </w:pPr>
+            <w:r>
+              <w:rPr>
+                <w:rFonts w:ascii="Times New Roman" w:eastAsia="Times New Roman" w:hAnsi="Times New Roman" w:cs="Times New Roman"/>
+                <w:kern w:val="0"/>
+                <w:sz w:val="24"/>
+                <w:szCs w:val="24"/>
+                <w:lang w:val="en-GB" w:eastAsia="en-GB" w:bidi="ar-SA"/>
+                <w14:ligatures w14:val="none"/>
+              </w:rPr>
+              <w:t>01 Jan 2026</w:t>
+            </w:r>
+          </w:p>
+        </w:tc>
+        <w:tc>
+          <w:tcPr>
+            <w:tcW w:w="0" w:type="auto"/>
+            <w:hideMark/>
+          </w:tcPr>
+          <w:p>
+            <w:pPr>
+              <w:cnfStyle w:val="000000100000" w:firstRow="0" w:lastRow="0" w:firstColumn="0" w:lastColumn="0" w:oddVBand="0" w:evenVBand="0" w:oddHBand="1" w:evenHBand="0" w:firstRowFirstColumn="0" w:firstRowLastColumn="0" w:lastRowFirstColumn="0" w:lastRowLastColumn="0"/>
+              <w:rPr>
+                <w:rFonts w:ascii="Times New Roman" w:eastAsia="Times New Roman" w:hAnsi="Times New Roman" w:cs="Times New Roman"/>
+                <w:kern w:val="0"/>
+                <w:sz w:val="24"/>
+                <w:szCs w:val="24"/>
+                <w:lang w:val="en-GB" w:eastAsia="en-GB" w:bidi="ar-SA"/>
+                <w14:ligatures w14:val="none"/>
+              </w:rPr>
+            </w:pPr>
+            <w:r>
+              <w:rPr>
+                <w:rFonts w:ascii="Times New Roman" w:eastAsia="Times New Roman" w:hAnsi="Times New Roman" w:cs="Times New Roman"/>
+                <w:kern w:val="0"/>
+                <w:sz w:val="24"/>
+                <w:szCs w:val="24"/>
+                <w:lang w:val="en-GB" w:eastAsia="en-GB" w:bidi="ar-SA"/>
+                <w14:ligatures w14:val="none"/>
+              </w:rPr>
+              <w:t>Governance Office</w:t>
+            </w:r>
+          </w:p>
+        </w:tc>
+        <w:tc>
+          <w:tcPr>
+            <w:tcW w:w="4644" w:type="dxa"/>
+            <w:hideMark/>
+          </w:tcPr>
+          <w:p>
+            <w:pPr>
+              <w:cnfStyle w:val="000000100000" w:firstRow="0" w:lastRow="0" w:firstColumn="0" w:lastColumn="0" w:oddVBand="0" w:evenVBand="0" w:oddHBand="1" w:evenHBand="0" w:firstRowFirstColumn="0" w:firstRowLastColumn="0" w:lastRowFirstColumn="0" w:lastRowLastColumn="0"/>
+              <w:rPr>
+                <w:rFonts w:ascii="Times New Roman" w:eastAsia="Times New Roman" w:hAnsi="Times New Roman" w:cs="Times New Roman"/>
+                <w:kern w:val="0"/>
+                <w:sz w:val="24"/>
+                <w:szCs w:val="24"/>
+                <w:lang w:val="en-GB" w:eastAsia="en-GB" w:bidi="ar-SA"/>
+                <w14:ligatures w14:val="none"/>
+              </w:rPr>
+            </w:pPr>
+            <w:r>
+              <w:rPr>
+                <w:rFonts w:ascii="Times New Roman" w:eastAsia="Times New Roman" w:hAnsi="Times New Roman" w:cs="Times New Roman"/>
+                <w:kern w:val="0"/>
+                <w:sz w:val="24"/>
+                <w:szCs w:val="24"/>
+                <w:lang w:val="en-GB" w:eastAsia="en-GB" w:bidi="ar-SA"/>
+                <w14:ligatures w14:val="none"/>
+              </w:rPr>
+              <w:t>Initial Issue</w:t>
+            </w:r>
+          </w:p>
+        </w:tc>
+      </w:tr>
+    </w:tbl>
+    <w:p>
+      <w:pPr>
+        <w:rPr>
+          <w:rFonts w:ascii="Times New Roman" w:eastAsia="Times New Roman" w:hAnsi="Times New Roman" w:cs="Times New Roman"/>
+          <w:b/>
+          <w:bCs/>
+          <w:kern w:val="0"/>
+          <w:sz w:val="27"/>
+          <w:szCs w:val="27"/>
+          <w:lang w:val="en-GB" w:eastAsia="en-GB" w:bidi="ar-SA"/>
+          <w14:ligatures w14:val="none"/>
+        </w:rPr>
+      </w:pPr>
+      <w:r>
+        <w:rPr>
+          <w:rFonts w:ascii="Times New Roman" w:eastAsia="Times New Roman" w:hAnsi="Times New Roman" w:cs="Times New Roman"/>
+          <w:b/>
+          <w:bCs/>
+          <w:kern w:val="0"/>
+          <w:sz w:val="27"/>
+          <w:szCs w:val="27"/>
+          <w:lang w:val="en-GB" w:eastAsia="en-GB" w:bidi="ar-SA"/>
+          <w14:ligatures w14:val="none"/>
+        </w:rPr>
+        <w:t>Distribution List</w:t>
+      </w:r>
+    </w:p>
+    <w:tbl>
+      <w:tblPr>
+        <w:tblStyle w:val="PlainTable1"/>
+        <w:tblW w:w="9085" w:type="dxa"/>
+        <w:tblLook w:val="04A0" w:firstRow="1" w:lastRow="0" w:firstColumn="1" w:lastColumn="0" w:noHBand="0" w:noVBand="1"/>
+      </w:tblPr>
+      <w:tblGrid>
+        <w:gridCol w:w="1563"/>
+        <w:gridCol w:w="7522"/>
+      </w:tblGrid>
+      <w:tr>
+        <w:trPr>
+          <w:cnfStyle w:val="100000000000" w:firstRow="1" w:lastRow="0" w:firstColumn="0" w:lastColumn="0" w:oddVBand="0" w:evenVBand="0" w:oddHBand="0" w:evenHBand="0" w:firstRowFirstColumn="0" w:firstRowLastColumn="0" w:lastRowFirstColumn="0" w:lastRowLastColumn="0"/>
+        </w:trPr>
+        <w:tc>
+          <w:tcPr>
+            <w:cnfStyle w:val="001000000000" w:firstRow="0" w:lastRow="0" w:firstColumn="1" w:lastColumn="0" w:oddVBand="0" w:evenVBand="0" w:oddHBand="0" w:evenHBand="0" w:firstRowFirstColumn="0" w:firstRowLastColumn="0" w:lastRowFirstColumn="0" w:lastRowLastColumn="0"/>
+            <w:tcW w:w="0" w:type="auto"/>
+            <w:shd w:val="clear" w:color="auto" w:fill="0A2F41" w:themeFill="accent1" w:themeFillShade="80"/>
+            <w:hideMark/>
+          </w:tcPr>
+          <w:p>
+            <w:pPr>
+              <w:jc w:val="center"/>
+              <w:rPr>
+                <w:rFonts w:ascii="Times New Roman" w:eastAsia="Times New Roman" w:hAnsi="Times New Roman" w:cs="Times New Roman"/>
+                <w:kern w:val="0"/>
+                <w:sz w:val="24"/>
+                <w:szCs w:val="24"/>
+                <w:lang w:val="en-GB" w:eastAsia="en-GB" w:bidi="ar-SA"/>
+                <w14:ligatures w14:val="none"/>
+              </w:rPr>
+            </w:pPr>
+            <w:r>
+              <w:rPr>
+                <w:rFonts w:ascii="Times New Roman" w:eastAsia="Times New Roman" w:hAnsi="Times New Roman" w:cs="Times New Roman"/>
+                <w:kern w:val="0"/>
+                <w:sz w:val="24"/>
+                <w:szCs w:val="24"/>
+                <w:lang w:val="en-GB" w:eastAsia="en-GB" w:bidi="ar-SA"/>
+                <w14:ligatures w14:val="none"/>
+              </w:rPr>
+              <w:t>Department</w:t>
+            </w:r>
+          </w:p>
+        </w:tc>
+        <w:tc>
+          <w:tcPr>
+            <w:tcW w:w="7522" w:type="dxa"/>
+            <w:shd w:val="clear" w:color="auto" w:fill="0A2F41" w:themeFill="accent1" w:themeFillShade="80"/>
+            <w:hideMark/>
+          </w:tcPr>
+          <w:p>
+            <w:pPr>
+              <w:jc w:val="center"/>
+              <w:cnfStyle w:val="100000000000" w:firstRow="1" w:lastRow="0" w:firstColumn="0" w:lastColumn="0" w:oddVBand="0" w:evenVBand="0" w:oddHBand="0" w:evenHBand="0" w:firstRowFirstColumn="0" w:firstRowLastColumn="0" w:lastRowFirstColumn="0" w:lastRowLastColumn="0"/>
+              <w:rPr>
+                <w:rFonts w:ascii="Times New Roman" w:eastAsia="Times New Roman" w:hAnsi="Times New Roman" w:cs="Times New Roman"/>
+                <w:kern w:val="0"/>
+                <w:sz w:val="24"/>
+                <w:szCs w:val="24"/>
+                <w:lang w:val="en-GB" w:eastAsia="en-GB" w:bidi="ar-SA"/>
+                <w14:ligatures w14:val="none"/>
+              </w:rPr>
+            </w:pPr>
+            <w:r>
+              <w:rPr>
+                <w:rFonts w:ascii="Times New Roman" w:eastAsia="Times New Roman" w:hAnsi="Times New Roman" w:cs="Times New Roman"/>
+                <w:kern w:val="0"/>
+                <w:sz w:val="24"/>
+                <w:szCs w:val="24"/>
+                <w:lang w:val="en-GB" w:eastAsia="en-GB" w:bidi="ar-SA"/>
+                <w14:ligatures w14:val="none"/>
+              </w:rPr>
+              <w:t>Access</w:t>
+            </w:r>
+          </w:p>
+        </w:tc>
+      </w:tr>
+      <w:tr>
+        <w:trPr>
+          <w:cnfStyle w:val="000000100000" w:firstRow="0" w:lastRow="0" w:firstColumn="0" w:lastColumn="0" w:oddVBand="0" w:evenVBand="0" w:oddHBand="1" w:evenHBand="0" w:firstRowFirstColumn="0" w:firstRowLastColumn="0" w:lastRowFirstColumn="0" w:lastRowLastColumn="0"/>
+        </w:trPr>
+        <w:tc>
+          <w:tcPr>
+            <w:cnfStyle w:val="001000000000" w:firstRow="0" w:lastRow="0" w:firstColumn="1" w:lastColumn="0" w:oddVBand="0" w:evenVBand="0" w:oddHBand="0" w:evenHBand="0" w:firstRowFirstColumn="0" w:firstRowLastColumn="0" w:lastRowFirstColumn="0" w:lastRowLastColumn="0"/>
+            <w:tcW w:w="0" w:type="auto"/>
+            <w:hideMark/>
+          </w:tcPr>
+          <w:p>
+            <w:pPr>
+              <w:rPr>
+                <w:rFonts w:ascii="Times New Roman" w:eastAsia="Times New Roman" w:hAnsi="Times New Roman" w:cs="Times New Roman"/>
+                <w:kern w:val="0"/>
+                <w:sz w:val="24"/>
+                <w:szCs w:val="24"/>
+                <w:lang w:val="en-GB" w:eastAsia="en-GB" w:bidi="ar-SA"/>
+                <w14:ligatures w14:val="none"/>
+              </w:rPr>
+            </w:pPr>
+            <w:r>
+              <w:rPr>
+                <w:rFonts w:ascii="Times New Roman" w:eastAsia="Times New Roman" w:hAnsi="Times New Roman" w:cs="Times New Roman"/>
+                <w:kern w:val="0"/>
+                <w:sz w:val="24"/>
+                <w:szCs w:val="24"/>
+                <w:lang w:val="en-GB" w:eastAsia="en-GB" w:bidi="ar-SA"/>
+                <w14:ligatures w14:val="none"/>
+              </w:rPr>
+              <w:t>Board</w:t>
+            </w:r>
+          </w:p>
+        </w:tc>
+        <w:tc>
+          <w:tcPr>
+            <w:tcW w:w="7522" w:type="dxa"/>
+            <w:hideMark/>
+          </w:tcPr>
+          <w:p>
+            <w:pPr>
+              <w:cnfStyle w:val="000000100000" w:firstRow="0" w:lastRow="0" w:firstColumn="0" w:lastColumn="0" w:oddVBand="0" w:evenVBand="0" w:oddHBand="1" w:evenHBand="0" w:firstRowFirstColumn="0" w:firstRowLastColumn="0" w:lastRowFirstColumn="0" w:lastRowLastColumn="0"/>
+              <w:rPr>
+                <w:rFonts w:ascii="Times New Roman" w:eastAsia="Times New Roman" w:hAnsi="Times New Roman" w:cs="Times New Roman"/>
+                <w:kern w:val="0"/>
+                <w:sz w:val="24"/>
+                <w:szCs w:val="24"/>
+                <w:lang w:val="en-GB" w:eastAsia="en-GB" w:bidi="ar-SA"/>
+                <w14:ligatures w14:val="none"/>
+              </w:rPr>
+            </w:pPr>
+            <w:r>
+              <w:rPr>
+                <w:rFonts w:ascii="Times New Roman" w:eastAsia="Times New Roman" w:hAnsi="Times New Roman" w:cs="Times New Roman"/>
+                <w:kern w:val="0"/>
+                <w:sz w:val="24"/>
+                <w:szCs w:val="24"/>
+                <w:lang w:val="en-GB" w:eastAsia="en-GB" w:bidi="ar-SA"/>
+                <w14:ligatures w14:val="none"/>
+              </w:rPr>
+              <w:t>Full</w:t>
+            </w:r>
+          </w:p>
+        </w:tc>
+      </w:tr>
+      <w:tr>
+        <w:tc>
+          <w:tcPr>
+            <w:cnfStyle w:val="001000000000" w:firstRow="0" w:lastRow="0" w:firstColumn="1" w:lastColumn="0" w:oddVBand="0" w:evenVBand="0" w:oddHBand="0" w:evenHBand="0" w:firstRowFirstColumn="0" w:firstRowLastColumn="0" w:lastRowFirstColumn="0" w:lastRowLastColumn="0"/>
+            <w:tcW w:w="0" w:type="auto"/>
+            <w:hideMark/>
+          </w:tcPr>
+          <w:p>
+            <w:pPr>
+              <w:rPr>
+                <w:rFonts w:ascii="Times New Roman" w:eastAsia="Times New Roman" w:hAnsi="Times New Roman" w:cs="Times New Roman"/>
+                <w:kern w:val="0"/>
+                <w:sz w:val="24"/>
+                <w:szCs w:val="24"/>
+                <w:lang w:val="en-GB" w:eastAsia="en-GB" w:bidi="ar-SA"/>
+                <w14:ligatures w14:val="none"/>
+              </w:rPr>
+            </w:pPr>
+            <w:r>
+              <w:rPr>
+                <w:rFonts w:ascii="Times New Roman" w:eastAsia="Times New Roman" w:hAnsi="Times New Roman" w:cs="Times New Roman"/>
+                <w:kern w:val="0"/>
+                <w:sz w:val="24"/>
+                <w:szCs w:val="24"/>
+                <w:lang w:val="en-GB" w:eastAsia="en-GB" w:bidi="ar-SA"/>
+                <w14:ligatures w14:val="none"/>
+              </w:rPr>
+              <w:t>Management</w:t>
+            </w:r>
+          </w:p>
+        </w:tc>
+        <w:tc>
+          <w:tcPr>
+            <w:tcW w:w="7522" w:type="dxa"/>
+            <w:hideMark/>
+          </w:tcPr>
+          <w:p>
+            <w:pPr>
+              <w:cnfStyle w:val="000000000000" w:firstRow="0" w:lastRow="0" w:firstColumn="0" w:lastColumn="0" w:oddVBand="0" w:evenVBand="0" w:oddHBand="0" w:evenHBand="0" w:firstRowFirstColumn="0" w:firstRowLastColumn="0" w:lastRowFirstColumn="0" w:lastRowLastColumn="0"/>
+              <w:rPr>
+                <w:rFonts w:ascii="Times New Roman" w:eastAsia="Times New Roman" w:hAnsi="Times New Roman" w:cs="Times New Roman"/>
+                <w:kern w:val="0"/>
+                <w:sz w:val="24"/>
+                <w:szCs w:val="24"/>
+                <w:lang w:val="en-GB" w:eastAsia="en-GB" w:bidi="ar-SA"/>
+                <w14:ligatures w14:val="none"/>
+              </w:rPr>
+            </w:pPr>
+            <w:r>
+              <w:rPr>
+                <w:rFonts w:ascii="Times New Roman" w:eastAsia="Times New Roman" w:hAnsi="Times New Roman" w:cs="Times New Roman"/>
+                <w:kern w:val="0"/>
+                <w:sz w:val="24"/>
+                <w:szCs w:val="24"/>
+                <w:lang w:val="en-GB" w:eastAsia="en-GB" w:bidi="ar-SA"/>
+                <w14:ligatures w14:val="none"/>
+              </w:rPr>
+              <w:t>Full</w:t>
+            </w:r>
+          </w:p>
+        </w:tc>
+      </w:tr>
+      <w:tr>
+        <w:trPr>
+          <w:cnfStyle w:val="000000100000" w:firstRow="0" w:lastRow="0" w:firstColumn="0" w:lastColumn="0" w:oddVBand="0" w:evenVBand="0" w:oddHBand="1" w:evenHBand="0" w:firstRowFirstColumn="0" w:firstRowLastColumn="0" w:lastRowFirstColumn="0" w:lastRowLastColumn="0"/>
+        </w:trPr>
+        <w:tc>
+          <w:tcPr>
+            <w:cnfStyle w:val="001000000000" w:firstRow="0" w:lastRow="0" w:firstColumn="1" w:lastColumn="0" w:oddVBand="0" w:evenVBand="0" w:oddHBand="0" w:evenHBand="0" w:firstRowFirstColumn="0" w:firstRowLastColumn="0" w:lastRowFirstColumn="0" w:lastRowLastColumn="0"/>
+            <w:tcW w:w="0" w:type="auto"/>
+            <w:hideMark/>
+          </w:tcPr>
+          <w:p>
+            <w:pPr>
+              <w:rPr>
+                <w:rFonts w:ascii="Times New Roman" w:eastAsia="Times New Roman" w:hAnsi="Times New Roman" w:cs="Times New Roman"/>
+                <w:kern w:val="0"/>
+                <w:sz w:val="24"/>
+                <w:szCs w:val="24"/>
+                <w:lang w:val="en-GB" w:eastAsia="en-GB" w:bidi="ar-SA"/>
+                <w14:ligatures w14:val="none"/>
+              </w:rPr>
+            </w:pPr>
+            <w:r>
+              <w:rPr>
+                <w:rFonts w:ascii="Times New Roman" w:eastAsia="Times New Roman" w:hAnsi="Times New Roman" w:cs="Times New Roman"/>
+                <w:kern w:val="0"/>
+                <w:sz w:val="24"/>
+                <w:szCs w:val="24"/>
+                <w:lang w:val="en-GB" w:eastAsia="en-GB" w:bidi="ar-SA"/>
+                <w14:ligatures w14:val="none"/>
+              </w:rPr>
+              <w:t>Departments</w:t>
+            </w:r>
+          </w:p>
+        </w:tc>
+        <w:tc>
+          <w:tcPr>
+            <w:tcW w:w="7522" w:type="dxa"/>
+            <w:hideMark/>
+          </w:tcPr>
+          <w:p>
+            <w:pPr>
+              <w:cnfStyle w:val="000000100000" w:firstRow="0" w:lastRow="0" w:firstColumn="0" w:lastColumn="0" w:oddVBand="0" w:evenVBand="0" w:oddHBand="1" w:evenHBand="0" w:firstRowFirstColumn="0" w:firstRowLastColumn="0" w:lastRowFirstColumn="0" w:lastRowLastColumn="0"/>
+              <w:rPr>
+                <w:rFonts w:ascii="Times New Roman" w:eastAsia="Times New Roman" w:hAnsi="Times New Roman" w:cs="Times New Roman"/>
+                <w:kern w:val="0"/>
+                <w:sz w:val="24"/>
+                <w:szCs w:val="24"/>
+                <w:lang w:val="en-GB" w:eastAsia="en-GB" w:bidi="ar-SA"/>
+                <w14:ligatures w14:val="none"/>
+              </w:rPr>
+            </w:pPr>
+            <w:r>
+              <w:rPr>
+                <w:rFonts w:ascii="Times New Roman" w:eastAsia="Times New Roman" w:hAnsi="Times New Roman" w:cs="Times New Roman"/>
+                <w:kern w:val="0"/>
+                <w:sz w:val="24"/>
+                <w:szCs w:val="24"/>
+                <w:lang w:val="en-GB" w:eastAsia="en-GB" w:bidi="ar-SA"/>
+                <w14:ligatures w14:val="none"/>
+              </w:rPr>
+              <w:t>Relevant sections</w:t>
+            </w:r>
+          </w:p>
+        </w:tc>
+      </w:tr>
+    </w:tbl>
+    <w:p>
+      <w:pPr>
+        <w:pStyle w:val="Heading3"/>
+        <w:rPr>
+          <w:rFonts w:ascii="Times New Roman" w:eastAsia="Times New Roman" w:hAnsi="Times New Roman" w:cs="Times New Roman"/>
+          <w:b/>
+          <w:bCs/>
+          <w:color w:val="auto"/>
+          <w:kern w:val="0"/>
+          <w:sz w:val="27"/>
+          <w:szCs w:val="27"/>
+          <w:lang w:val="en-GB" w:eastAsia="en-GB" w:bidi="ar-SA"/>
+          <w14:ligatures w14:val="none"/>
+        </w:rPr>
+      </w:pPr>
+    </w:p>
+    <w:p>
+      <w:pPr>
+        <w:rPr>
+          <w:rFonts w:ascii="Times New Roman" w:eastAsia="Times New Roman" w:hAnsi="Times New Roman" w:cs="Times New Roman"/>
+          <w:b/>
+          <w:bCs/>
+          <w:kern w:val="0"/>
+          <w:sz w:val="27"/>
+          <w:szCs w:val="27"/>
+          <w:lang w:val="en-GB" w:eastAsia="en-GB" w:bidi="ar-SA"/>
+          <w14:ligatures w14:val="none"/>
+        </w:rPr>
+      </w:pPr>
+      <w:r>
+        <w:rPr>
+          <w:rFonts w:ascii="Times New Roman" w:eastAsia="Times New Roman" w:hAnsi="Times New Roman" w:cs="Times New Roman"/>
+          <w:b/>
+          <w:bCs/>
+          <w:kern w:val="0"/>
+          <w:sz w:val="27"/>
+          <w:szCs w:val="27"/>
+          <w:lang w:val="en-GB" w:eastAsia="en-GB" w:bidi="ar-SA"/>
+          <w14:ligatures w14:val="none"/>
+        </w:rPr>
+        <w:t>Document Hierarchy</w:t>
+      </w:r>
+    </w:p>
+    <w:p>
+      <w:pPr>
+        <w:spacing w:after="0"/>
+        <w:rPr>
+          <w:rFonts w:ascii="Courier New" w:eastAsia="Times New Roman" w:hAnsi="Courier New" w:cs="Courier New"/>
+          <w:kern w:val="0"/>
+          <w:sz w:val="20"/>
+          <w:szCs w:val="20"/>
+          <w:lang w:val="en-GB" w:eastAsia="en-GB" w:bidi="ar-SA"/>
+          <w14:ligatures w14:val="none"/>
+        </w:rPr>
+      </w:pPr>
+      <w:r>
+        <w:rPr>
+          <w:rFonts w:ascii="Courier New" w:eastAsia="Times New Roman" w:hAnsi="Courier New" w:cs="Courier New"/>
+          <w:kern w:val="0"/>
+          <w:sz w:val="20"/>
+          <w:szCs w:val="20"/>
+          <w:lang w:val="en-GB" w:eastAsia="en-GB" w:bidi="ar-SA"/>
+          <w14:ligatures w14:val="none"/>
+        </w:rPr>
+        <w:t>Level 1 – Policy</w:t>
+      </w:r>
+      <w:r>
+        <w:rPr>
+          <w:rFonts w:ascii="Courier New" w:eastAsia="Times New Roman" w:hAnsi="Courier New" w:cs="Courier New"/>
+          <w:kern w:val="0"/>
+          <w:sz w:val="20"/>
+          <w:szCs w:val="20"/>
+          <w:lang w:val="en-GB" w:eastAsia="en-GB" w:bidi="ar-SA"/>
+          <w14:ligatures w14:val="none"/>
+        </w:rPr>
+        <w:br/>
+        <w:t>Level 2 – Procedure</w:t>
+      </w:r>
+      <w:r>
+        <w:rPr>
+          <w:rFonts w:ascii="Courier New" w:eastAsia="Times New Roman" w:hAnsi="Courier New" w:cs="Courier New"/>
+          <w:kern w:val="0"/>
+          <w:sz w:val="20"/>
+          <w:szCs w:val="20"/>
+          <w:lang w:val="en-GB" w:eastAsia="en-GB" w:bidi="ar-SA"/>
+          <w14:ligatures w14:val="none"/>
+        </w:rPr>
+        <w:br/>
+        <w:t>Level 3 – Work Instruction</w:t>
+      </w:r>
+      <w:r>
+        <w:rPr>
+          <w:rFonts w:ascii="Courier New" w:eastAsia="Times New Roman" w:hAnsi="Courier New" w:cs="Courier New"/>
+          <w:kern w:val="0"/>
+          <w:sz w:val="20"/>
+          <w:szCs w:val="20"/>
+          <w:lang w:val="en-GB" w:eastAsia="en-GB" w:bidi="ar-SA"/>
+          <w14:ligatures w14:val="none"/>
+        </w:rPr>
+        <w:br/>
+        <w:t>Level 4 – Forms / Templates</w:t>
+      </w:r>
+    </w:p>
+    <w:p>
+      <w:pPr>
+        <w:spacing w:after="0"/>
+        <w:rPr>
+          <w:rFonts w:ascii="Times New Roman" w:eastAsia="Times New Roman" w:hAnsi="Times New Roman" w:cs="Times New Roman"/>
+          <w:kern w:val="0"/>
+          <w:sz w:val="24"/>
+          <w:szCs w:val="24"/>
+          <w:lang w:val="en-GB" w:eastAsia="en-GB" w:bidi="ar-SA"/>
+          <w14:ligatures w14:val="none"/>
+        </w:rPr>
+      </w:pPr>
+    </w:p>
+    <w:p>
+      <w:pPr>
         <w:rPr>
           <w:rFonts w:ascii="Times New Roman" w:eastAsia="Times New Roman" w:hAnsi="Times New Roman" w:cs="Times New Roman"/>
           <w:b/>
@@ -135,8 +1729,4501 @@
           <w:lang w:val="en-GB" w:eastAsia="en-GB" w:bidi="ar-SA"/>
           <w14:ligatures w14:val="none"/>
         </w:rPr>
+        <w:br w:type="page"/>
+      </w:r>
+    </w:p>
+    <w:sdt>
+      <w:sdtPr>
+        <w:id w:val="-822887512"/>
+        <w:docPartObj>
+          <w:docPartGallery w:val="Table of Contents"/>
+          <w:docPartUnique/>
+        </w:docPartObj>
+      </w:sdtPr>
+      <w:sdtEndPr>
+        <w:rPr>
+          <w:rFonts w:asciiTheme="minorHAnsi" w:eastAsiaTheme="minorHAnsi" w:hAnsiTheme="minorHAnsi" w:cstheme="minorBidi"/>
+          <w:b/>
+          <w:bCs/>
+          <w:noProof/>
+          <w:color w:val="auto"/>
+          <w:kern w:val="2"/>
+          <w:sz w:val="22"/>
+          <w:szCs w:val="22"/>
+          <w:lang w:bidi="ar-EG"/>
+          <w14:ligatures w14:val="standardContextual"/>
+        </w:rPr>
+      </w:sdtEndPr>
+      <w:sdtContent>
+        <w:p>
+          <w:pPr>
+            <w:pStyle w:val="TOCHeading"/>
+          </w:pPr>
+          <w:r>
+            <w:t>Contents</w:t>
+          </w:r>
+        </w:p>
+        <w:p>
+          <w:pPr>
+            <w:pStyle w:val="TOC1"/>
+            <w:tabs>
+              <w:tab w:val="right" w:leader="dot" w:pos="9016"/>
+            </w:tabs>
+            <w:rPr>
+              <w:rFonts w:eastAsiaTheme="minorEastAsia"/>
+              <w:noProof/>
+              <w:sz w:val="24"/>
+              <w:szCs w:val="24"/>
+              <w:lang w:val="en-GB" w:eastAsia="en-GB" w:bidi="ar-SA"/>
+            </w:rPr>
+          </w:pPr>
+          <w:r>
+            <w:fldChar w:fldCharType="begin"/>
+          </w:r>
+          <w:r>
+            <w:instrText xml:space="preserve"> TOC \o "1-3" \h \z \u </w:instrText>
+          </w:r>
+          <w:r>
+            <w:fldChar w:fldCharType="separate"/>
+          </w:r>
+          <w:hyperlink w:anchor="_Toc224151019" w:history="1">
+            <w:r>
+              <w:rPr>
+                <w:rStyle w:val="Hyperlink"/>
+                <w:rFonts w:ascii="Segoe UI Symbol" w:eastAsia="Times New Roman" w:hAnsi="Segoe UI Symbol" w:cs="Segoe UI Symbol"/>
+                <w:b/>
+                <w:bCs/>
+                <w:noProof/>
+                <w:kern w:val="36"/>
+                <w:lang w:val="en-GB" w:eastAsia="en-GB"/>
+                <w14:ligatures w14:val="none"/>
+              </w:rPr>
+              <w:t>🏗</w:t>
+            </w:r>
+            <w:r>
+              <w:rPr>
+                <w:rStyle w:val="Hyperlink"/>
+                <w:rFonts w:ascii="Times New Roman" w:eastAsia="Times New Roman" w:hAnsi="Times New Roman" w:cs="Times New Roman"/>
+                <w:b/>
+                <w:bCs/>
+                <w:noProof/>
+                <w:kern w:val="36"/>
+                <w:lang w:val="en-GB" w:eastAsia="en-GB"/>
+                <w14:ligatures w14:val="none"/>
+              </w:rPr>
+              <w:t xml:space="preserve"> RAM ENTERPRISE P&amp;P WBS STRUCTURE</w:t>
+            </w:r>
+            <w:r>
+              <w:rPr>
+                <w:noProof/>
+                <w:webHidden/>
+              </w:rPr>
+              <w:tab/>
+            </w:r>
+            <w:r>
+              <w:rPr>
+                <w:noProof/>
+                <w:webHidden/>
+              </w:rPr>
+              <w:fldChar w:fldCharType="begin"/>
+            </w:r>
+            <w:r>
+              <w:rPr>
+                <w:noProof/>
+                <w:webHidden/>
+              </w:rPr>
+              <w:instrText xml:space="preserve"> PAGEREF _Toc224151019 \h </w:instrText>
+            </w:r>
+            <w:r>
+              <w:rPr>
+                <w:noProof/>
+                <w:webHidden/>
+              </w:rPr>
+            </w:r>
+            <w:r>
+              <w:rPr>
+                <w:noProof/>
+                <w:webHidden/>
+              </w:rPr>
+              <w:fldChar w:fldCharType="separate"/>
+            </w:r>
+            <w:r>
+              <w:rPr>
+                <w:noProof/>
+                <w:webHidden/>
+              </w:rPr>
+              <w:t>1</w:t>
+            </w:r>
+            <w:r>
+              <w:rPr>
+                <w:noProof/>
+                <w:webHidden/>
+              </w:rPr>
+              <w:fldChar w:fldCharType="end"/>
+            </w:r>
+          </w:hyperlink>
+        </w:p>
+        <w:p>
+          <w:pPr>
+            <w:pStyle w:val="TOC1"/>
+            <w:tabs>
+              <w:tab w:val="right" w:leader="dot" w:pos="9016"/>
+            </w:tabs>
+            <w:rPr>
+              <w:rFonts w:eastAsiaTheme="minorEastAsia"/>
+              <w:noProof/>
+              <w:sz w:val="24"/>
+              <w:szCs w:val="24"/>
+              <w:lang w:val="en-GB" w:eastAsia="en-GB" w:bidi="ar-SA"/>
+            </w:rPr>
+          </w:pPr>
+          <w:hyperlink w:anchor="_Toc224151020" w:history="1">
+            <w:r>
+              <w:rPr>
+                <w:rStyle w:val="Hyperlink"/>
+                <w:rFonts w:ascii="Times New Roman" w:eastAsia="Times New Roman" w:hAnsi="Times New Roman" w:cs="Times New Roman"/>
+                <w:b/>
+                <w:bCs/>
+                <w:noProof/>
+                <w:kern w:val="36"/>
+                <w:lang w:val="en-GB" w:eastAsia="en-GB"/>
+                <w14:ligatures w14:val="none"/>
+              </w:rPr>
+              <w:t>L0 – RAM ENTERPRISE OPERATING MODEL</w:t>
+            </w:r>
+            <w:r>
+              <w:rPr>
+                <w:noProof/>
+                <w:webHidden/>
+              </w:rPr>
+              <w:tab/>
+            </w:r>
+            <w:r>
+              <w:rPr>
+                <w:noProof/>
+                <w:webHidden/>
+              </w:rPr>
+              <w:fldChar w:fldCharType="begin"/>
+            </w:r>
+            <w:r>
+              <w:rPr>
+                <w:noProof/>
+                <w:webHidden/>
+              </w:rPr>
+              <w:instrText xml:space="preserve"> PAGEREF _Toc224151020 \h </w:instrText>
+            </w:r>
+            <w:r>
+              <w:rPr>
+                <w:noProof/>
+                <w:webHidden/>
+              </w:rPr>
+            </w:r>
+            <w:r>
+              <w:rPr>
+                <w:noProof/>
+                <w:webHidden/>
+              </w:rPr>
+              <w:fldChar w:fldCharType="separate"/>
+            </w:r>
+            <w:r>
+              <w:rPr>
+                <w:noProof/>
+                <w:webHidden/>
+              </w:rPr>
+              <w:t>4</w:t>
+            </w:r>
+            <w:r>
+              <w:rPr>
+                <w:noProof/>
+                <w:webHidden/>
+              </w:rPr>
+              <w:fldChar w:fldCharType="end"/>
+            </w:r>
+          </w:hyperlink>
+        </w:p>
+        <w:p>
+          <w:pPr>
+            <w:pStyle w:val="TOC1"/>
+            <w:tabs>
+              <w:tab w:val="right" w:leader="dot" w:pos="9016"/>
+            </w:tabs>
+            <w:rPr>
+              <w:rFonts w:eastAsiaTheme="minorEastAsia"/>
+              <w:noProof/>
+              <w:sz w:val="24"/>
+              <w:szCs w:val="24"/>
+              <w:lang w:val="en-GB" w:eastAsia="en-GB" w:bidi="ar-SA"/>
+            </w:rPr>
+          </w:pPr>
+          <w:hyperlink w:anchor="_Toc224151021" w:history="1">
+            <w:r>
+              <w:rPr>
+                <w:rStyle w:val="Hyperlink"/>
+                <w:rFonts w:ascii="Times New Roman" w:eastAsia="Times New Roman" w:hAnsi="Times New Roman" w:cs="Times New Roman"/>
+                <w:b/>
+                <w:bCs/>
+                <w:noProof/>
+                <w:kern w:val="36"/>
+                <w:lang w:val="en-GB" w:eastAsia="en-GB"/>
+                <w14:ligatures w14:val="none"/>
+              </w:rPr>
+              <w:t>01_GOVERNANCE</w:t>
+            </w:r>
+            <w:r>
+              <w:rPr>
+                <w:noProof/>
+                <w:webHidden/>
+              </w:rPr>
+              <w:tab/>
+            </w:r>
+            <w:r>
+              <w:rPr>
+                <w:noProof/>
+                <w:webHidden/>
+              </w:rPr>
+              <w:fldChar w:fldCharType="begin"/>
+            </w:r>
+            <w:r>
+              <w:rPr>
+                <w:noProof/>
+                <w:webHidden/>
+              </w:rPr>
+              <w:instrText xml:space="preserve"> PAGEREF _Toc224151021 \h </w:instrText>
+            </w:r>
+            <w:r>
+              <w:rPr>
+                <w:noProof/>
+                <w:webHidden/>
+              </w:rPr>
+            </w:r>
+            <w:r>
+              <w:rPr>
+                <w:noProof/>
+                <w:webHidden/>
+              </w:rPr>
+              <w:fldChar w:fldCharType="separate"/>
+            </w:r>
+            <w:r>
+              <w:rPr>
+                <w:noProof/>
+                <w:webHidden/>
+              </w:rPr>
+              <w:t>4</w:t>
+            </w:r>
+            <w:r>
+              <w:rPr>
+                <w:noProof/>
+                <w:webHidden/>
+              </w:rPr>
+              <w:fldChar w:fldCharType="end"/>
+            </w:r>
+          </w:hyperlink>
+        </w:p>
+        <w:p>
+          <w:pPr>
+            <w:pStyle w:val="TOC2"/>
+            <w:tabs>
+              <w:tab w:val="right" w:leader="dot" w:pos="9016"/>
+            </w:tabs>
+            <w:rPr>
+              <w:rFonts w:eastAsiaTheme="minorEastAsia"/>
+              <w:noProof/>
+              <w:sz w:val="24"/>
+              <w:szCs w:val="24"/>
+              <w:lang w:val="en-GB" w:eastAsia="en-GB" w:bidi="ar-SA"/>
+            </w:rPr>
+          </w:pPr>
+          <w:hyperlink w:anchor="_Toc224151022" w:history="1">
+            <w:r>
+              <w:rPr>
+                <w:rStyle w:val="Hyperlink"/>
+                <w:rFonts w:ascii="Times New Roman" w:eastAsia="Times New Roman" w:hAnsi="Times New Roman" w:cs="Times New Roman"/>
+                <w:b/>
+                <w:bCs/>
+                <w:noProof/>
+                <w:kern w:val="0"/>
+                <w:lang w:val="en-GB" w:eastAsia="en-GB"/>
+                <w14:ligatures w14:val="none"/>
+              </w:rPr>
+              <w:t>01.1 Corporate Governance Policy</w:t>
+            </w:r>
+            <w:r>
+              <w:rPr>
+                <w:noProof/>
+                <w:webHidden/>
+              </w:rPr>
+              <w:tab/>
+            </w:r>
+            <w:r>
+              <w:rPr>
+                <w:noProof/>
+                <w:webHidden/>
+              </w:rPr>
+              <w:fldChar w:fldCharType="begin"/>
+            </w:r>
+            <w:r>
+              <w:rPr>
+                <w:noProof/>
+                <w:webHidden/>
+              </w:rPr>
+              <w:instrText xml:space="preserve"> PAGEREF _Toc224151022 \h </w:instrText>
+            </w:r>
+            <w:r>
+              <w:rPr>
+                <w:noProof/>
+                <w:webHidden/>
+              </w:rPr>
+            </w:r>
+            <w:r>
+              <w:rPr>
+                <w:noProof/>
+                <w:webHidden/>
+              </w:rPr>
+              <w:fldChar w:fldCharType="separate"/>
+            </w:r>
+            <w:r>
+              <w:rPr>
+                <w:noProof/>
+                <w:webHidden/>
+              </w:rPr>
+              <w:t>4</w:t>
+            </w:r>
+            <w:r>
+              <w:rPr>
+                <w:noProof/>
+                <w:webHidden/>
+              </w:rPr>
+              <w:fldChar w:fldCharType="end"/>
+            </w:r>
+          </w:hyperlink>
+        </w:p>
+        <w:p>
+          <w:pPr>
+            <w:pStyle w:val="TOC3"/>
+            <w:tabs>
+              <w:tab w:val="right" w:leader="dot" w:pos="9016"/>
+            </w:tabs>
+            <w:rPr>
+              <w:rFonts w:eastAsiaTheme="minorEastAsia"/>
+              <w:noProof/>
+              <w:sz w:val="24"/>
+              <w:szCs w:val="24"/>
+              <w:lang w:val="en-GB" w:eastAsia="en-GB" w:bidi="ar-SA"/>
+            </w:rPr>
+          </w:pPr>
+          <w:hyperlink w:anchor="_Toc224151023" w:history="1">
+            <w:r>
+              <w:rPr>
+                <w:rStyle w:val="Hyperlink"/>
+                <w:rFonts w:ascii="Times New Roman" w:eastAsia="Times New Roman" w:hAnsi="Times New Roman" w:cs="Times New Roman"/>
+                <w:b/>
+                <w:bCs/>
+                <w:noProof/>
+                <w:kern w:val="0"/>
+                <w:lang w:val="en-GB" w:eastAsia="en-GB"/>
+                <w14:ligatures w14:val="none"/>
+              </w:rPr>
+              <w:t>01.1.1 Board Governance Procedure</w:t>
+            </w:r>
+            <w:r>
+              <w:rPr>
+                <w:noProof/>
+                <w:webHidden/>
+              </w:rPr>
+              <w:tab/>
+            </w:r>
+            <w:r>
+              <w:rPr>
+                <w:noProof/>
+                <w:webHidden/>
+              </w:rPr>
+              <w:fldChar w:fldCharType="begin"/>
+            </w:r>
+            <w:r>
+              <w:rPr>
+                <w:noProof/>
+                <w:webHidden/>
+              </w:rPr>
+              <w:instrText xml:space="preserve"> PAGEREF _Toc224151023 \h </w:instrText>
+            </w:r>
+            <w:r>
+              <w:rPr>
+                <w:noProof/>
+                <w:webHidden/>
+              </w:rPr>
+            </w:r>
+            <w:r>
+              <w:rPr>
+                <w:noProof/>
+                <w:webHidden/>
+              </w:rPr>
+              <w:fldChar w:fldCharType="separate"/>
+            </w:r>
+            <w:r>
+              <w:rPr>
+                <w:noProof/>
+                <w:webHidden/>
+              </w:rPr>
+              <w:t>4</w:t>
+            </w:r>
+            <w:r>
+              <w:rPr>
+                <w:noProof/>
+                <w:webHidden/>
+              </w:rPr>
+              <w:fldChar w:fldCharType="end"/>
+            </w:r>
+          </w:hyperlink>
+        </w:p>
+        <w:p>
+          <w:pPr>
+            <w:pStyle w:val="TOC3"/>
+            <w:tabs>
+              <w:tab w:val="right" w:leader="dot" w:pos="9016"/>
+            </w:tabs>
+            <w:rPr>
+              <w:rFonts w:eastAsiaTheme="minorEastAsia"/>
+              <w:noProof/>
+              <w:sz w:val="24"/>
+              <w:szCs w:val="24"/>
+              <w:lang w:val="en-GB" w:eastAsia="en-GB" w:bidi="ar-SA"/>
+            </w:rPr>
+          </w:pPr>
+          <w:hyperlink w:anchor="_Toc224151024" w:history="1">
+            <w:r>
+              <w:rPr>
+                <w:rStyle w:val="Hyperlink"/>
+                <w:rFonts w:ascii="Times New Roman" w:eastAsia="Times New Roman" w:hAnsi="Times New Roman" w:cs="Times New Roman"/>
+                <w:b/>
+                <w:bCs/>
+                <w:noProof/>
+                <w:kern w:val="0"/>
+                <w:lang w:val="en-GB" w:eastAsia="en-GB"/>
+                <w14:ligatures w14:val="none"/>
+              </w:rPr>
+              <w:t>01.1.2 AMC (Asset Management Committee) Procedure</w:t>
+            </w:r>
+            <w:r>
+              <w:rPr>
+                <w:noProof/>
+                <w:webHidden/>
+              </w:rPr>
+              <w:tab/>
+            </w:r>
+            <w:r>
+              <w:rPr>
+                <w:noProof/>
+                <w:webHidden/>
+              </w:rPr>
+              <w:fldChar w:fldCharType="begin"/>
+            </w:r>
+            <w:r>
+              <w:rPr>
+                <w:noProof/>
+                <w:webHidden/>
+              </w:rPr>
+              <w:instrText xml:space="preserve"> PAGEREF _Toc224151024 \h </w:instrText>
+            </w:r>
+            <w:r>
+              <w:rPr>
+                <w:noProof/>
+                <w:webHidden/>
+              </w:rPr>
+            </w:r>
+            <w:r>
+              <w:rPr>
+                <w:noProof/>
+                <w:webHidden/>
+              </w:rPr>
+              <w:fldChar w:fldCharType="separate"/>
+            </w:r>
+            <w:r>
+              <w:rPr>
+                <w:noProof/>
+                <w:webHidden/>
+              </w:rPr>
+              <w:t>4</w:t>
+            </w:r>
+            <w:r>
+              <w:rPr>
+                <w:noProof/>
+                <w:webHidden/>
+              </w:rPr>
+              <w:fldChar w:fldCharType="end"/>
+            </w:r>
+          </w:hyperlink>
+        </w:p>
+        <w:p>
+          <w:pPr>
+            <w:pStyle w:val="TOC3"/>
+            <w:tabs>
+              <w:tab w:val="right" w:leader="dot" w:pos="9016"/>
+            </w:tabs>
+            <w:rPr>
+              <w:rFonts w:eastAsiaTheme="minorEastAsia"/>
+              <w:noProof/>
+              <w:sz w:val="24"/>
+              <w:szCs w:val="24"/>
+              <w:lang w:val="en-GB" w:eastAsia="en-GB" w:bidi="ar-SA"/>
+            </w:rPr>
+          </w:pPr>
+          <w:hyperlink w:anchor="_Toc224151025" w:history="1">
+            <w:r>
+              <w:rPr>
+                <w:rStyle w:val="Hyperlink"/>
+                <w:rFonts w:ascii="Times New Roman" w:eastAsia="Times New Roman" w:hAnsi="Times New Roman" w:cs="Times New Roman"/>
+                <w:b/>
+                <w:bCs/>
+                <w:noProof/>
+                <w:kern w:val="0"/>
+                <w:lang w:val="en-GB" w:eastAsia="en-GB"/>
+                <w14:ligatures w14:val="none"/>
+              </w:rPr>
+              <w:t>01.1.3 FMB (Facility Management Board) Procedure</w:t>
+            </w:r>
+            <w:r>
+              <w:rPr>
+                <w:noProof/>
+                <w:webHidden/>
+              </w:rPr>
+              <w:tab/>
+            </w:r>
+            <w:r>
+              <w:rPr>
+                <w:noProof/>
+                <w:webHidden/>
+              </w:rPr>
+              <w:fldChar w:fldCharType="begin"/>
+            </w:r>
+            <w:r>
+              <w:rPr>
+                <w:noProof/>
+                <w:webHidden/>
+              </w:rPr>
+              <w:instrText xml:space="preserve"> PAGEREF _Toc224151025 \h </w:instrText>
+            </w:r>
+            <w:r>
+              <w:rPr>
+                <w:noProof/>
+                <w:webHidden/>
+              </w:rPr>
+            </w:r>
+            <w:r>
+              <w:rPr>
+                <w:noProof/>
+                <w:webHidden/>
+              </w:rPr>
+              <w:fldChar w:fldCharType="separate"/>
+            </w:r>
+            <w:r>
+              <w:rPr>
+                <w:noProof/>
+                <w:webHidden/>
+              </w:rPr>
+              <w:t>5</w:t>
+            </w:r>
+            <w:r>
+              <w:rPr>
+                <w:noProof/>
+                <w:webHidden/>
+              </w:rPr>
+              <w:fldChar w:fldCharType="end"/>
+            </w:r>
+          </w:hyperlink>
+        </w:p>
+        <w:p>
+          <w:pPr>
+            <w:pStyle w:val="TOC3"/>
+            <w:tabs>
+              <w:tab w:val="right" w:leader="dot" w:pos="9016"/>
+            </w:tabs>
+            <w:rPr>
+              <w:rFonts w:eastAsiaTheme="minorEastAsia"/>
+              <w:noProof/>
+              <w:sz w:val="24"/>
+              <w:szCs w:val="24"/>
+              <w:lang w:val="en-GB" w:eastAsia="en-GB" w:bidi="ar-SA"/>
+            </w:rPr>
+          </w:pPr>
+          <w:hyperlink w:anchor="_Toc224151026" w:history="1">
+            <w:r>
+              <w:rPr>
+                <w:rStyle w:val="Hyperlink"/>
+                <w:rFonts w:ascii="Times New Roman" w:eastAsia="Times New Roman" w:hAnsi="Times New Roman" w:cs="Times New Roman"/>
+                <w:b/>
+                <w:bCs/>
+                <w:noProof/>
+                <w:kern w:val="0"/>
+                <w:lang w:val="en-GB" w:eastAsia="en-GB"/>
+                <w14:ligatures w14:val="none"/>
+              </w:rPr>
+              <w:t>01.1.4 Delegation of Authority (DoA)</w:t>
+            </w:r>
+            <w:r>
+              <w:rPr>
+                <w:noProof/>
+                <w:webHidden/>
+              </w:rPr>
+              <w:tab/>
+            </w:r>
+            <w:r>
+              <w:rPr>
+                <w:noProof/>
+                <w:webHidden/>
+              </w:rPr>
+              <w:fldChar w:fldCharType="begin"/>
+            </w:r>
+            <w:r>
+              <w:rPr>
+                <w:noProof/>
+                <w:webHidden/>
+              </w:rPr>
+              <w:instrText xml:space="preserve"> PAGEREF _Toc224151026 \h </w:instrText>
+            </w:r>
+            <w:r>
+              <w:rPr>
+                <w:noProof/>
+                <w:webHidden/>
+              </w:rPr>
+            </w:r>
+            <w:r>
+              <w:rPr>
+                <w:noProof/>
+                <w:webHidden/>
+              </w:rPr>
+              <w:fldChar w:fldCharType="separate"/>
+            </w:r>
+            <w:r>
+              <w:rPr>
+                <w:noProof/>
+                <w:webHidden/>
+              </w:rPr>
+              <w:t>5</w:t>
+            </w:r>
+            <w:r>
+              <w:rPr>
+                <w:noProof/>
+                <w:webHidden/>
+              </w:rPr>
+              <w:fldChar w:fldCharType="end"/>
+            </w:r>
+          </w:hyperlink>
+        </w:p>
+        <w:p>
+          <w:pPr>
+            <w:pStyle w:val="TOC1"/>
+            <w:tabs>
+              <w:tab w:val="right" w:leader="dot" w:pos="9016"/>
+            </w:tabs>
+            <w:rPr>
+              <w:rFonts w:eastAsiaTheme="minorEastAsia"/>
+              <w:noProof/>
+              <w:sz w:val="24"/>
+              <w:szCs w:val="24"/>
+              <w:lang w:val="en-GB" w:eastAsia="en-GB" w:bidi="ar-SA"/>
+            </w:rPr>
+          </w:pPr>
+          <w:hyperlink w:anchor="_Toc224151027" w:history="1">
+            <w:r>
+              <w:rPr>
+                <w:rStyle w:val="Hyperlink"/>
+                <w:rFonts w:ascii="Times New Roman" w:eastAsia="Times New Roman" w:hAnsi="Times New Roman" w:cs="Times New Roman"/>
+                <w:b/>
+                <w:bCs/>
+                <w:noProof/>
+                <w:kern w:val="36"/>
+                <w:lang w:val="en-GB" w:eastAsia="en-GB"/>
+                <w14:ligatures w14:val="none"/>
+              </w:rPr>
+              <w:t>02_INVESTMENT</w:t>
+            </w:r>
+            <w:r>
+              <w:rPr>
+                <w:noProof/>
+                <w:webHidden/>
+              </w:rPr>
+              <w:tab/>
+            </w:r>
+            <w:r>
+              <w:rPr>
+                <w:noProof/>
+                <w:webHidden/>
+              </w:rPr>
+              <w:fldChar w:fldCharType="begin"/>
+            </w:r>
+            <w:r>
+              <w:rPr>
+                <w:noProof/>
+                <w:webHidden/>
+              </w:rPr>
+              <w:instrText xml:space="preserve"> PAGEREF _Toc224151027 \h </w:instrText>
+            </w:r>
+            <w:r>
+              <w:rPr>
+                <w:noProof/>
+                <w:webHidden/>
+              </w:rPr>
+            </w:r>
+            <w:r>
+              <w:rPr>
+                <w:noProof/>
+                <w:webHidden/>
+              </w:rPr>
+              <w:fldChar w:fldCharType="separate"/>
+            </w:r>
+            <w:r>
+              <w:rPr>
+                <w:noProof/>
+                <w:webHidden/>
+              </w:rPr>
+              <w:t>5</w:t>
+            </w:r>
+            <w:r>
+              <w:rPr>
+                <w:noProof/>
+                <w:webHidden/>
+              </w:rPr>
+              <w:fldChar w:fldCharType="end"/>
+            </w:r>
+          </w:hyperlink>
+        </w:p>
+        <w:p>
+          <w:pPr>
+            <w:pStyle w:val="TOC2"/>
+            <w:tabs>
+              <w:tab w:val="right" w:leader="dot" w:pos="9016"/>
+            </w:tabs>
+            <w:rPr>
+              <w:rFonts w:eastAsiaTheme="minorEastAsia"/>
+              <w:noProof/>
+              <w:sz w:val="24"/>
+              <w:szCs w:val="24"/>
+              <w:lang w:val="en-GB" w:eastAsia="en-GB" w:bidi="ar-SA"/>
+            </w:rPr>
+          </w:pPr>
+          <w:hyperlink w:anchor="_Toc224151028" w:history="1">
+            <w:r>
+              <w:rPr>
+                <w:rStyle w:val="Hyperlink"/>
+                <w:rFonts w:ascii="Times New Roman" w:eastAsia="Times New Roman" w:hAnsi="Times New Roman" w:cs="Times New Roman"/>
+                <w:b/>
+                <w:bCs/>
+                <w:noProof/>
+                <w:kern w:val="0"/>
+                <w:lang w:val="en-GB" w:eastAsia="en-GB"/>
+                <w14:ligatures w14:val="none"/>
+              </w:rPr>
+              <w:t>02.1 Opportunity Management Policy</w:t>
+            </w:r>
+            <w:r>
+              <w:rPr>
+                <w:noProof/>
+                <w:webHidden/>
+              </w:rPr>
+              <w:tab/>
+            </w:r>
+            <w:r>
+              <w:rPr>
+                <w:noProof/>
+                <w:webHidden/>
+              </w:rPr>
+              <w:fldChar w:fldCharType="begin"/>
+            </w:r>
+            <w:r>
+              <w:rPr>
+                <w:noProof/>
+                <w:webHidden/>
+              </w:rPr>
+              <w:instrText xml:space="preserve"> PAGEREF _Toc224151028 \h </w:instrText>
+            </w:r>
+            <w:r>
+              <w:rPr>
+                <w:noProof/>
+                <w:webHidden/>
+              </w:rPr>
+            </w:r>
+            <w:r>
+              <w:rPr>
+                <w:noProof/>
+                <w:webHidden/>
+              </w:rPr>
+              <w:fldChar w:fldCharType="separate"/>
+            </w:r>
+            <w:r>
+              <w:rPr>
+                <w:noProof/>
+                <w:webHidden/>
+              </w:rPr>
+              <w:t>5</w:t>
+            </w:r>
+            <w:r>
+              <w:rPr>
+                <w:noProof/>
+                <w:webHidden/>
+              </w:rPr>
+              <w:fldChar w:fldCharType="end"/>
+            </w:r>
+          </w:hyperlink>
+        </w:p>
+        <w:p>
+          <w:pPr>
+            <w:pStyle w:val="TOC3"/>
+            <w:tabs>
+              <w:tab w:val="right" w:leader="dot" w:pos="9016"/>
+            </w:tabs>
+            <w:rPr>
+              <w:rFonts w:eastAsiaTheme="minorEastAsia"/>
+              <w:noProof/>
+              <w:sz w:val="24"/>
+              <w:szCs w:val="24"/>
+              <w:lang w:val="en-GB" w:eastAsia="en-GB" w:bidi="ar-SA"/>
+            </w:rPr>
+          </w:pPr>
+          <w:hyperlink w:anchor="_Toc224151029" w:history="1">
+            <w:r>
+              <w:rPr>
+                <w:rStyle w:val="Hyperlink"/>
+                <w:rFonts w:ascii="Times New Roman" w:eastAsia="Times New Roman" w:hAnsi="Times New Roman" w:cs="Times New Roman"/>
+                <w:b/>
+                <w:bCs/>
+                <w:noProof/>
+                <w:kern w:val="0"/>
+                <w:lang w:val="en-GB" w:eastAsia="en-GB"/>
+                <w14:ligatures w14:val="none"/>
+              </w:rPr>
+              <w:t>02.1.1 Opportunity Logging</w:t>
+            </w:r>
+            <w:r>
+              <w:rPr>
+                <w:noProof/>
+                <w:webHidden/>
+              </w:rPr>
+              <w:tab/>
+            </w:r>
+            <w:r>
+              <w:rPr>
+                <w:noProof/>
+                <w:webHidden/>
+              </w:rPr>
+              <w:fldChar w:fldCharType="begin"/>
+            </w:r>
+            <w:r>
+              <w:rPr>
+                <w:noProof/>
+                <w:webHidden/>
+              </w:rPr>
+              <w:instrText xml:space="preserve"> PAGEREF _Toc224151029 \h </w:instrText>
+            </w:r>
+            <w:r>
+              <w:rPr>
+                <w:noProof/>
+                <w:webHidden/>
+              </w:rPr>
+            </w:r>
+            <w:r>
+              <w:rPr>
+                <w:noProof/>
+                <w:webHidden/>
+              </w:rPr>
+              <w:fldChar w:fldCharType="separate"/>
+            </w:r>
+            <w:r>
+              <w:rPr>
+                <w:noProof/>
+                <w:webHidden/>
+              </w:rPr>
+              <w:t>5</w:t>
+            </w:r>
+            <w:r>
+              <w:rPr>
+                <w:noProof/>
+                <w:webHidden/>
+              </w:rPr>
+              <w:fldChar w:fldCharType="end"/>
+            </w:r>
+          </w:hyperlink>
+        </w:p>
+        <w:p>
+          <w:pPr>
+            <w:pStyle w:val="TOC3"/>
+            <w:tabs>
+              <w:tab w:val="right" w:leader="dot" w:pos="9016"/>
+            </w:tabs>
+            <w:rPr>
+              <w:rFonts w:eastAsiaTheme="minorEastAsia"/>
+              <w:noProof/>
+              <w:sz w:val="24"/>
+              <w:szCs w:val="24"/>
+              <w:lang w:val="en-GB" w:eastAsia="en-GB" w:bidi="ar-SA"/>
+            </w:rPr>
+          </w:pPr>
+          <w:hyperlink w:anchor="_Toc224151030" w:history="1">
+            <w:r>
+              <w:rPr>
+                <w:rStyle w:val="Hyperlink"/>
+                <w:rFonts w:ascii="Times New Roman" w:eastAsia="Times New Roman" w:hAnsi="Times New Roman" w:cs="Times New Roman"/>
+                <w:b/>
+                <w:bCs/>
+                <w:noProof/>
+                <w:kern w:val="0"/>
+                <w:lang w:val="en-GB" w:eastAsia="en-GB"/>
+                <w14:ligatures w14:val="none"/>
+              </w:rPr>
+              <w:t>02.1.2 Screening Procedure</w:t>
+            </w:r>
+            <w:r>
+              <w:rPr>
+                <w:noProof/>
+                <w:webHidden/>
+              </w:rPr>
+              <w:tab/>
+            </w:r>
+            <w:r>
+              <w:rPr>
+                <w:noProof/>
+                <w:webHidden/>
+              </w:rPr>
+              <w:fldChar w:fldCharType="begin"/>
+            </w:r>
+            <w:r>
+              <w:rPr>
+                <w:noProof/>
+                <w:webHidden/>
+              </w:rPr>
+              <w:instrText xml:space="preserve"> PAGEREF _Toc224151030 \h </w:instrText>
+            </w:r>
+            <w:r>
+              <w:rPr>
+                <w:noProof/>
+                <w:webHidden/>
+              </w:rPr>
+            </w:r>
+            <w:r>
+              <w:rPr>
+                <w:noProof/>
+                <w:webHidden/>
+              </w:rPr>
+              <w:fldChar w:fldCharType="separate"/>
+            </w:r>
+            <w:r>
+              <w:rPr>
+                <w:noProof/>
+                <w:webHidden/>
+              </w:rPr>
+              <w:t>6</w:t>
+            </w:r>
+            <w:r>
+              <w:rPr>
+                <w:noProof/>
+                <w:webHidden/>
+              </w:rPr>
+              <w:fldChar w:fldCharType="end"/>
+            </w:r>
+          </w:hyperlink>
+        </w:p>
+        <w:p>
+          <w:pPr>
+            <w:pStyle w:val="TOC3"/>
+            <w:tabs>
+              <w:tab w:val="right" w:leader="dot" w:pos="9016"/>
+            </w:tabs>
+            <w:rPr>
+              <w:rFonts w:eastAsiaTheme="minorEastAsia"/>
+              <w:noProof/>
+              <w:sz w:val="24"/>
+              <w:szCs w:val="24"/>
+              <w:lang w:val="en-GB" w:eastAsia="en-GB" w:bidi="ar-SA"/>
+            </w:rPr>
+          </w:pPr>
+          <w:hyperlink w:anchor="_Toc224151031" w:history="1">
+            <w:r>
+              <w:rPr>
+                <w:rStyle w:val="Hyperlink"/>
+                <w:rFonts w:ascii="Times New Roman" w:eastAsia="Times New Roman" w:hAnsi="Times New Roman" w:cs="Times New Roman"/>
+                <w:b/>
+                <w:bCs/>
+                <w:noProof/>
+                <w:kern w:val="0"/>
+                <w:lang w:val="en-GB" w:eastAsia="en-GB"/>
+                <w14:ligatures w14:val="none"/>
+              </w:rPr>
+              <w:t>02.1.3 Risk Pre-Assessment</w:t>
+            </w:r>
+            <w:r>
+              <w:rPr>
+                <w:noProof/>
+                <w:webHidden/>
+              </w:rPr>
+              <w:tab/>
+            </w:r>
+            <w:r>
+              <w:rPr>
+                <w:noProof/>
+                <w:webHidden/>
+              </w:rPr>
+              <w:fldChar w:fldCharType="begin"/>
+            </w:r>
+            <w:r>
+              <w:rPr>
+                <w:noProof/>
+                <w:webHidden/>
+              </w:rPr>
+              <w:instrText xml:space="preserve"> PAGEREF _Toc224151031 \h </w:instrText>
+            </w:r>
+            <w:r>
+              <w:rPr>
+                <w:noProof/>
+                <w:webHidden/>
+              </w:rPr>
+            </w:r>
+            <w:r>
+              <w:rPr>
+                <w:noProof/>
+                <w:webHidden/>
+              </w:rPr>
+              <w:fldChar w:fldCharType="separate"/>
+            </w:r>
+            <w:r>
+              <w:rPr>
+                <w:noProof/>
+                <w:webHidden/>
+              </w:rPr>
+              <w:t>6</w:t>
+            </w:r>
+            <w:r>
+              <w:rPr>
+                <w:noProof/>
+                <w:webHidden/>
+              </w:rPr>
+              <w:fldChar w:fldCharType="end"/>
+            </w:r>
+          </w:hyperlink>
+        </w:p>
+        <w:p>
+          <w:pPr>
+            <w:pStyle w:val="TOC2"/>
+            <w:tabs>
+              <w:tab w:val="right" w:leader="dot" w:pos="9016"/>
+            </w:tabs>
+            <w:rPr>
+              <w:rFonts w:eastAsiaTheme="minorEastAsia"/>
+              <w:noProof/>
+              <w:sz w:val="24"/>
+              <w:szCs w:val="24"/>
+              <w:lang w:val="en-GB" w:eastAsia="en-GB" w:bidi="ar-SA"/>
+            </w:rPr>
+          </w:pPr>
+          <w:hyperlink w:anchor="_Toc224151032" w:history="1">
+            <w:r>
+              <w:rPr>
+                <w:rStyle w:val="Hyperlink"/>
+                <w:rFonts w:ascii="Times New Roman" w:eastAsia="Times New Roman" w:hAnsi="Times New Roman" w:cs="Times New Roman"/>
+                <w:b/>
+                <w:bCs/>
+                <w:noProof/>
+                <w:kern w:val="0"/>
+                <w:lang w:val="en-GB" w:eastAsia="en-GB"/>
+                <w14:ligatures w14:val="none"/>
+              </w:rPr>
+              <w:t>02.2 Acquisition &amp; Due Diligence</w:t>
+            </w:r>
+            <w:r>
+              <w:rPr>
+                <w:noProof/>
+                <w:webHidden/>
+              </w:rPr>
+              <w:tab/>
+            </w:r>
+            <w:r>
+              <w:rPr>
+                <w:noProof/>
+                <w:webHidden/>
+              </w:rPr>
+              <w:fldChar w:fldCharType="begin"/>
+            </w:r>
+            <w:r>
+              <w:rPr>
+                <w:noProof/>
+                <w:webHidden/>
+              </w:rPr>
+              <w:instrText xml:space="preserve"> PAGEREF _Toc224151032 \h </w:instrText>
+            </w:r>
+            <w:r>
+              <w:rPr>
+                <w:noProof/>
+                <w:webHidden/>
+              </w:rPr>
+            </w:r>
+            <w:r>
+              <w:rPr>
+                <w:noProof/>
+                <w:webHidden/>
+              </w:rPr>
+              <w:fldChar w:fldCharType="separate"/>
+            </w:r>
+            <w:r>
+              <w:rPr>
+                <w:noProof/>
+                <w:webHidden/>
+              </w:rPr>
+              <w:t>6</w:t>
+            </w:r>
+            <w:r>
+              <w:rPr>
+                <w:noProof/>
+                <w:webHidden/>
+              </w:rPr>
+              <w:fldChar w:fldCharType="end"/>
+            </w:r>
+          </w:hyperlink>
+        </w:p>
+        <w:p>
+          <w:pPr>
+            <w:pStyle w:val="TOC3"/>
+            <w:tabs>
+              <w:tab w:val="right" w:leader="dot" w:pos="9016"/>
+            </w:tabs>
+            <w:rPr>
+              <w:rFonts w:eastAsiaTheme="minorEastAsia"/>
+              <w:noProof/>
+              <w:sz w:val="24"/>
+              <w:szCs w:val="24"/>
+              <w:lang w:val="en-GB" w:eastAsia="en-GB" w:bidi="ar-SA"/>
+            </w:rPr>
+          </w:pPr>
+          <w:hyperlink w:anchor="_Toc224151033" w:history="1">
+            <w:r>
+              <w:rPr>
+                <w:rStyle w:val="Hyperlink"/>
+                <w:rFonts w:ascii="Times New Roman" w:eastAsia="Times New Roman" w:hAnsi="Times New Roman" w:cs="Times New Roman"/>
+                <w:b/>
+                <w:bCs/>
+                <w:noProof/>
+                <w:kern w:val="0"/>
+                <w:lang w:val="en-GB" w:eastAsia="en-GB"/>
+                <w14:ligatures w14:val="none"/>
+              </w:rPr>
+              <w:t>02.2.1 Legal DD</w:t>
+            </w:r>
+            <w:r>
+              <w:rPr>
+                <w:noProof/>
+                <w:webHidden/>
+              </w:rPr>
+              <w:tab/>
+            </w:r>
+            <w:r>
+              <w:rPr>
+                <w:noProof/>
+                <w:webHidden/>
+              </w:rPr>
+              <w:fldChar w:fldCharType="begin"/>
+            </w:r>
+            <w:r>
+              <w:rPr>
+                <w:noProof/>
+                <w:webHidden/>
+              </w:rPr>
+              <w:instrText xml:space="preserve"> PAGEREF _Toc224151033 \h </w:instrText>
+            </w:r>
+            <w:r>
+              <w:rPr>
+                <w:noProof/>
+                <w:webHidden/>
+              </w:rPr>
+            </w:r>
+            <w:r>
+              <w:rPr>
+                <w:noProof/>
+                <w:webHidden/>
+              </w:rPr>
+              <w:fldChar w:fldCharType="separate"/>
+            </w:r>
+            <w:r>
+              <w:rPr>
+                <w:noProof/>
+                <w:webHidden/>
+              </w:rPr>
+              <w:t>6</w:t>
+            </w:r>
+            <w:r>
+              <w:rPr>
+                <w:noProof/>
+                <w:webHidden/>
+              </w:rPr>
+              <w:fldChar w:fldCharType="end"/>
+            </w:r>
+          </w:hyperlink>
+        </w:p>
+        <w:p>
+          <w:pPr>
+            <w:pStyle w:val="TOC3"/>
+            <w:tabs>
+              <w:tab w:val="right" w:leader="dot" w:pos="9016"/>
+            </w:tabs>
+            <w:rPr>
+              <w:rFonts w:eastAsiaTheme="minorEastAsia"/>
+              <w:noProof/>
+              <w:sz w:val="24"/>
+              <w:szCs w:val="24"/>
+              <w:lang w:val="en-GB" w:eastAsia="en-GB" w:bidi="ar-SA"/>
+            </w:rPr>
+          </w:pPr>
+          <w:hyperlink w:anchor="_Toc224151034" w:history="1">
+            <w:r>
+              <w:rPr>
+                <w:rStyle w:val="Hyperlink"/>
+                <w:rFonts w:ascii="Times New Roman" w:eastAsia="Times New Roman" w:hAnsi="Times New Roman" w:cs="Times New Roman"/>
+                <w:b/>
+                <w:bCs/>
+                <w:noProof/>
+                <w:kern w:val="0"/>
+                <w:lang w:val="en-GB" w:eastAsia="en-GB"/>
+                <w14:ligatures w14:val="none"/>
+              </w:rPr>
+              <w:t>02.2.2 Technical DD</w:t>
+            </w:r>
+            <w:r>
+              <w:rPr>
+                <w:noProof/>
+                <w:webHidden/>
+              </w:rPr>
+              <w:tab/>
+            </w:r>
+            <w:r>
+              <w:rPr>
+                <w:noProof/>
+                <w:webHidden/>
+              </w:rPr>
+              <w:fldChar w:fldCharType="begin"/>
+            </w:r>
+            <w:r>
+              <w:rPr>
+                <w:noProof/>
+                <w:webHidden/>
+              </w:rPr>
+              <w:instrText xml:space="preserve"> PAGEREF _Toc224151034 \h </w:instrText>
+            </w:r>
+            <w:r>
+              <w:rPr>
+                <w:noProof/>
+                <w:webHidden/>
+              </w:rPr>
+            </w:r>
+            <w:r>
+              <w:rPr>
+                <w:noProof/>
+                <w:webHidden/>
+              </w:rPr>
+              <w:fldChar w:fldCharType="separate"/>
+            </w:r>
+            <w:r>
+              <w:rPr>
+                <w:noProof/>
+                <w:webHidden/>
+              </w:rPr>
+              <w:t>6</w:t>
+            </w:r>
+            <w:r>
+              <w:rPr>
+                <w:noProof/>
+                <w:webHidden/>
+              </w:rPr>
+              <w:fldChar w:fldCharType="end"/>
+            </w:r>
+          </w:hyperlink>
+        </w:p>
+        <w:p>
+          <w:pPr>
+            <w:pStyle w:val="TOC3"/>
+            <w:tabs>
+              <w:tab w:val="right" w:leader="dot" w:pos="9016"/>
+            </w:tabs>
+            <w:rPr>
+              <w:rFonts w:eastAsiaTheme="minorEastAsia"/>
+              <w:noProof/>
+              <w:sz w:val="24"/>
+              <w:szCs w:val="24"/>
+              <w:lang w:val="en-GB" w:eastAsia="en-GB" w:bidi="ar-SA"/>
+            </w:rPr>
+          </w:pPr>
+          <w:hyperlink w:anchor="_Toc224151035" w:history="1">
+            <w:r>
+              <w:rPr>
+                <w:rStyle w:val="Hyperlink"/>
+                <w:rFonts w:ascii="Times New Roman" w:eastAsia="Times New Roman" w:hAnsi="Times New Roman" w:cs="Times New Roman"/>
+                <w:b/>
+                <w:bCs/>
+                <w:noProof/>
+                <w:kern w:val="0"/>
+                <w:lang w:val="en-GB" w:eastAsia="en-GB"/>
+                <w14:ligatures w14:val="none"/>
+              </w:rPr>
+              <w:t>02.2.3 Environmental DD</w:t>
+            </w:r>
+            <w:r>
+              <w:rPr>
+                <w:noProof/>
+                <w:webHidden/>
+              </w:rPr>
+              <w:tab/>
+            </w:r>
+            <w:r>
+              <w:rPr>
+                <w:noProof/>
+                <w:webHidden/>
+              </w:rPr>
+              <w:fldChar w:fldCharType="begin"/>
+            </w:r>
+            <w:r>
+              <w:rPr>
+                <w:noProof/>
+                <w:webHidden/>
+              </w:rPr>
+              <w:instrText xml:space="preserve"> PAGEREF _Toc224151035 \h </w:instrText>
+            </w:r>
+            <w:r>
+              <w:rPr>
+                <w:noProof/>
+                <w:webHidden/>
+              </w:rPr>
+            </w:r>
+            <w:r>
+              <w:rPr>
+                <w:noProof/>
+                <w:webHidden/>
+              </w:rPr>
+              <w:fldChar w:fldCharType="separate"/>
+            </w:r>
+            <w:r>
+              <w:rPr>
+                <w:noProof/>
+                <w:webHidden/>
+              </w:rPr>
+              <w:t>6</w:t>
+            </w:r>
+            <w:r>
+              <w:rPr>
+                <w:noProof/>
+                <w:webHidden/>
+              </w:rPr>
+              <w:fldChar w:fldCharType="end"/>
+            </w:r>
+          </w:hyperlink>
+        </w:p>
+        <w:p>
+          <w:pPr>
+            <w:pStyle w:val="TOC3"/>
+            <w:tabs>
+              <w:tab w:val="right" w:leader="dot" w:pos="9016"/>
+            </w:tabs>
+            <w:rPr>
+              <w:rFonts w:eastAsiaTheme="minorEastAsia"/>
+              <w:noProof/>
+              <w:sz w:val="24"/>
+              <w:szCs w:val="24"/>
+              <w:lang w:val="en-GB" w:eastAsia="en-GB" w:bidi="ar-SA"/>
+            </w:rPr>
+          </w:pPr>
+          <w:hyperlink w:anchor="_Toc224151036" w:history="1">
+            <w:r>
+              <w:rPr>
+                <w:rStyle w:val="Hyperlink"/>
+                <w:rFonts w:ascii="Times New Roman" w:eastAsia="Times New Roman" w:hAnsi="Times New Roman" w:cs="Times New Roman"/>
+                <w:b/>
+                <w:bCs/>
+                <w:noProof/>
+                <w:kern w:val="0"/>
+                <w:lang w:val="en-GB" w:eastAsia="en-GB"/>
+                <w14:ligatures w14:val="none"/>
+              </w:rPr>
+              <w:t>02.2.4 Investment Memo &amp; Gate Approval</w:t>
+            </w:r>
+            <w:r>
+              <w:rPr>
+                <w:noProof/>
+                <w:webHidden/>
+              </w:rPr>
+              <w:tab/>
+            </w:r>
+            <w:r>
+              <w:rPr>
+                <w:noProof/>
+                <w:webHidden/>
+              </w:rPr>
+              <w:fldChar w:fldCharType="begin"/>
+            </w:r>
+            <w:r>
+              <w:rPr>
+                <w:noProof/>
+                <w:webHidden/>
+              </w:rPr>
+              <w:instrText xml:space="preserve"> PAGEREF _Toc224151036 \h </w:instrText>
+            </w:r>
+            <w:r>
+              <w:rPr>
+                <w:noProof/>
+                <w:webHidden/>
+              </w:rPr>
+            </w:r>
+            <w:r>
+              <w:rPr>
+                <w:noProof/>
+                <w:webHidden/>
+              </w:rPr>
+              <w:fldChar w:fldCharType="separate"/>
+            </w:r>
+            <w:r>
+              <w:rPr>
+                <w:noProof/>
+                <w:webHidden/>
+              </w:rPr>
+              <w:t>7</w:t>
+            </w:r>
+            <w:r>
+              <w:rPr>
+                <w:noProof/>
+                <w:webHidden/>
+              </w:rPr>
+              <w:fldChar w:fldCharType="end"/>
+            </w:r>
+          </w:hyperlink>
+        </w:p>
+        <w:p>
+          <w:pPr>
+            <w:pStyle w:val="TOC3"/>
+            <w:tabs>
+              <w:tab w:val="right" w:leader="dot" w:pos="9016"/>
+            </w:tabs>
+            <w:rPr>
+              <w:rFonts w:eastAsiaTheme="minorEastAsia"/>
+              <w:noProof/>
+              <w:sz w:val="24"/>
+              <w:szCs w:val="24"/>
+              <w:lang w:val="en-GB" w:eastAsia="en-GB" w:bidi="ar-SA"/>
+            </w:rPr>
+          </w:pPr>
+          <w:hyperlink w:anchor="_Toc224151037" w:history="1">
+            <w:r>
+              <w:rPr>
+                <w:rStyle w:val="Hyperlink"/>
+                <w:rFonts w:ascii="Times New Roman" w:eastAsia="Times New Roman" w:hAnsi="Times New Roman" w:cs="Times New Roman"/>
+                <w:b/>
+                <w:bCs/>
+                <w:noProof/>
+                <w:kern w:val="0"/>
+                <w:lang w:val="en-GB" w:eastAsia="en-GB"/>
+                <w14:ligatures w14:val="none"/>
+              </w:rPr>
+              <w:t>02.2.5 Asset Onboarding</w:t>
+            </w:r>
+            <w:r>
+              <w:rPr>
+                <w:noProof/>
+                <w:webHidden/>
+              </w:rPr>
+              <w:tab/>
+            </w:r>
+            <w:r>
+              <w:rPr>
+                <w:noProof/>
+                <w:webHidden/>
+              </w:rPr>
+              <w:fldChar w:fldCharType="begin"/>
+            </w:r>
+            <w:r>
+              <w:rPr>
+                <w:noProof/>
+                <w:webHidden/>
+              </w:rPr>
+              <w:instrText xml:space="preserve"> PAGEREF _Toc224151037 \h </w:instrText>
+            </w:r>
+            <w:r>
+              <w:rPr>
+                <w:noProof/>
+                <w:webHidden/>
+              </w:rPr>
+            </w:r>
+            <w:r>
+              <w:rPr>
+                <w:noProof/>
+                <w:webHidden/>
+              </w:rPr>
+              <w:fldChar w:fldCharType="separate"/>
+            </w:r>
+            <w:r>
+              <w:rPr>
+                <w:noProof/>
+                <w:webHidden/>
+              </w:rPr>
+              <w:t>7</w:t>
+            </w:r>
+            <w:r>
+              <w:rPr>
+                <w:noProof/>
+                <w:webHidden/>
+              </w:rPr>
+              <w:fldChar w:fldCharType="end"/>
+            </w:r>
+          </w:hyperlink>
+        </w:p>
+        <w:p>
+          <w:pPr>
+            <w:pStyle w:val="TOC1"/>
+            <w:tabs>
+              <w:tab w:val="right" w:leader="dot" w:pos="9016"/>
+            </w:tabs>
+            <w:rPr>
+              <w:rFonts w:eastAsiaTheme="minorEastAsia"/>
+              <w:noProof/>
+              <w:sz w:val="24"/>
+              <w:szCs w:val="24"/>
+              <w:lang w:val="en-GB" w:eastAsia="en-GB" w:bidi="ar-SA"/>
+            </w:rPr>
+          </w:pPr>
+          <w:hyperlink w:anchor="_Toc224151038" w:history="1">
+            <w:r>
+              <w:rPr>
+                <w:rStyle w:val="Hyperlink"/>
+                <w:rFonts w:ascii="Times New Roman" w:eastAsia="Times New Roman" w:hAnsi="Times New Roman" w:cs="Times New Roman"/>
+                <w:b/>
+                <w:bCs/>
+                <w:noProof/>
+                <w:kern w:val="36"/>
+                <w:lang w:val="en-GB" w:eastAsia="en-GB"/>
+                <w14:ligatures w14:val="none"/>
+              </w:rPr>
+              <w:t>03_LEASING</w:t>
+            </w:r>
+            <w:r>
+              <w:rPr>
+                <w:noProof/>
+                <w:webHidden/>
+              </w:rPr>
+              <w:tab/>
+            </w:r>
+            <w:r>
+              <w:rPr>
+                <w:noProof/>
+                <w:webHidden/>
+              </w:rPr>
+              <w:fldChar w:fldCharType="begin"/>
+            </w:r>
+            <w:r>
+              <w:rPr>
+                <w:noProof/>
+                <w:webHidden/>
+              </w:rPr>
+              <w:instrText xml:space="preserve"> PAGEREF _Toc224151038 \h </w:instrText>
+            </w:r>
+            <w:r>
+              <w:rPr>
+                <w:noProof/>
+                <w:webHidden/>
+              </w:rPr>
+            </w:r>
+            <w:r>
+              <w:rPr>
+                <w:noProof/>
+                <w:webHidden/>
+              </w:rPr>
+              <w:fldChar w:fldCharType="separate"/>
+            </w:r>
+            <w:r>
+              <w:rPr>
+                <w:noProof/>
+                <w:webHidden/>
+              </w:rPr>
+              <w:t>7</w:t>
+            </w:r>
+            <w:r>
+              <w:rPr>
+                <w:noProof/>
+                <w:webHidden/>
+              </w:rPr>
+              <w:fldChar w:fldCharType="end"/>
+            </w:r>
+          </w:hyperlink>
+        </w:p>
+        <w:p>
+          <w:pPr>
+            <w:pStyle w:val="TOC2"/>
+            <w:tabs>
+              <w:tab w:val="right" w:leader="dot" w:pos="9016"/>
+            </w:tabs>
+            <w:rPr>
+              <w:rFonts w:eastAsiaTheme="minorEastAsia"/>
+              <w:noProof/>
+              <w:sz w:val="24"/>
+              <w:szCs w:val="24"/>
+              <w:lang w:val="en-GB" w:eastAsia="en-GB" w:bidi="ar-SA"/>
+            </w:rPr>
+          </w:pPr>
+          <w:hyperlink w:anchor="_Toc224151039" w:history="1">
+            <w:r>
+              <w:rPr>
+                <w:rStyle w:val="Hyperlink"/>
+                <w:rFonts w:ascii="Times New Roman" w:eastAsia="Times New Roman" w:hAnsi="Times New Roman" w:cs="Times New Roman"/>
+                <w:b/>
+                <w:bCs/>
+                <w:noProof/>
+                <w:kern w:val="0"/>
+                <w:lang w:val="en-GB" w:eastAsia="en-GB"/>
+                <w14:ligatures w14:val="none"/>
+              </w:rPr>
+              <w:t>03.1 Leasing Policy</w:t>
+            </w:r>
+            <w:r>
+              <w:rPr>
+                <w:noProof/>
+                <w:webHidden/>
+              </w:rPr>
+              <w:tab/>
+            </w:r>
+            <w:r>
+              <w:rPr>
+                <w:noProof/>
+                <w:webHidden/>
+              </w:rPr>
+              <w:fldChar w:fldCharType="begin"/>
+            </w:r>
+            <w:r>
+              <w:rPr>
+                <w:noProof/>
+                <w:webHidden/>
+              </w:rPr>
+              <w:instrText xml:space="preserve"> PAGEREF _Toc224151039 \h </w:instrText>
+            </w:r>
+            <w:r>
+              <w:rPr>
+                <w:noProof/>
+                <w:webHidden/>
+              </w:rPr>
+            </w:r>
+            <w:r>
+              <w:rPr>
+                <w:noProof/>
+                <w:webHidden/>
+              </w:rPr>
+              <w:fldChar w:fldCharType="separate"/>
+            </w:r>
+            <w:r>
+              <w:rPr>
+                <w:noProof/>
+                <w:webHidden/>
+              </w:rPr>
+              <w:t>7</w:t>
+            </w:r>
+            <w:r>
+              <w:rPr>
+                <w:noProof/>
+                <w:webHidden/>
+              </w:rPr>
+              <w:fldChar w:fldCharType="end"/>
+            </w:r>
+          </w:hyperlink>
+        </w:p>
+        <w:p>
+          <w:pPr>
+            <w:pStyle w:val="TOC3"/>
+            <w:tabs>
+              <w:tab w:val="right" w:leader="dot" w:pos="9016"/>
+            </w:tabs>
+            <w:rPr>
+              <w:rFonts w:eastAsiaTheme="minorEastAsia"/>
+              <w:noProof/>
+              <w:sz w:val="24"/>
+              <w:szCs w:val="24"/>
+              <w:lang w:val="en-GB" w:eastAsia="en-GB" w:bidi="ar-SA"/>
+            </w:rPr>
+          </w:pPr>
+          <w:hyperlink w:anchor="_Toc224151040" w:history="1">
+            <w:r>
+              <w:rPr>
+                <w:rStyle w:val="Hyperlink"/>
+                <w:rFonts w:ascii="Times New Roman" w:eastAsia="Times New Roman" w:hAnsi="Times New Roman" w:cs="Times New Roman"/>
+                <w:b/>
+                <w:bCs/>
+                <w:noProof/>
+                <w:kern w:val="0"/>
+                <w:lang w:val="en-GB" w:eastAsia="en-GB"/>
+                <w14:ligatures w14:val="none"/>
+              </w:rPr>
+              <w:t>03.1.1 Tenant Lead &amp; Registration</w:t>
+            </w:r>
+            <w:r>
+              <w:rPr>
+                <w:noProof/>
+                <w:webHidden/>
+              </w:rPr>
+              <w:tab/>
+            </w:r>
+            <w:r>
+              <w:rPr>
+                <w:noProof/>
+                <w:webHidden/>
+              </w:rPr>
+              <w:fldChar w:fldCharType="begin"/>
+            </w:r>
+            <w:r>
+              <w:rPr>
+                <w:noProof/>
+                <w:webHidden/>
+              </w:rPr>
+              <w:instrText xml:space="preserve"> PAGEREF _Toc224151040 \h </w:instrText>
+            </w:r>
+            <w:r>
+              <w:rPr>
+                <w:noProof/>
+                <w:webHidden/>
+              </w:rPr>
+            </w:r>
+            <w:r>
+              <w:rPr>
+                <w:noProof/>
+                <w:webHidden/>
+              </w:rPr>
+              <w:fldChar w:fldCharType="separate"/>
+            </w:r>
+            <w:r>
+              <w:rPr>
+                <w:noProof/>
+                <w:webHidden/>
+              </w:rPr>
+              <w:t>7</w:t>
+            </w:r>
+            <w:r>
+              <w:rPr>
+                <w:noProof/>
+                <w:webHidden/>
+              </w:rPr>
+              <w:fldChar w:fldCharType="end"/>
+            </w:r>
+          </w:hyperlink>
+        </w:p>
+        <w:p>
+          <w:pPr>
+            <w:pStyle w:val="TOC3"/>
+            <w:tabs>
+              <w:tab w:val="right" w:leader="dot" w:pos="9016"/>
+            </w:tabs>
+            <w:rPr>
+              <w:rFonts w:eastAsiaTheme="minorEastAsia"/>
+              <w:noProof/>
+              <w:sz w:val="24"/>
+              <w:szCs w:val="24"/>
+              <w:lang w:val="en-GB" w:eastAsia="en-GB" w:bidi="ar-SA"/>
+            </w:rPr>
+          </w:pPr>
+          <w:hyperlink w:anchor="_Toc224151041" w:history="1">
+            <w:r>
+              <w:rPr>
+                <w:rStyle w:val="Hyperlink"/>
+                <w:rFonts w:ascii="Times New Roman" w:eastAsia="Times New Roman" w:hAnsi="Times New Roman" w:cs="Times New Roman"/>
+                <w:b/>
+                <w:bCs/>
+                <w:noProof/>
+                <w:kern w:val="0"/>
+                <w:lang w:val="en-GB" w:eastAsia="en-GB"/>
+                <w14:ligatures w14:val="none"/>
+              </w:rPr>
+              <w:t>03.1.2 Credit Evaluation</w:t>
+            </w:r>
+            <w:r>
+              <w:rPr>
+                <w:noProof/>
+                <w:webHidden/>
+              </w:rPr>
+              <w:tab/>
+            </w:r>
+            <w:r>
+              <w:rPr>
+                <w:noProof/>
+                <w:webHidden/>
+              </w:rPr>
+              <w:fldChar w:fldCharType="begin"/>
+            </w:r>
+            <w:r>
+              <w:rPr>
+                <w:noProof/>
+                <w:webHidden/>
+              </w:rPr>
+              <w:instrText xml:space="preserve"> PAGEREF _Toc224151041 \h </w:instrText>
+            </w:r>
+            <w:r>
+              <w:rPr>
+                <w:noProof/>
+                <w:webHidden/>
+              </w:rPr>
+            </w:r>
+            <w:r>
+              <w:rPr>
+                <w:noProof/>
+                <w:webHidden/>
+              </w:rPr>
+              <w:fldChar w:fldCharType="separate"/>
+            </w:r>
+            <w:r>
+              <w:rPr>
+                <w:noProof/>
+                <w:webHidden/>
+              </w:rPr>
+              <w:t>7</w:t>
+            </w:r>
+            <w:r>
+              <w:rPr>
+                <w:noProof/>
+                <w:webHidden/>
+              </w:rPr>
+              <w:fldChar w:fldCharType="end"/>
+            </w:r>
+          </w:hyperlink>
+        </w:p>
+        <w:p>
+          <w:pPr>
+            <w:pStyle w:val="TOC3"/>
+            <w:tabs>
+              <w:tab w:val="right" w:leader="dot" w:pos="9016"/>
+            </w:tabs>
+            <w:rPr>
+              <w:rFonts w:eastAsiaTheme="minorEastAsia"/>
+              <w:noProof/>
+              <w:sz w:val="24"/>
+              <w:szCs w:val="24"/>
+              <w:lang w:val="en-GB" w:eastAsia="en-GB" w:bidi="ar-SA"/>
+            </w:rPr>
+          </w:pPr>
+          <w:hyperlink w:anchor="_Toc224151042" w:history="1">
+            <w:r>
+              <w:rPr>
+                <w:rStyle w:val="Hyperlink"/>
+                <w:rFonts w:ascii="Times New Roman" w:eastAsia="Times New Roman" w:hAnsi="Times New Roman" w:cs="Times New Roman"/>
+                <w:b/>
+                <w:bCs/>
+                <w:noProof/>
+                <w:kern w:val="0"/>
+                <w:lang w:val="en-GB" w:eastAsia="en-GB"/>
+                <w14:ligatures w14:val="none"/>
+              </w:rPr>
+              <w:t>03.1.3 Lease Approval Workflow</w:t>
+            </w:r>
+            <w:r>
+              <w:rPr>
+                <w:noProof/>
+                <w:webHidden/>
+              </w:rPr>
+              <w:tab/>
+            </w:r>
+            <w:r>
+              <w:rPr>
+                <w:noProof/>
+                <w:webHidden/>
+              </w:rPr>
+              <w:fldChar w:fldCharType="begin"/>
+            </w:r>
+            <w:r>
+              <w:rPr>
+                <w:noProof/>
+                <w:webHidden/>
+              </w:rPr>
+              <w:instrText xml:space="preserve"> PAGEREF _Toc224151042 \h </w:instrText>
+            </w:r>
+            <w:r>
+              <w:rPr>
+                <w:noProof/>
+                <w:webHidden/>
+              </w:rPr>
+            </w:r>
+            <w:r>
+              <w:rPr>
+                <w:noProof/>
+                <w:webHidden/>
+              </w:rPr>
+              <w:fldChar w:fldCharType="separate"/>
+            </w:r>
+            <w:r>
+              <w:rPr>
+                <w:noProof/>
+                <w:webHidden/>
+              </w:rPr>
+              <w:t>7</w:t>
+            </w:r>
+            <w:r>
+              <w:rPr>
+                <w:noProof/>
+                <w:webHidden/>
+              </w:rPr>
+              <w:fldChar w:fldCharType="end"/>
+            </w:r>
+          </w:hyperlink>
+        </w:p>
+        <w:p>
+          <w:pPr>
+            <w:pStyle w:val="TOC3"/>
+            <w:tabs>
+              <w:tab w:val="right" w:leader="dot" w:pos="9016"/>
+            </w:tabs>
+            <w:rPr>
+              <w:rFonts w:eastAsiaTheme="minorEastAsia"/>
+              <w:noProof/>
+              <w:sz w:val="24"/>
+              <w:szCs w:val="24"/>
+              <w:lang w:val="en-GB" w:eastAsia="en-GB" w:bidi="ar-SA"/>
+            </w:rPr>
+          </w:pPr>
+          <w:hyperlink w:anchor="_Toc224151043" w:history="1">
+            <w:r>
+              <w:rPr>
+                <w:rStyle w:val="Hyperlink"/>
+                <w:rFonts w:ascii="Times New Roman" w:eastAsia="Times New Roman" w:hAnsi="Times New Roman" w:cs="Times New Roman"/>
+                <w:b/>
+                <w:bCs/>
+                <w:noProof/>
+                <w:kern w:val="0"/>
+                <w:lang w:val="en-GB" w:eastAsia="en-GB"/>
+                <w14:ligatures w14:val="none"/>
+              </w:rPr>
+              <w:t>03.1.4 Billing &amp; Collections</w:t>
+            </w:r>
+            <w:r>
+              <w:rPr>
+                <w:noProof/>
+                <w:webHidden/>
+              </w:rPr>
+              <w:tab/>
+            </w:r>
+            <w:r>
+              <w:rPr>
+                <w:noProof/>
+                <w:webHidden/>
+              </w:rPr>
+              <w:fldChar w:fldCharType="begin"/>
+            </w:r>
+            <w:r>
+              <w:rPr>
+                <w:noProof/>
+                <w:webHidden/>
+              </w:rPr>
+              <w:instrText xml:space="preserve"> PAGEREF _Toc224151043 \h </w:instrText>
+            </w:r>
+            <w:r>
+              <w:rPr>
+                <w:noProof/>
+                <w:webHidden/>
+              </w:rPr>
+            </w:r>
+            <w:r>
+              <w:rPr>
+                <w:noProof/>
+                <w:webHidden/>
+              </w:rPr>
+              <w:fldChar w:fldCharType="separate"/>
+            </w:r>
+            <w:r>
+              <w:rPr>
+                <w:noProof/>
+                <w:webHidden/>
+              </w:rPr>
+              <w:t>8</w:t>
+            </w:r>
+            <w:r>
+              <w:rPr>
+                <w:noProof/>
+                <w:webHidden/>
+              </w:rPr>
+              <w:fldChar w:fldCharType="end"/>
+            </w:r>
+          </w:hyperlink>
+        </w:p>
+        <w:p>
+          <w:pPr>
+            <w:pStyle w:val="TOC3"/>
+            <w:tabs>
+              <w:tab w:val="right" w:leader="dot" w:pos="9016"/>
+            </w:tabs>
+            <w:rPr>
+              <w:rFonts w:eastAsiaTheme="minorEastAsia"/>
+              <w:noProof/>
+              <w:sz w:val="24"/>
+              <w:szCs w:val="24"/>
+              <w:lang w:val="en-GB" w:eastAsia="en-GB" w:bidi="ar-SA"/>
+            </w:rPr>
+          </w:pPr>
+          <w:hyperlink w:anchor="_Toc224151044" w:history="1">
+            <w:r>
+              <w:rPr>
+                <w:rStyle w:val="Hyperlink"/>
+                <w:rFonts w:ascii="Times New Roman" w:eastAsia="Times New Roman" w:hAnsi="Times New Roman" w:cs="Times New Roman"/>
+                <w:b/>
+                <w:bCs/>
+                <w:noProof/>
+                <w:kern w:val="0"/>
+                <w:lang w:val="en-GB" w:eastAsia="en-GB"/>
+                <w14:ligatures w14:val="none"/>
+              </w:rPr>
+              <w:t>03.1.5 Renewal / Termination</w:t>
+            </w:r>
+            <w:r>
+              <w:rPr>
+                <w:noProof/>
+                <w:webHidden/>
+              </w:rPr>
+              <w:tab/>
+            </w:r>
+            <w:r>
+              <w:rPr>
+                <w:noProof/>
+                <w:webHidden/>
+              </w:rPr>
+              <w:fldChar w:fldCharType="begin"/>
+            </w:r>
+            <w:r>
+              <w:rPr>
+                <w:noProof/>
+                <w:webHidden/>
+              </w:rPr>
+              <w:instrText xml:space="preserve"> PAGEREF _Toc224151044 \h </w:instrText>
+            </w:r>
+            <w:r>
+              <w:rPr>
+                <w:noProof/>
+                <w:webHidden/>
+              </w:rPr>
+            </w:r>
+            <w:r>
+              <w:rPr>
+                <w:noProof/>
+                <w:webHidden/>
+              </w:rPr>
+              <w:fldChar w:fldCharType="separate"/>
+            </w:r>
+            <w:r>
+              <w:rPr>
+                <w:noProof/>
+                <w:webHidden/>
+              </w:rPr>
+              <w:t>8</w:t>
+            </w:r>
+            <w:r>
+              <w:rPr>
+                <w:noProof/>
+                <w:webHidden/>
+              </w:rPr>
+              <w:fldChar w:fldCharType="end"/>
+            </w:r>
+          </w:hyperlink>
+        </w:p>
+        <w:p>
+          <w:pPr>
+            <w:pStyle w:val="TOC1"/>
+            <w:tabs>
+              <w:tab w:val="right" w:leader="dot" w:pos="9016"/>
+            </w:tabs>
+            <w:rPr>
+              <w:rFonts w:eastAsiaTheme="minorEastAsia"/>
+              <w:noProof/>
+              <w:sz w:val="24"/>
+              <w:szCs w:val="24"/>
+              <w:lang w:val="en-GB" w:eastAsia="en-GB" w:bidi="ar-SA"/>
+            </w:rPr>
+          </w:pPr>
+          <w:hyperlink w:anchor="_Toc224151045" w:history="1">
+            <w:r>
+              <w:rPr>
+                <w:rStyle w:val="Hyperlink"/>
+                <w:rFonts w:ascii="Times New Roman" w:eastAsia="Times New Roman" w:hAnsi="Times New Roman" w:cs="Times New Roman"/>
+                <w:b/>
+                <w:bCs/>
+                <w:noProof/>
+                <w:kern w:val="36"/>
+                <w:lang w:val="en-GB" w:eastAsia="en-GB"/>
+                <w14:ligatures w14:val="none"/>
+              </w:rPr>
+              <w:t>04_FACILITY_MANAGEMENT</w:t>
+            </w:r>
+            <w:r>
+              <w:rPr>
+                <w:noProof/>
+                <w:webHidden/>
+              </w:rPr>
+              <w:tab/>
+            </w:r>
+            <w:r>
+              <w:rPr>
+                <w:noProof/>
+                <w:webHidden/>
+              </w:rPr>
+              <w:fldChar w:fldCharType="begin"/>
+            </w:r>
+            <w:r>
+              <w:rPr>
+                <w:noProof/>
+                <w:webHidden/>
+              </w:rPr>
+              <w:instrText xml:space="preserve"> PAGEREF _Toc224151045 \h </w:instrText>
+            </w:r>
+            <w:r>
+              <w:rPr>
+                <w:noProof/>
+                <w:webHidden/>
+              </w:rPr>
+            </w:r>
+            <w:r>
+              <w:rPr>
+                <w:noProof/>
+                <w:webHidden/>
+              </w:rPr>
+              <w:fldChar w:fldCharType="separate"/>
+            </w:r>
+            <w:r>
+              <w:rPr>
+                <w:noProof/>
+                <w:webHidden/>
+              </w:rPr>
+              <w:t>8</w:t>
+            </w:r>
+            <w:r>
+              <w:rPr>
+                <w:noProof/>
+                <w:webHidden/>
+              </w:rPr>
+              <w:fldChar w:fldCharType="end"/>
+            </w:r>
+          </w:hyperlink>
+        </w:p>
+        <w:p>
+          <w:pPr>
+            <w:pStyle w:val="TOC2"/>
+            <w:tabs>
+              <w:tab w:val="right" w:leader="dot" w:pos="9016"/>
+            </w:tabs>
+            <w:rPr>
+              <w:rFonts w:eastAsiaTheme="minorEastAsia"/>
+              <w:noProof/>
+              <w:sz w:val="24"/>
+              <w:szCs w:val="24"/>
+              <w:lang w:val="en-GB" w:eastAsia="en-GB" w:bidi="ar-SA"/>
+            </w:rPr>
+          </w:pPr>
+          <w:hyperlink w:anchor="_Toc224151046" w:history="1">
+            <w:r>
+              <w:rPr>
+                <w:rStyle w:val="Hyperlink"/>
+                <w:rFonts w:ascii="Times New Roman" w:eastAsia="Times New Roman" w:hAnsi="Times New Roman" w:cs="Times New Roman"/>
+                <w:b/>
+                <w:bCs/>
+                <w:noProof/>
+                <w:kern w:val="0"/>
+                <w:lang w:val="en-GB" w:eastAsia="en-GB"/>
+                <w14:ligatures w14:val="none"/>
+              </w:rPr>
+              <w:t>04.1 FM Governance Policy</w:t>
+            </w:r>
+            <w:r>
+              <w:rPr>
+                <w:noProof/>
+                <w:webHidden/>
+              </w:rPr>
+              <w:tab/>
+            </w:r>
+            <w:r>
+              <w:rPr>
+                <w:noProof/>
+                <w:webHidden/>
+              </w:rPr>
+              <w:fldChar w:fldCharType="begin"/>
+            </w:r>
+            <w:r>
+              <w:rPr>
+                <w:noProof/>
+                <w:webHidden/>
+              </w:rPr>
+              <w:instrText xml:space="preserve"> PAGEREF _Toc224151046 \h </w:instrText>
+            </w:r>
+            <w:r>
+              <w:rPr>
+                <w:noProof/>
+                <w:webHidden/>
+              </w:rPr>
+            </w:r>
+            <w:r>
+              <w:rPr>
+                <w:noProof/>
+                <w:webHidden/>
+              </w:rPr>
+              <w:fldChar w:fldCharType="separate"/>
+            </w:r>
+            <w:r>
+              <w:rPr>
+                <w:noProof/>
+                <w:webHidden/>
+              </w:rPr>
+              <w:t>8</w:t>
+            </w:r>
+            <w:r>
+              <w:rPr>
+                <w:noProof/>
+                <w:webHidden/>
+              </w:rPr>
+              <w:fldChar w:fldCharType="end"/>
+            </w:r>
+          </w:hyperlink>
+        </w:p>
+        <w:p>
+          <w:pPr>
+            <w:pStyle w:val="TOC3"/>
+            <w:tabs>
+              <w:tab w:val="right" w:leader="dot" w:pos="9016"/>
+            </w:tabs>
+            <w:rPr>
+              <w:rFonts w:eastAsiaTheme="minorEastAsia"/>
+              <w:noProof/>
+              <w:sz w:val="24"/>
+              <w:szCs w:val="24"/>
+              <w:lang w:val="en-GB" w:eastAsia="en-GB" w:bidi="ar-SA"/>
+            </w:rPr>
+          </w:pPr>
+          <w:hyperlink w:anchor="_Toc224151047" w:history="1">
+            <w:r>
+              <w:rPr>
+                <w:rStyle w:val="Hyperlink"/>
+                <w:rFonts w:ascii="Times New Roman" w:eastAsia="Times New Roman" w:hAnsi="Times New Roman" w:cs="Times New Roman"/>
+                <w:b/>
+                <w:bCs/>
+                <w:noProof/>
+                <w:kern w:val="0"/>
+                <w:lang w:val="en-GB" w:eastAsia="en-GB"/>
+                <w14:ligatures w14:val="none"/>
+              </w:rPr>
+              <w:t>04.1.1 Annual PM Planning</w:t>
+            </w:r>
+            <w:r>
+              <w:rPr>
+                <w:noProof/>
+                <w:webHidden/>
+              </w:rPr>
+              <w:tab/>
+            </w:r>
+            <w:r>
+              <w:rPr>
+                <w:noProof/>
+                <w:webHidden/>
+              </w:rPr>
+              <w:fldChar w:fldCharType="begin"/>
+            </w:r>
+            <w:r>
+              <w:rPr>
+                <w:noProof/>
+                <w:webHidden/>
+              </w:rPr>
+              <w:instrText xml:space="preserve"> PAGEREF _Toc224151047 \h </w:instrText>
+            </w:r>
+            <w:r>
+              <w:rPr>
+                <w:noProof/>
+                <w:webHidden/>
+              </w:rPr>
+            </w:r>
+            <w:r>
+              <w:rPr>
+                <w:noProof/>
+                <w:webHidden/>
+              </w:rPr>
+              <w:fldChar w:fldCharType="separate"/>
+            </w:r>
+            <w:r>
+              <w:rPr>
+                <w:noProof/>
+                <w:webHidden/>
+              </w:rPr>
+              <w:t>8</w:t>
+            </w:r>
+            <w:r>
+              <w:rPr>
+                <w:noProof/>
+                <w:webHidden/>
+              </w:rPr>
+              <w:fldChar w:fldCharType="end"/>
+            </w:r>
+          </w:hyperlink>
+        </w:p>
+        <w:p>
+          <w:pPr>
+            <w:pStyle w:val="TOC3"/>
+            <w:tabs>
+              <w:tab w:val="right" w:leader="dot" w:pos="9016"/>
+            </w:tabs>
+            <w:rPr>
+              <w:rFonts w:eastAsiaTheme="minorEastAsia"/>
+              <w:noProof/>
+              <w:sz w:val="24"/>
+              <w:szCs w:val="24"/>
+              <w:lang w:val="en-GB" w:eastAsia="en-GB" w:bidi="ar-SA"/>
+            </w:rPr>
+          </w:pPr>
+          <w:hyperlink w:anchor="_Toc224151048" w:history="1">
+            <w:r>
+              <w:rPr>
+                <w:rStyle w:val="Hyperlink"/>
+                <w:rFonts w:ascii="Times New Roman" w:eastAsia="Times New Roman" w:hAnsi="Times New Roman" w:cs="Times New Roman"/>
+                <w:b/>
+                <w:bCs/>
+                <w:noProof/>
+                <w:kern w:val="0"/>
+                <w:lang w:val="en-GB" w:eastAsia="en-GB"/>
+                <w14:ligatures w14:val="none"/>
+              </w:rPr>
+              <w:t>04.1.2 Work Order Management</w:t>
+            </w:r>
+            <w:r>
+              <w:rPr>
+                <w:noProof/>
+                <w:webHidden/>
+              </w:rPr>
+              <w:tab/>
+            </w:r>
+            <w:r>
+              <w:rPr>
+                <w:noProof/>
+                <w:webHidden/>
+              </w:rPr>
+              <w:fldChar w:fldCharType="begin"/>
+            </w:r>
+            <w:r>
+              <w:rPr>
+                <w:noProof/>
+                <w:webHidden/>
+              </w:rPr>
+              <w:instrText xml:space="preserve"> PAGEREF _Toc224151048 \h </w:instrText>
+            </w:r>
+            <w:r>
+              <w:rPr>
+                <w:noProof/>
+                <w:webHidden/>
+              </w:rPr>
+            </w:r>
+            <w:r>
+              <w:rPr>
+                <w:noProof/>
+                <w:webHidden/>
+              </w:rPr>
+              <w:fldChar w:fldCharType="separate"/>
+            </w:r>
+            <w:r>
+              <w:rPr>
+                <w:noProof/>
+                <w:webHidden/>
+              </w:rPr>
+              <w:t>9</w:t>
+            </w:r>
+            <w:r>
+              <w:rPr>
+                <w:noProof/>
+                <w:webHidden/>
+              </w:rPr>
+              <w:fldChar w:fldCharType="end"/>
+            </w:r>
+          </w:hyperlink>
+        </w:p>
+        <w:p>
+          <w:pPr>
+            <w:pStyle w:val="TOC3"/>
+            <w:tabs>
+              <w:tab w:val="right" w:leader="dot" w:pos="9016"/>
+            </w:tabs>
+            <w:rPr>
+              <w:rFonts w:eastAsiaTheme="minorEastAsia"/>
+              <w:noProof/>
+              <w:sz w:val="24"/>
+              <w:szCs w:val="24"/>
+              <w:lang w:val="en-GB" w:eastAsia="en-GB" w:bidi="ar-SA"/>
+            </w:rPr>
+          </w:pPr>
+          <w:hyperlink w:anchor="_Toc224151049" w:history="1">
+            <w:r>
+              <w:rPr>
+                <w:rStyle w:val="Hyperlink"/>
+                <w:rFonts w:ascii="Times New Roman" w:eastAsia="Times New Roman" w:hAnsi="Times New Roman" w:cs="Times New Roman"/>
+                <w:b/>
+                <w:bCs/>
+                <w:noProof/>
+                <w:kern w:val="0"/>
+                <w:lang w:val="en-GB" w:eastAsia="en-GB"/>
+                <w14:ligatures w14:val="none"/>
+              </w:rPr>
+              <w:t>04.1.3 SLA &amp; Vendor Management</w:t>
+            </w:r>
+            <w:r>
+              <w:rPr>
+                <w:noProof/>
+                <w:webHidden/>
+              </w:rPr>
+              <w:tab/>
+            </w:r>
+            <w:r>
+              <w:rPr>
+                <w:noProof/>
+                <w:webHidden/>
+              </w:rPr>
+              <w:fldChar w:fldCharType="begin"/>
+            </w:r>
+            <w:r>
+              <w:rPr>
+                <w:noProof/>
+                <w:webHidden/>
+              </w:rPr>
+              <w:instrText xml:space="preserve"> PAGEREF _Toc224151049 \h </w:instrText>
+            </w:r>
+            <w:r>
+              <w:rPr>
+                <w:noProof/>
+                <w:webHidden/>
+              </w:rPr>
+            </w:r>
+            <w:r>
+              <w:rPr>
+                <w:noProof/>
+                <w:webHidden/>
+              </w:rPr>
+              <w:fldChar w:fldCharType="separate"/>
+            </w:r>
+            <w:r>
+              <w:rPr>
+                <w:noProof/>
+                <w:webHidden/>
+              </w:rPr>
+              <w:t>9</w:t>
+            </w:r>
+            <w:r>
+              <w:rPr>
+                <w:noProof/>
+                <w:webHidden/>
+              </w:rPr>
+              <w:fldChar w:fldCharType="end"/>
+            </w:r>
+          </w:hyperlink>
+        </w:p>
+        <w:p>
+          <w:pPr>
+            <w:pStyle w:val="TOC3"/>
+            <w:tabs>
+              <w:tab w:val="right" w:leader="dot" w:pos="9016"/>
+            </w:tabs>
+            <w:rPr>
+              <w:rFonts w:eastAsiaTheme="minorEastAsia"/>
+              <w:noProof/>
+              <w:sz w:val="24"/>
+              <w:szCs w:val="24"/>
+              <w:lang w:val="en-GB" w:eastAsia="en-GB" w:bidi="ar-SA"/>
+            </w:rPr>
+          </w:pPr>
+          <w:hyperlink w:anchor="_Toc224151050" w:history="1">
+            <w:r>
+              <w:rPr>
+                <w:rStyle w:val="Hyperlink"/>
+                <w:rFonts w:ascii="Times New Roman" w:eastAsia="Times New Roman" w:hAnsi="Times New Roman" w:cs="Times New Roman"/>
+                <w:b/>
+                <w:bCs/>
+                <w:noProof/>
+                <w:kern w:val="0"/>
+                <w:lang w:val="en-GB" w:eastAsia="en-GB"/>
+                <w14:ligatures w14:val="none"/>
+              </w:rPr>
+              <w:t>04.1.4 HSE Compliance</w:t>
+            </w:r>
+            <w:r>
+              <w:rPr>
+                <w:noProof/>
+                <w:webHidden/>
+              </w:rPr>
+              <w:tab/>
+            </w:r>
+            <w:r>
+              <w:rPr>
+                <w:noProof/>
+                <w:webHidden/>
+              </w:rPr>
+              <w:fldChar w:fldCharType="begin"/>
+            </w:r>
+            <w:r>
+              <w:rPr>
+                <w:noProof/>
+                <w:webHidden/>
+              </w:rPr>
+              <w:instrText xml:space="preserve"> PAGEREF _Toc224151050 \h </w:instrText>
+            </w:r>
+            <w:r>
+              <w:rPr>
+                <w:noProof/>
+                <w:webHidden/>
+              </w:rPr>
+            </w:r>
+            <w:r>
+              <w:rPr>
+                <w:noProof/>
+                <w:webHidden/>
+              </w:rPr>
+              <w:fldChar w:fldCharType="separate"/>
+            </w:r>
+            <w:r>
+              <w:rPr>
+                <w:noProof/>
+                <w:webHidden/>
+              </w:rPr>
+              <w:t>9</w:t>
+            </w:r>
+            <w:r>
+              <w:rPr>
+                <w:noProof/>
+                <w:webHidden/>
+              </w:rPr>
+              <w:fldChar w:fldCharType="end"/>
+            </w:r>
+          </w:hyperlink>
+        </w:p>
+        <w:p>
+          <w:pPr>
+            <w:pStyle w:val="TOC1"/>
+            <w:tabs>
+              <w:tab w:val="right" w:leader="dot" w:pos="9016"/>
+            </w:tabs>
+            <w:rPr>
+              <w:rFonts w:eastAsiaTheme="minorEastAsia"/>
+              <w:noProof/>
+              <w:sz w:val="24"/>
+              <w:szCs w:val="24"/>
+              <w:lang w:val="en-GB" w:eastAsia="en-GB" w:bidi="ar-SA"/>
+            </w:rPr>
+          </w:pPr>
+          <w:hyperlink w:anchor="_Toc224151051" w:history="1">
+            <w:r>
+              <w:rPr>
+                <w:rStyle w:val="Hyperlink"/>
+                <w:rFonts w:ascii="Times New Roman" w:eastAsia="Times New Roman" w:hAnsi="Times New Roman" w:cs="Times New Roman"/>
+                <w:b/>
+                <w:bCs/>
+                <w:noProof/>
+                <w:kern w:val="36"/>
+                <w:lang w:val="en-GB" w:eastAsia="en-GB"/>
+                <w14:ligatures w14:val="none"/>
+              </w:rPr>
+              <w:t>05_CAPEX_PROJECTS</w:t>
+            </w:r>
+            <w:r>
+              <w:rPr>
+                <w:noProof/>
+                <w:webHidden/>
+              </w:rPr>
+              <w:tab/>
+            </w:r>
+            <w:r>
+              <w:rPr>
+                <w:noProof/>
+                <w:webHidden/>
+              </w:rPr>
+              <w:fldChar w:fldCharType="begin"/>
+            </w:r>
+            <w:r>
+              <w:rPr>
+                <w:noProof/>
+                <w:webHidden/>
+              </w:rPr>
+              <w:instrText xml:space="preserve"> PAGEREF _Toc224151051 \h </w:instrText>
+            </w:r>
+            <w:r>
+              <w:rPr>
+                <w:noProof/>
+                <w:webHidden/>
+              </w:rPr>
+            </w:r>
+            <w:r>
+              <w:rPr>
+                <w:noProof/>
+                <w:webHidden/>
+              </w:rPr>
+              <w:fldChar w:fldCharType="separate"/>
+            </w:r>
+            <w:r>
+              <w:rPr>
+                <w:noProof/>
+                <w:webHidden/>
+              </w:rPr>
+              <w:t>9</w:t>
+            </w:r>
+            <w:r>
+              <w:rPr>
+                <w:noProof/>
+                <w:webHidden/>
+              </w:rPr>
+              <w:fldChar w:fldCharType="end"/>
+            </w:r>
+          </w:hyperlink>
+        </w:p>
+        <w:p>
+          <w:pPr>
+            <w:pStyle w:val="TOC2"/>
+            <w:tabs>
+              <w:tab w:val="right" w:leader="dot" w:pos="9016"/>
+            </w:tabs>
+            <w:rPr>
+              <w:rFonts w:eastAsiaTheme="minorEastAsia"/>
+              <w:noProof/>
+              <w:sz w:val="24"/>
+              <w:szCs w:val="24"/>
+              <w:lang w:val="en-GB" w:eastAsia="en-GB" w:bidi="ar-SA"/>
+            </w:rPr>
+          </w:pPr>
+          <w:hyperlink w:anchor="_Toc224151052" w:history="1">
+            <w:r>
+              <w:rPr>
+                <w:rStyle w:val="Hyperlink"/>
+                <w:rFonts w:ascii="Times New Roman" w:eastAsia="Times New Roman" w:hAnsi="Times New Roman" w:cs="Times New Roman"/>
+                <w:b/>
+                <w:bCs/>
+                <w:noProof/>
+                <w:kern w:val="0"/>
+                <w:lang w:val="en-GB" w:eastAsia="en-GB"/>
+                <w14:ligatures w14:val="none"/>
+              </w:rPr>
+              <w:t>05.1 CapEx Governance Policy</w:t>
+            </w:r>
+            <w:r>
+              <w:rPr>
+                <w:noProof/>
+                <w:webHidden/>
+              </w:rPr>
+              <w:tab/>
+            </w:r>
+            <w:r>
+              <w:rPr>
+                <w:noProof/>
+                <w:webHidden/>
+              </w:rPr>
+              <w:fldChar w:fldCharType="begin"/>
+            </w:r>
+            <w:r>
+              <w:rPr>
+                <w:noProof/>
+                <w:webHidden/>
+              </w:rPr>
+              <w:instrText xml:space="preserve"> PAGEREF _Toc224151052 \h </w:instrText>
+            </w:r>
+            <w:r>
+              <w:rPr>
+                <w:noProof/>
+                <w:webHidden/>
+              </w:rPr>
+            </w:r>
+            <w:r>
+              <w:rPr>
+                <w:noProof/>
+                <w:webHidden/>
+              </w:rPr>
+              <w:fldChar w:fldCharType="separate"/>
+            </w:r>
+            <w:r>
+              <w:rPr>
+                <w:noProof/>
+                <w:webHidden/>
+              </w:rPr>
+              <w:t>9</w:t>
+            </w:r>
+            <w:r>
+              <w:rPr>
+                <w:noProof/>
+                <w:webHidden/>
+              </w:rPr>
+              <w:fldChar w:fldCharType="end"/>
+            </w:r>
+          </w:hyperlink>
+        </w:p>
+        <w:p>
+          <w:pPr>
+            <w:pStyle w:val="TOC3"/>
+            <w:tabs>
+              <w:tab w:val="right" w:leader="dot" w:pos="9016"/>
+            </w:tabs>
+            <w:rPr>
+              <w:rFonts w:eastAsiaTheme="minorEastAsia"/>
+              <w:noProof/>
+              <w:sz w:val="24"/>
+              <w:szCs w:val="24"/>
+              <w:lang w:val="en-GB" w:eastAsia="en-GB" w:bidi="ar-SA"/>
+            </w:rPr>
+          </w:pPr>
+          <w:hyperlink w:anchor="_Toc224151053" w:history="1">
+            <w:r>
+              <w:rPr>
+                <w:rStyle w:val="Hyperlink"/>
+                <w:rFonts w:ascii="Times New Roman" w:eastAsia="Times New Roman" w:hAnsi="Times New Roman" w:cs="Times New Roman"/>
+                <w:b/>
+                <w:bCs/>
+                <w:noProof/>
+                <w:kern w:val="0"/>
+                <w:lang w:val="en-GB" w:eastAsia="en-GB"/>
+                <w14:ligatures w14:val="none"/>
+              </w:rPr>
+              <w:t>05.1.1 CapEx Request</w:t>
+            </w:r>
+            <w:r>
+              <w:rPr>
+                <w:noProof/>
+                <w:webHidden/>
+              </w:rPr>
+              <w:tab/>
+            </w:r>
+            <w:r>
+              <w:rPr>
+                <w:noProof/>
+                <w:webHidden/>
+              </w:rPr>
+              <w:fldChar w:fldCharType="begin"/>
+            </w:r>
+            <w:r>
+              <w:rPr>
+                <w:noProof/>
+                <w:webHidden/>
+              </w:rPr>
+              <w:instrText xml:space="preserve"> PAGEREF _Toc224151053 \h </w:instrText>
+            </w:r>
+            <w:r>
+              <w:rPr>
+                <w:noProof/>
+                <w:webHidden/>
+              </w:rPr>
+            </w:r>
+            <w:r>
+              <w:rPr>
+                <w:noProof/>
+                <w:webHidden/>
+              </w:rPr>
+              <w:fldChar w:fldCharType="separate"/>
+            </w:r>
+            <w:r>
+              <w:rPr>
+                <w:noProof/>
+                <w:webHidden/>
+              </w:rPr>
+              <w:t>9</w:t>
+            </w:r>
+            <w:r>
+              <w:rPr>
+                <w:noProof/>
+                <w:webHidden/>
+              </w:rPr>
+              <w:fldChar w:fldCharType="end"/>
+            </w:r>
+          </w:hyperlink>
+        </w:p>
+        <w:p>
+          <w:pPr>
+            <w:pStyle w:val="TOC3"/>
+            <w:tabs>
+              <w:tab w:val="right" w:leader="dot" w:pos="9016"/>
+            </w:tabs>
+            <w:rPr>
+              <w:rFonts w:eastAsiaTheme="minorEastAsia"/>
+              <w:noProof/>
+              <w:sz w:val="24"/>
+              <w:szCs w:val="24"/>
+              <w:lang w:val="en-GB" w:eastAsia="en-GB" w:bidi="ar-SA"/>
+            </w:rPr>
+          </w:pPr>
+          <w:hyperlink w:anchor="_Toc224151054" w:history="1">
+            <w:r>
+              <w:rPr>
+                <w:rStyle w:val="Hyperlink"/>
+                <w:rFonts w:ascii="Times New Roman" w:eastAsia="Times New Roman" w:hAnsi="Times New Roman" w:cs="Times New Roman"/>
+                <w:b/>
+                <w:bCs/>
+                <w:noProof/>
+                <w:kern w:val="0"/>
+                <w:lang w:val="en-GB" w:eastAsia="en-GB"/>
+                <w14:ligatures w14:val="none"/>
+              </w:rPr>
+              <w:t>05.1.2 Feasibility &amp; ROI</w:t>
+            </w:r>
+            <w:r>
+              <w:rPr>
+                <w:noProof/>
+                <w:webHidden/>
+              </w:rPr>
+              <w:tab/>
+            </w:r>
+            <w:r>
+              <w:rPr>
+                <w:noProof/>
+                <w:webHidden/>
+              </w:rPr>
+              <w:fldChar w:fldCharType="begin"/>
+            </w:r>
+            <w:r>
+              <w:rPr>
+                <w:noProof/>
+                <w:webHidden/>
+              </w:rPr>
+              <w:instrText xml:space="preserve"> PAGEREF _Toc224151054 \h </w:instrText>
+            </w:r>
+            <w:r>
+              <w:rPr>
+                <w:noProof/>
+                <w:webHidden/>
+              </w:rPr>
+            </w:r>
+            <w:r>
+              <w:rPr>
+                <w:noProof/>
+                <w:webHidden/>
+              </w:rPr>
+              <w:fldChar w:fldCharType="separate"/>
+            </w:r>
+            <w:r>
+              <w:rPr>
+                <w:noProof/>
+                <w:webHidden/>
+              </w:rPr>
+              <w:t>9</w:t>
+            </w:r>
+            <w:r>
+              <w:rPr>
+                <w:noProof/>
+                <w:webHidden/>
+              </w:rPr>
+              <w:fldChar w:fldCharType="end"/>
+            </w:r>
+          </w:hyperlink>
+        </w:p>
+        <w:p>
+          <w:pPr>
+            <w:pStyle w:val="TOC3"/>
+            <w:tabs>
+              <w:tab w:val="right" w:leader="dot" w:pos="9016"/>
+            </w:tabs>
+            <w:rPr>
+              <w:rFonts w:eastAsiaTheme="minorEastAsia"/>
+              <w:noProof/>
+              <w:sz w:val="24"/>
+              <w:szCs w:val="24"/>
+              <w:lang w:val="en-GB" w:eastAsia="en-GB" w:bidi="ar-SA"/>
+            </w:rPr>
+          </w:pPr>
+          <w:hyperlink w:anchor="_Toc224151055" w:history="1">
+            <w:r>
+              <w:rPr>
+                <w:rStyle w:val="Hyperlink"/>
+                <w:rFonts w:ascii="Times New Roman" w:eastAsia="Times New Roman" w:hAnsi="Times New Roman" w:cs="Times New Roman"/>
+                <w:b/>
+                <w:bCs/>
+                <w:noProof/>
+                <w:kern w:val="0"/>
+                <w:lang w:val="en-GB" w:eastAsia="en-GB"/>
+                <w14:ligatures w14:val="none"/>
+              </w:rPr>
+              <w:t>05.1.3 Contractor Selection</w:t>
+            </w:r>
+            <w:r>
+              <w:rPr>
+                <w:noProof/>
+                <w:webHidden/>
+              </w:rPr>
+              <w:tab/>
+            </w:r>
+            <w:r>
+              <w:rPr>
+                <w:noProof/>
+                <w:webHidden/>
+              </w:rPr>
+              <w:fldChar w:fldCharType="begin"/>
+            </w:r>
+            <w:r>
+              <w:rPr>
+                <w:noProof/>
+                <w:webHidden/>
+              </w:rPr>
+              <w:instrText xml:space="preserve"> PAGEREF _Toc224151055 \h </w:instrText>
+            </w:r>
+            <w:r>
+              <w:rPr>
+                <w:noProof/>
+                <w:webHidden/>
+              </w:rPr>
+            </w:r>
+            <w:r>
+              <w:rPr>
+                <w:noProof/>
+                <w:webHidden/>
+              </w:rPr>
+              <w:fldChar w:fldCharType="separate"/>
+            </w:r>
+            <w:r>
+              <w:rPr>
+                <w:noProof/>
+                <w:webHidden/>
+              </w:rPr>
+              <w:t>10</w:t>
+            </w:r>
+            <w:r>
+              <w:rPr>
+                <w:noProof/>
+                <w:webHidden/>
+              </w:rPr>
+              <w:fldChar w:fldCharType="end"/>
+            </w:r>
+          </w:hyperlink>
+        </w:p>
+        <w:p>
+          <w:pPr>
+            <w:pStyle w:val="TOC3"/>
+            <w:tabs>
+              <w:tab w:val="right" w:leader="dot" w:pos="9016"/>
+            </w:tabs>
+            <w:rPr>
+              <w:rFonts w:eastAsiaTheme="minorEastAsia"/>
+              <w:noProof/>
+              <w:sz w:val="24"/>
+              <w:szCs w:val="24"/>
+              <w:lang w:val="en-GB" w:eastAsia="en-GB" w:bidi="ar-SA"/>
+            </w:rPr>
+          </w:pPr>
+          <w:hyperlink w:anchor="_Toc224151056" w:history="1">
+            <w:r>
+              <w:rPr>
+                <w:rStyle w:val="Hyperlink"/>
+                <w:rFonts w:ascii="Times New Roman" w:eastAsia="Times New Roman" w:hAnsi="Times New Roman" w:cs="Times New Roman"/>
+                <w:b/>
+                <w:bCs/>
+                <w:noProof/>
+                <w:kern w:val="0"/>
+                <w:lang w:val="en-GB" w:eastAsia="en-GB"/>
+                <w14:ligatures w14:val="none"/>
+              </w:rPr>
+              <w:t>05.1.4 Project Execution &amp; Monitoring</w:t>
+            </w:r>
+            <w:r>
+              <w:rPr>
+                <w:noProof/>
+                <w:webHidden/>
+              </w:rPr>
+              <w:tab/>
+            </w:r>
+            <w:r>
+              <w:rPr>
+                <w:noProof/>
+                <w:webHidden/>
+              </w:rPr>
+              <w:fldChar w:fldCharType="begin"/>
+            </w:r>
+            <w:r>
+              <w:rPr>
+                <w:noProof/>
+                <w:webHidden/>
+              </w:rPr>
+              <w:instrText xml:space="preserve"> PAGEREF _Toc224151056 \h </w:instrText>
+            </w:r>
+            <w:r>
+              <w:rPr>
+                <w:noProof/>
+                <w:webHidden/>
+              </w:rPr>
+            </w:r>
+            <w:r>
+              <w:rPr>
+                <w:noProof/>
+                <w:webHidden/>
+              </w:rPr>
+              <w:fldChar w:fldCharType="separate"/>
+            </w:r>
+            <w:r>
+              <w:rPr>
+                <w:noProof/>
+                <w:webHidden/>
+              </w:rPr>
+              <w:t>10</w:t>
+            </w:r>
+            <w:r>
+              <w:rPr>
+                <w:noProof/>
+                <w:webHidden/>
+              </w:rPr>
+              <w:fldChar w:fldCharType="end"/>
+            </w:r>
+          </w:hyperlink>
+        </w:p>
+        <w:p>
+          <w:pPr>
+            <w:pStyle w:val="TOC3"/>
+            <w:tabs>
+              <w:tab w:val="right" w:leader="dot" w:pos="9016"/>
+            </w:tabs>
+            <w:rPr>
+              <w:rFonts w:eastAsiaTheme="minorEastAsia"/>
+              <w:noProof/>
+              <w:sz w:val="24"/>
+              <w:szCs w:val="24"/>
+              <w:lang w:val="en-GB" w:eastAsia="en-GB" w:bidi="ar-SA"/>
+            </w:rPr>
+          </w:pPr>
+          <w:hyperlink w:anchor="_Toc224151057" w:history="1">
+            <w:r>
+              <w:rPr>
+                <w:rStyle w:val="Hyperlink"/>
+                <w:rFonts w:ascii="Times New Roman" w:eastAsia="Times New Roman" w:hAnsi="Times New Roman" w:cs="Times New Roman"/>
+                <w:b/>
+                <w:bCs/>
+                <w:noProof/>
+                <w:kern w:val="0"/>
+                <w:lang w:val="en-GB" w:eastAsia="en-GB"/>
+                <w14:ligatures w14:val="none"/>
+              </w:rPr>
+              <w:t>05.1.5 Closeout &amp; Capitalization</w:t>
+            </w:r>
+            <w:r>
+              <w:rPr>
+                <w:noProof/>
+                <w:webHidden/>
+              </w:rPr>
+              <w:tab/>
+            </w:r>
+            <w:r>
+              <w:rPr>
+                <w:noProof/>
+                <w:webHidden/>
+              </w:rPr>
+              <w:fldChar w:fldCharType="begin"/>
+            </w:r>
+            <w:r>
+              <w:rPr>
+                <w:noProof/>
+                <w:webHidden/>
+              </w:rPr>
+              <w:instrText xml:space="preserve"> PAGEREF _Toc224151057 \h </w:instrText>
+            </w:r>
+            <w:r>
+              <w:rPr>
+                <w:noProof/>
+                <w:webHidden/>
+              </w:rPr>
+            </w:r>
+            <w:r>
+              <w:rPr>
+                <w:noProof/>
+                <w:webHidden/>
+              </w:rPr>
+              <w:fldChar w:fldCharType="separate"/>
+            </w:r>
+            <w:r>
+              <w:rPr>
+                <w:noProof/>
+                <w:webHidden/>
+              </w:rPr>
+              <w:t>10</w:t>
+            </w:r>
+            <w:r>
+              <w:rPr>
+                <w:noProof/>
+                <w:webHidden/>
+              </w:rPr>
+              <w:fldChar w:fldCharType="end"/>
+            </w:r>
+          </w:hyperlink>
+        </w:p>
+        <w:p>
+          <w:pPr>
+            <w:pStyle w:val="TOC1"/>
+            <w:tabs>
+              <w:tab w:val="right" w:leader="dot" w:pos="9016"/>
+            </w:tabs>
+            <w:rPr>
+              <w:rFonts w:eastAsiaTheme="minorEastAsia"/>
+              <w:noProof/>
+              <w:sz w:val="24"/>
+              <w:szCs w:val="24"/>
+              <w:lang w:val="en-GB" w:eastAsia="en-GB" w:bidi="ar-SA"/>
+            </w:rPr>
+          </w:pPr>
+          <w:hyperlink w:anchor="_Toc224151058" w:history="1">
+            <w:r>
+              <w:rPr>
+                <w:rStyle w:val="Hyperlink"/>
+                <w:rFonts w:ascii="Times New Roman" w:eastAsia="Times New Roman" w:hAnsi="Times New Roman" w:cs="Times New Roman"/>
+                <w:b/>
+                <w:bCs/>
+                <w:noProof/>
+                <w:kern w:val="36"/>
+                <w:lang w:val="en-GB" w:eastAsia="en-GB"/>
+                <w14:ligatures w14:val="none"/>
+              </w:rPr>
+              <w:t>06_PERFORMANCE</w:t>
+            </w:r>
+            <w:r>
+              <w:rPr>
+                <w:noProof/>
+                <w:webHidden/>
+              </w:rPr>
+              <w:tab/>
+            </w:r>
+            <w:r>
+              <w:rPr>
+                <w:noProof/>
+                <w:webHidden/>
+              </w:rPr>
+              <w:fldChar w:fldCharType="begin"/>
+            </w:r>
+            <w:r>
+              <w:rPr>
+                <w:noProof/>
+                <w:webHidden/>
+              </w:rPr>
+              <w:instrText xml:space="preserve"> PAGEREF _Toc224151058 \h </w:instrText>
+            </w:r>
+            <w:r>
+              <w:rPr>
+                <w:noProof/>
+                <w:webHidden/>
+              </w:rPr>
+            </w:r>
+            <w:r>
+              <w:rPr>
+                <w:noProof/>
+                <w:webHidden/>
+              </w:rPr>
+              <w:fldChar w:fldCharType="separate"/>
+            </w:r>
+            <w:r>
+              <w:rPr>
+                <w:noProof/>
+                <w:webHidden/>
+              </w:rPr>
+              <w:t>10</w:t>
+            </w:r>
+            <w:r>
+              <w:rPr>
+                <w:noProof/>
+                <w:webHidden/>
+              </w:rPr>
+              <w:fldChar w:fldCharType="end"/>
+            </w:r>
+          </w:hyperlink>
+        </w:p>
+        <w:p>
+          <w:pPr>
+            <w:pStyle w:val="TOC2"/>
+            <w:tabs>
+              <w:tab w:val="right" w:leader="dot" w:pos="9016"/>
+            </w:tabs>
+            <w:rPr>
+              <w:rFonts w:eastAsiaTheme="minorEastAsia"/>
+              <w:noProof/>
+              <w:sz w:val="24"/>
+              <w:szCs w:val="24"/>
+              <w:lang w:val="en-GB" w:eastAsia="en-GB" w:bidi="ar-SA"/>
+            </w:rPr>
+          </w:pPr>
+          <w:hyperlink w:anchor="_Toc224151059" w:history="1">
+            <w:r>
+              <w:rPr>
+                <w:rStyle w:val="Hyperlink"/>
+                <w:rFonts w:ascii="Times New Roman" w:eastAsia="Times New Roman" w:hAnsi="Times New Roman" w:cs="Times New Roman"/>
+                <w:b/>
+                <w:bCs/>
+                <w:noProof/>
+                <w:kern w:val="0"/>
+                <w:lang w:val="en-GB" w:eastAsia="en-GB"/>
+                <w14:ligatures w14:val="none"/>
+              </w:rPr>
+              <w:t>06.1 Asset-Level Performance Review</w:t>
+            </w:r>
+            <w:r>
+              <w:rPr>
+                <w:noProof/>
+                <w:webHidden/>
+              </w:rPr>
+              <w:tab/>
+            </w:r>
+            <w:r>
+              <w:rPr>
+                <w:noProof/>
+                <w:webHidden/>
+              </w:rPr>
+              <w:fldChar w:fldCharType="begin"/>
+            </w:r>
+            <w:r>
+              <w:rPr>
+                <w:noProof/>
+                <w:webHidden/>
+              </w:rPr>
+              <w:instrText xml:space="preserve"> PAGEREF _Toc224151059 \h </w:instrText>
+            </w:r>
+            <w:r>
+              <w:rPr>
+                <w:noProof/>
+                <w:webHidden/>
+              </w:rPr>
+            </w:r>
+            <w:r>
+              <w:rPr>
+                <w:noProof/>
+                <w:webHidden/>
+              </w:rPr>
+              <w:fldChar w:fldCharType="separate"/>
+            </w:r>
+            <w:r>
+              <w:rPr>
+                <w:noProof/>
+                <w:webHidden/>
+              </w:rPr>
+              <w:t>10</w:t>
+            </w:r>
+            <w:r>
+              <w:rPr>
+                <w:noProof/>
+                <w:webHidden/>
+              </w:rPr>
+              <w:fldChar w:fldCharType="end"/>
+            </w:r>
+          </w:hyperlink>
+        </w:p>
+        <w:p>
+          <w:pPr>
+            <w:pStyle w:val="TOC2"/>
+            <w:tabs>
+              <w:tab w:val="right" w:leader="dot" w:pos="9016"/>
+            </w:tabs>
+            <w:rPr>
+              <w:rFonts w:eastAsiaTheme="minorEastAsia"/>
+              <w:noProof/>
+              <w:sz w:val="24"/>
+              <w:szCs w:val="24"/>
+              <w:lang w:val="en-GB" w:eastAsia="en-GB" w:bidi="ar-SA"/>
+            </w:rPr>
+          </w:pPr>
+          <w:hyperlink w:anchor="_Toc224151060" w:history="1">
+            <w:r>
+              <w:rPr>
+                <w:rStyle w:val="Hyperlink"/>
+                <w:rFonts w:ascii="Times New Roman" w:eastAsia="Times New Roman" w:hAnsi="Times New Roman" w:cs="Times New Roman"/>
+                <w:b/>
+                <w:bCs/>
+                <w:noProof/>
+                <w:kern w:val="0"/>
+                <w:lang w:val="en-GB" w:eastAsia="en-GB"/>
+                <w14:ligatures w14:val="none"/>
+              </w:rPr>
+              <w:t>06.2 Portfolio KPI Dashboard</w:t>
+            </w:r>
+            <w:r>
+              <w:rPr>
+                <w:noProof/>
+                <w:webHidden/>
+              </w:rPr>
+              <w:tab/>
+            </w:r>
+            <w:r>
+              <w:rPr>
+                <w:noProof/>
+                <w:webHidden/>
+              </w:rPr>
+              <w:fldChar w:fldCharType="begin"/>
+            </w:r>
+            <w:r>
+              <w:rPr>
+                <w:noProof/>
+                <w:webHidden/>
+              </w:rPr>
+              <w:instrText xml:space="preserve"> PAGEREF _Toc224151060 \h </w:instrText>
+            </w:r>
+            <w:r>
+              <w:rPr>
+                <w:noProof/>
+                <w:webHidden/>
+              </w:rPr>
+            </w:r>
+            <w:r>
+              <w:rPr>
+                <w:noProof/>
+                <w:webHidden/>
+              </w:rPr>
+              <w:fldChar w:fldCharType="separate"/>
+            </w:r>
+            <w:r>
+              <w:rPr>
+                <w:noProof/>
+                <w:webHidden/>
+              </w:rPr>
+              <w:t>11</w:t>
+            </w:r>
+            <w:r>
+              <w:rPr>
+                <w:noProof/>
+                <w:webHidden/>
+              </w:rPr>
+              <w:fldChar w:fldCharType="end"/>
+            </w:r>
+          </w:hyperlink>
+        </w:p>
+        <w:p>
+          <w:pPr>
+            <w:pStyle w:val="TOC2"/>
+            <w:tabs>
+              <w:tab w:val="right" w:leader="dot" w:pos="9016"/>
+            </w:tabs>
+            <w:rPr>
+              <w:rFonts w:eastAsiaTheme="minorEastAsia"/>
+              <w:noProof/>
+              <w:sz w:val="24"/>
+              <w:szCs w:val="24"/>
+              <w:lang w:val="en-GB" w:eastAsia="en-GB" w:bidi="ar-SA"/>
+            </w:rPr>
+          </w:pPr>
+          <w:hyperlink w:anchor="_Toc224151061" w:history="1">
+            <w:r>
+              <w:rPr>
+                <w:rStyle w:val="Hyperlink"/>
+                <w:rFonts w:ascii="Times New Roman" w:eastAsia="Times New Roman" w:hAnsi="Times New Roman" w:cs="Times New Roman"/>
+                <w:b/>
+                <w:bCs/>
+                <w:noProof/>
+                <w:kern w:val="0"/>
+                <w:lang w:val="en-GB" w:eastAsia="en-GB"/>
+                <w14:ligatures w14:val="none"/>
+              </w:rPr>
+              <w:t>06.3 Post-Investment Review</w:t>
+            </w:r>
+            <w:r>
+              <w:rPr>
+                <w:noProof/>
+                <w:webHidden/>
+              </w:rPr>
+              <w:tab/>
+            </w:r>
+            <w:r>
+              <w:rPr>
+                <w:noProof/>
+                <w:webHidden/>
+              </w:rPr>
+              <w:fldChar w:fldCharType="begin"/>
+            </w:r>
+            <w:r>
+              <w:rPr>
+                <w:noProof/>
+                <w:webHidden/>
+              </w:rPr>
+              <w:instrText xml:space="preserve"> PAGEREF _Toc224151061 \h </w:instrText>
+            </w:r>
+            <w:r>
+              <w:rPr>
+                <w:noProof/>
+                <w:webHidden/>
+              </w:rPr>
+            </w:r>
+            <w:r>
+              <w:rPr>
+                <w:noProof/>
+                <w:webHidden/>
+              </w:rPr>
+              <w:fldChar w:fldCharType="separate"/>
+            </w:r>
+            <w:r>
+              <w:rPr>
+                <w:noProof/>
+                <w:webHidden/>
+              </w:rPr>
+              <w:t>11</w:t>
+            </w:r>
+            <w:r>
+              <w:rPr>
+                <w:noProof/>
+                <w:webHidden/>
+              </w:rPr>
+              <w:fldChar w:fldCharType="end"/>
+            </w:r>
+          </w:hyperlink>
+        </w:p>
+        <w:p>
+          <w:pPr>
+            <w:pStyle w:val="TOC1"/>
+            <w:tabs>
+              <w:tab w:val="right" w:leader="dot" w:pos="9016"/>
+            </w:tabs>
+            <w:rPr>
+              <w:rFonts w:eastAsiaTheme="minorEastAsia"/>
+              <w:noProof/>
+              <w:sz w:val="24"/>
+              <w:szCs w:val="24"/>
+              <w:lang w:val="en-GB" w:eastAsia="en-GB" w:bidi="ar-SA"/>
+            </w:rPr>
+          </w:pPr>
+          <w:hyperlink w:anchor="_Toc224151062" w:history="1">
+            <w:r>
+              <w:rPr>
+                <w:rStyle w:val="Hyperlink"/>
+                <w:rFonts w:ascii="Times New Roman" w:eastAsia="Times New Roman" w:hAnsi="Times New Roman" w:cs="Times New Roman"/>
+                <w:b/>
+                <w:bCs/>
+                <w:noProof/>
+                <w:kern w:val="36"/>
+                <w:lang w:val="en-GB" w:eastAsia="en-GB"/>
+                <w14:ligatures w14:val="none"/>
+              </w:rPr>
+              <w:t>07_RISK_COMPLIANCE</w:t>
+            </w:r>
+            <w:r>
+              <w:rPr>
+                <w:noProof/>
+                <w:webHidden/>
+              </w:rPr>
+              <w:tab/>
+            </w:r>
+            <w:r>
+              <w:rPr>
+                <w:noProof/>
+                <w:webHidden/>
+              </w:rPr>
+              <w:fldChar w:fldCharType="begin"/>
+            </w:r>
+            <w:r>
+              <w:rPr>
+                <w:noProof/>
+                <w:webHidden/>
+              </w:rPr>
+              <w:instrText xml:space="preserve"> PAGEREF _Toc224151062 \h </w:instrText>
+            </w:r>
+            <w:r>
+              <w:rPr>
+                <w:noProof/>
+                <w:webHidden/>
+              </w:rPr>
+            </w:r>
+            <w:r>
+              <w:rPr>
+                <w:noProof/>
+                <w:webHidden/>
+              </w:rPr>
+              <w:fldChar w:fldCharType="separate"/>
+            </w:r>
+            <w:r>
+              <w:rPr>
+                <w:noProof/>
+                <w:webHidden/>
+              </w:rPr>
+              <w:t>11</w:t>
+            </w:r>
+            <w:r>
+              <w:rPr>
+                <w:noProof/>
+                <w:webHidden/>
+              </w:rPr>
+              <w:fldChar w:fldCharType="end"/>
+            </w:r>
+          </w:hyperlink>
+        </w:p>
+        <w:p>
+          <w:pPr>
+            <w:pStyle w:val="TOC2"/>
+            <w:tabs>
+              <w:tab w:val="right" w:leader="dot" w:pos="9016"/>
+            </w:tabs>
+            <w:rPr>
+              <w:rFonts w:eastAsiaTheme="minorEastAsia"/>
+              <w:noProof/>
+              <w:sz w:val="24"/>
+              <w:szCs w:val="24"/>
+              <w:lang w:val="en-GB" w:eastAsia="en-GB" w:bidi="ar-SA"/>
+            </w:rPr>
+          </w:pPr>
+          <w:hyperlink w:anchor="_Toc224151063" w:history="1">
+            <w:r>
+              <w:rPr>
+                <w:rStyle w:val="Hyperlink"/>
+                <w:rFonts w:ascii="Times New Roman" w:eastAsia="Times New Roman" w:hAnsi="Times New Roman" w:cs="Times New Roman"/>
+                <w:b/>
+                <w:bCs/>
+                <w:noProof/>
+                <w:kern w:val="0"/>
+                <w:lang w:val="en-GB" w:eastAsia="en-GB"/>
+                <w14:ligatures w14:val="none"/>
+              </w:rPr>
+              <w:t>07.1 Enterprise Risk Management</w:t>
+            </w:r>
+            <w:r>
+              <w:rPr>
+                <w:noProof/>
+                <w:webHidden/>
+              </w:rPr>
+              <w:tab/>
+            </w:r>
+            <w:r>
+              <w:rPr>
+                <w:noProof/>
+                <w:webHidden/>
+              </w:rPr>
+              <w:fldChar w:fldCharType="begin"/>
+            </w:r>
+            <w:r>
+              <w:rPr>
+                <w:noProof/>
+                <w:webHidden/>
+              </w:rPr>
+              <w:instrText xml:space="preserve"> PAGEREF _Toc224151063 \h </w:instrText>
+            </w:r>
+            <w:r>
+              <w:rPr>
+                <w:noProof/>
+                <w:webHidden/>
+              </w:rPr>
+            </w:r>
+            <w:r>
+              <w:rPr>
+                <w:noProof/>
+                <w:webHidden/>
+              </w:rPr>
+              <w:fldChar w:fldCharType="separate"/>
+            </w:r>
+            <w:r>
+              <w:rPr>
+                <w:noProof/>
+                <w:webHidden/>
+              </w:rPr>
+              <w:t>11</w:t>
+            </w:r>
+            <w:r>
+              <w:rPr>
+                <w:noProof/>
+                <w:webHidden/>
+              </w:rPr>
+              <w:fldChar w:fldCharType="end"/>
+            </w:r>
+          </w:hyperlink>
+        </w:p>
+        <w:p>
+          <w:pPr>
+            <w:pStyle w:val="TOC2"/>
+            <w:tabs>
+              <w:tab w:val="right" w:leader="dot" w:pos="9016"/>
+            </w:tabs>
+            <w:rPr>
+              <w:rFonts w:eastAsiaTheme="minorEastAsia"/>
+              <w:noProof/>
+              <w:sz w:val="24"/>
+              <w:szCs w:val="24"/>
+              <w:lang w:val="en-GB" w:eastAsia="en-GB" w:bidi="ar-SA"/>
+            </w:rPr>
+          </w:pPr>
+          <w:hyperlink w:anchor="_Toc224151064" w:history="1">
+            <w:r>
+              <w:rPr>
+                <w:rStyle w:val="Hyperlink"/>
+                <w:rFonts w:ascii="Times New Roman" w:eastAsia="Times New Roman" w:hAnsi="Times New Roman" w:cs="Times New Roman"/>
+                <w:b/>
+                <w:bCs/>
+                <w:noProof/>
+                <w:kern w:val="0"/>
+                <w:lang w:val="en-GB" w:eastAsia="en-GB"/>
+                <w14:ligatures w14:val="none"/>
+              </w:rPr>
+              <w:t>07.2 Compliance Calendar</w:t>
+            </w:r>
+            <w:r>
+              <w:rPr>
+                <w:noProof/>
+                <w:webHidden/>
+              </w:rPr>
+              <w:tab/>
+            </w:r>
+            <w:r>
+              <w:rPr>
+                <w:noProof/>
+                <w:webHidden/>
+              </w:rPr>
+              <w:fldChar w:fldCharType="begin"/>
+            </w:r>
+            <w:r>
+              <w:rPr>
+                <w:noProof/>
+                <w:webHidden/>
+              </w:rPr>
+              <w:instrText xml:space="preserve"> PAGEREF _Toc224151064 \h </w:instrText>
+            </w:r>
+            <w:r>
+              <w:rPr>
+                <w:noProof/>
+                <w:webHidden/>
+              </w:rPr>
+            </w:r>
+            <w:r>
+              <w:rPr>
+                <w:noProof/>
+                <w:webHidden/>
+              </w:rPr>
+              <w:fldChar w:fldCharType="separate"/>
+            </w:r>
+            <w:r>
+              <w:rPr>
+                <w:noProof/>
+                <w:webHidden/>
+              </w:rPr>
+              <w:t>11</w:t>
+            </w:r>
+            <w:r>
+              <w:rPr>
+                <w:noProof/>
+                <w:webHidden/>
+              </w:rPr>
+              <w:fldChar w:fldCharType="end"/>
+            </w:r>
+          </w:hyperlink>
+        </w:p>
+        <w:p>
+          <w:pPr>
+            <w:pStyle w:val="TOC2"/>
+            <w:tabs>
+              <w:tab w:val="right" w:leader="dot" w:pos="9016"/>
+            </w:tabs>
+            <w:rPr>
+              <w:rFonts w:eastAsiaTheme="minorEastAsia"/>
+              <w:noProof/>
+              <w:sz w:val="24"/>
+              <w:szCs w:val="24"/>
+              <w:lang w:val="en-GB" w:eastAsia="en-GB" w:bidi="ar-SA"/>
+            </w:rPr>
+          </w:pPr>
+          <w:hyperlink w:anchor="_Toc224151065" w:history="1">
+            <w:r>
+              <w:rPr>
+                <w:rStyle w:val="Hyperlink"/>
+                <w:rFonts w:ascii="Times New Roman" w:eastAsia="Times New Roman" w:hAnsi="Times New Roman" w:cs="Times New Roman"/>
+                <w:b/>
+                <w:bCs/>
+                <w:noProof/>
+                <w:kern w:val="0"/>
+                <w:lang w:val="en-GB" w:eastAsia="en-GB"/>
+                <w14:ligatures w14:val="none"/>
+              </w:rPr>
+              <w:t>07.3 Internal Audit Tracking</w:t>
+            </w:r>
+            <w:r>
+              <w:rPr>
+                <w:noProof/>
+                <w:webHidden/>
+              </w:rPr>
+              <w:tab/>
+            </w:r>
+            <w:r>
+              <w:rPr>
+                <w:noProof/>
+                <w:webHidden/>
+              </w:rPr>
+              <w:fldChar w:fldCharType="begin"/>
+            </w:r>
+            <w:r>
+              <w:rPr>
+                <w:noProof/>
+                <w:webHidden/>
+              </w:rPr>
+              <w:instrText xml:space="preserve"> PAGEREF _Toc224151065 \h </w:instrText>
+            </w:r>
+            <w:r>
+              <w:rPr>
+                <w:noProof/>
+                <w:webHidden/>
+              </w:rPr>
+            </w:r>
+            <w:r>
+              <w:rPr>
+                <w:noProof/>
+                <w:webHidden/>
+              </w:rPr>
+              <w:fldChar w:fldCharType="separate"/>
+            </w:r>
+            <w:r>
+              <w:rPr>
+                <w:noProof/>
+                <w:webHidden/>
+              </w:rPr>
+              <w:t>12</w:t>
+            </w:r>
+            <w:r>
+              <w:rPr>
+                <w:noProof/>
+                <w:webHidden/>
+              </w:rPr>
+              <w:fldChar w:fldCharType="end"/>
+            </w:r>
+          </w:hyperlink>
+        </w:p>
+        <w:p>
+          <w:pPr>
+            <w:pStyle w:val="TOC1"/>
+            <w:tabs>
+              <w:tab w:val="right" w:leader="dot" w:pos="9016"/>
+            </w:tabs>
+            <w:rPr>
+              <w:rFonts w:eastAsiaTheme="minorEastAsia"/>
+              <w:noProof/>
+              <w:sz w:val="24"/>
+              <w:szCs w:val="24"/>
+              <w:lang w:val="en-GB" w:eastAsia="en-GB" w:bidi="ar-SA"/>
+            </w:rPr>
+          </w:pPr>
+          <w:hyperlink w:anchor="_Toc224151066" w:history="1">
+            <w:r>
+              <w:rPr>
+                <w:rStyle w:val="Hyperlink"/>
+                <w:rFonts w:ascii="Times New Roman" w:eastAsia="Times New Roman" w:hAnsi="Times New Roman" w:cs="Times New Roman"/>
+                <w:b/>
+                <w:bCs/>
+                <w:noProof/>
+                <w:kern w:val="36"/>
+                <w:lang w:val="en-GB" w:eastAsia="en-GB"/>
+                <w14:ligatures w14:val="none"/>
+              </w:rPr>
+              <w:t>08_MASTER_DATA</w:t>
+            </w:r>
+            <w:r>
+              <w:rPr>
+                <w:noProof/>
+                <w:webHidden/>
+              </w:rPr>
+              <w:tab/>
+            </w:r>
+            <w:r>
+              <w:rPr>
+                <w:noProof/>
+                <w:webHidden/>
+              </w:rPr>
+              <w:fldChar w:fldCharType="begin"/>
+            </w:r>
+            <w:r>
+              <w:rPr>
+                <w:noProof/>
+                <w:webHidden/>
+              </w:rPr>
+              <w:instrText xml:space="preserve"> PAGEREF _Toc224151066 \h </w:instrText>
+            </w:r>
+            <w:r>
+              <w:rPr>
+                <w:noProof/>
+                <w:webHidden/>
+              </w:rPr>
+            </w:r>
+            <w:r>
+              <w:rPr>
+                <w:noProof/>
+                <w:webHidden/>
+              </w:rPr>
+              <w:fldChar w:fldCharType="separate"/>
+            </w:r>
+            <w:r>
+              <w:rPr>
+                <w:noProof/>
+                <w:webHidden/>
+              </w:rPr>
+              <w:t>12</w:t>
+            </w:r>
+            <w:r>
+              <w:rPr>
+                <w:noProof/>
+                <w:webHidden/>
+              </w:rPr>
+              <w:fldChar w:fldCharType="end"/>
+            </w:r>
+          </w:hyperlink>
+        </w:p>
+        <w:p>
+          <w:pPr>
+            <w:pStyle w:val="TOC2"/>
+            <w:tabs>
+              <w:tab w:val="right" w:leader="dot" w:pos="9016"/>
+            </w:tabs>
+            <w:rPr>
+              <w:rFonts w:eastAsiaTheme="minorEastAsia"/>
+              <w:noProof/>
+              <w:sz w:val="24"/>
+              <w:szCs w:val="24"/>
+              <w:lang w:val="en-GB" w:eastAsia="en-GB" w:bidi="ar-SA"/>
+            </w:rPr>
+          </w:pPr>
+          <w:hyperlink w:anchor="_Toc224151067" w:history="1">
+            <w:r>
+              <w:rPr>
+                <w:rStyle w:val="Hyperlink"/>
+                <w:rFonts w:ascii="Times New Roman" w:eastAsia="Times New Roman" w:hAnsi="Times New Roman" w:cs="Times New Roman"/>
+                <w:b/>
+                <w:bCs/>
+                <w:noProof/>
+                <w:kern w:val="0"/>
+                <w:lang w:val="en-GB" w:eastAsia="en-GB"/>
+                <w14:ligatures w14:val="none"/>
+              </w:rPr>
+              <w:t>08.1 Asset Master Governance</w:t>
+            </w:r>
+            <w:r>
+              <w:rPr>
+                <w:noProof/>
+                <w:webHidden/>
+              </w:rPr>
+              <w:tab/>
+            </w:r>
+            <w:r>
+              <w:rPr>
+                <w:noProof/>
+                <w:webHidden/>
+              </w:rPr>
+              <w:fldChar w:fldCharType="begin"/>
+            </w:r>
+            <w:r>
+              <w:rPr>
+                <w:noProof/>
+                <w:webHidden/>
+              </w:rPr>
+              <w:instrText xml:space="preserve"> PAGEREF _Toc224151067 \h </w:instrText>
+            </w:r>
+            <w:r>
+              <w:rPr>
+                <w:noProof/>
+                <w:webHidden/>
+              </w:rPr>
+            </w:r>
+            <w:r>
+              <w:rPr>
+                <w:noProof/>
+                <w:webHidden/>
+              </w:rPr>
+              <w:fldChar w:fldCharType="separate"/>
+            </w:r>
+            <w:r>
+              <w:rPr>
+                <w:noProof/>
+                <w:webHidden/>
+              </w:rPr>
+              <w:t>12</w:t>
+            </w:r>
+            <w:r>
+              <w:rPr>
+                <w:noProof/>
+                <w:webHidden/>
+              </w:rPr>
+              <w:fldChar w:fldCharType="end"/>
+            </w:r>
+          </w:hyperlink>
+        </w:p>
+        <w:p>
+          <w:pPr>
+            <w:pStyle w:val="TOC2"/>
+            <w:tabs>
+              <w:tab w:val="right" w:leader="dot" w:pos="9016"/>
+            </w:tabs>
+            <w:rPr>
+              <w:rFonts w:eastAsiaTheme="minorEastAsia"/>
+              <w:noProof/>
+              <w:sz w:val="24"/>
+              <w:szCs w:val="24"/>
+              <w:lang w:val="en-GB" w:eastAsia="en-GB" w:bidi="ar-SA"/>
+            </w:rPr>
+          </w:pPr>
+          <w:hyperlink w:anchor="_Toc224151068" w:history="1">
+            <w:r>
+              <w:rPr>
+                <w:rStyle w:val="Hyperlink"/>
+                <w:rFonts w:ascii="Times New Roman" w:eastAsia="Times New Roman" w:hAnsi="Times New Roman" w:cs="Times New Roman"/>
+                <w:b/>
+                <w:bCs/>
+                <w:noProof/>
+                <w:kern w:val="0"/>
+                <w:lang w:val="en-GB" w:eastAsia="en-GB"/>
+                <w14:ligatures w14:val="none"/>
+              </w:rPr>
+              <w:t>08.2 Tenant Master Governance</w:t>
+            </w:r>
+            <w:r>
+              <w:rPr>
+                <w:noProof/>
+                <w:webHidden/>
+              </w:rPr>
+              <w:tab/>
+            </w:r>
+            <w:r>
+              <w:rPr>
+                <w:noProof/>
+                <w:webHidden/>
+              </w:rPr>
+              <w:fldChar w:fldCharType="begin"/>
+            </w:r>
+            <w:r>
+              <w:rPr>
+                <w:noProof/>
+                <w:webHidden/>
+              </w:rPr>
+              <w:instrText xml:space="preserve"> PAGEREF _Toc224151068 \h </w:instrText>
+            </w:r>
+            <w:r>
+              <w:rPr>
+                <w:noProof/>
+                <w:webHidden/>
+              </w:rPr>
+            </w:r>
+            <w:r>
+              <w:rPr>
+                <w:noProof/>
+                <w:webHidden/>
+              </w:rPr>
+              <w:fldChar w:fldCharType="separate"/>
+            </w:r>
+            <w:r>
+              <w:rPr>
+                <w:noProof/>
+                <w:webHidden/>
+              </w:rPr>
+              <w:t>12</w:t>
+            </w:r>
+            <w:r>
+              <w:rPr>
+                <w:noProof/>
+                <w:webHidden/>
+              </w:rPr>
+              <w:fldChar w:fldCharType="end"/>
+            </w:r>
+          </w:hyperlink>
+        </w:p>
+        <w:p>
+          <w:pPr>
+            <w:pStyle w:val="TOC2"/>
+            <w:tabs>
+              <w:tab w:val="right" w:leader="dot" w:pos="9016"/>
+            </w:tabs>
+            <w:rPr>
+              <w:rFonts w:eastAsiaTheme="minorEastAsia"/>
+              <w:noProof/>
+              <w:sz w:val="24"/>
+              <w:szCs w:val="24"/>
+              <w:lang w:val="en-GB" w:eastAsia="en-GB" w:bidi="ar-SA"/>
+            </w:rPr>
+          </w:pPr>
+          <w:hyperlink w:anchor="_Toc224151069" w:history="1">
+            <w:r>
+              <w:rPr>
+                <w:rStyle w:val="Hyperlink"/>
+                <w:rFonts w:ascii="Times New Roman" w:eastAsia="Times New Roman" w:hAnsi="Times New Roman" w:cs="Times New Roman"/>
+                <w:b/>
+                <w:bCs/>
+                <w:noProof/>
+                <w:kern w:val="0"/>
+                <w:lang w:val="en-GB" w:eastAsia="en-GB"/>
+                <w14:ligatures w14:val="none"/>
+              </w:rPr>
+              <w:t>08.3 Vendor Master Governance</w:t>
+            </w:r>
+            <w:r>
+              <w:rPr>
+                <w:noProof/>
+                <w:webHidden/>
+              </w:rPr>
+              <w:tab/>
+            </w:r>
+            <w:r>
+              <w:rPr>
+                <w:noProof/>
+                <w:webHidden/>
+              </w:rPr>
+              <w:fldChar w:fldCharType="begin"/>
+            </w:r>
+            <w:r>
+              <w:rPr>
+                <w:noProof/>
+                <w:webHidden/>
+              </w:rPr>
+              <w:instrText xml:space="preserve"> PAGEREF _Toc224151069 \h </w:instrText>
+            </w:r>
+            <w:r>
+              <w:rPr>
+                <w:noProof/>
+                <w:webHidden/>
+              </w:rPr>
+            </w:r>
+            <w:r>
+              <w:rPr>
+                <w:noProof/>
+                <w:webHidden/>
+              </w:rPr>
+              <w:fldChar w:fldCharType="separate"/>
+            </w:r>
+            <w:r>
+              <w:rPr>
+                <w:noProof/>
+                <w:webHidden/>
+              </w:rPr>
+              <w:t>12</w:t>
+            </w:r>
+            <w:r>
+              <w:rPr>
+                <w:noProof/>
+                <w:webHidden/>
+              </w:rPr>
+              <w:fldChar w:fldCharType="end"/>
+            </w:r>
+          </w:hyperlink>
+        </w:p>
+        <w:p>
+          <w:pPr>
+            <w:pStyle w:val="TOC1"/>
+            <w:tabs>
+              <w:tab w:val="right" w:leader="dot" w:pos="9016"/>
+            </w:tabs>
+            <w:rPr>
+              <w:rFonts w:eastAsiaTheme="minorEastAsia"/>
+              <w:noProof/>
+              <w:sz w:val="24"/>
+              <w:szCs w:val="24"/>
+              <w:lang w:val="en-GB" w:eastAsia="en-GB" w:bidi="ar-SA"/>
+            </w:rPr>
+          </w:pPr>
+          <w:hyperlink w:anchor="_Toc224151070" w:history="1">
+            <w:r>
+              <w:rPr>
+                <w:rStyle w:val="Hyperlink"/>
+                <w:rFonts w:ascii="Times New Roman" w:eastAsia="Times New Roman" w:hAnsi="Times New Roman" w:cs="Times New Roman"/>
+                <w:b/>
+                <w:bCs/>
+                <w:noProof/>
+                <w:kern w:val="36"/>
+                <w:lang w:val="en-GB" w:eastAsia="en-GB"/>
+                <w14:ligatures w14:val="none"/>
+              </w:rPr>
+              <w:t>09_AI_KNOWLEDGE_HUB</w:t>
+            </w:r>
+            <w:r>
+              <w:rPr>
+                <w:noProof/>
+                <w:webHidden/>
+              </w:rPr>
+              <w:tab/>
+            </w:r>
+            <w:r>
+              <w:rPr>
+                <w:noProof/>
+                <w:webHidden/>
+              </w:rPr>
+              <w:fldChar w:fldCharType="begin"/>
+            </w:r>
+            <w:r>
+              <w:rPr>
+                <w:noProof/>
+                <w:webHidden/>
+              </w:rPr>
+              <w:instrText xml:space="preserve"> PAGEREF _Toc224151070 \h </w:instrText>
+            </w:r>
+            <w:r>
+              <w:rPr>
+                <w:noProof/>
+                <w:webHidden/>
+              </w:rPr>
+            </w:r>
+            <w:r>
+              <w:rPr>
+                <w:noProof/>
+                <w:webHidden/>
+              </w:rPr>
+              <w:fldChar w:fldCharType="separate"/>
+            </w:r>
+            <w:r>
+              <w:rPr>
+                <w:noProof/>
+                <w:webHidden/>
+              </w:rPr>
+              <w:t>13</w:t>
+            </w:r>
+            <w:r>
+              <w:rPr>
+                <w:noProof/>
+                <w:webHidden/>
+              </w:rPr>
+              <w:fldChar w:fldCharType="end"/>
+            </w:r>
+          </w:hyperlink>
+        </w:p>
+        <w:p>
+          <w:pPr>
+            <w:pStyle w:val="TOC2"/>
+            <w:tabs>
+              <w:tab w:val="right" w:leader="dot" w:pos="9016"/>
+            </w:tabs>
+            <w:rPr>
+              <w:rFonts w:eastAsiaTheme="minorEastAsia"/>
+              <w:noProof/>
+              <w:sz w:val="24"/>
+              <w:szCs w:val="24"/>
+              <w:lang w:val="en-GB" w:eastAsia="en-GB" w:bidi="ar-SA"/>
+            </w:rPr>
+          </w:pPr>
+          <w:hyperlink w:anchor="_Toc224151071" w:history="1">
+            <w:r>
+              <w:rPr>
+                <w:rStyle w:val="Hyperlink"/>
+                <w:rFonts w:ascii="Times New Roman" w:eastAsia="Times New Roman" w:hAnsi="Times New Roman" w:cs="Times New Roman"/>
+                <w:b/>
+                <w:bCs/>
+                <w:noProof/>
+                <w:kern w:val="0"/>
+                <w:lang w:val="en-GB" w:eastAsia="en-GB"/>
+                <w14:ligatures w14:val="none"/>
+              </w:rPr>
+              <w:t>09.1 Policy Repository Governance</w:t>
+            </w:r>
+            <w:r>
+              <w:rPr>
+                <w:noProof/>
+                <w:webHidden/>
+              </w:rPr>
+              <w:tab/>
+            </w:r>
+            <w:r>
+              <w:rPr>
+                <w:noProof/>
+                <w:webHidden/>
+              </w:rPr>
+              <w:fldChar w:fldCharType="begin"/>
+            </w:r>
+            <w:r>
+              <w:rPr>
+                <w:noProof/>
+                <w:webHidden/>
+              </w:rPr>
+              <w:instrText xml:space="preserve"> PAGEREF _Toc224151071 \h </w:instrText>
+            </w:r>
+            <w:r>
+              <w:rPr>
+                <w:noProof/>
+                <w:webHidden/>
+              </w:rPr>
+            </w:r>
+            <w:r>
+              <w:rPr>
+                <w:noProof/>
+                <w:webHidden/>
+              </w:rPr>
+              <w:fldChar w:fldCharType="separate"/>
+            </w:r>
+            <w:r>
+              <w:rPr>
+                <w:noProof/>
+                <w:webHidden/>
+              </w:rPr>
+              <w:t>13</w:t>
+            </w:r>
+            <w:r>
+              <w:rPr>
+                <w:noProof/>
+                <w:webHidden/>
+              </w:rPr>
+              <w:fldChar w:fldCharType="end"/>
+            </w:r>
+          </w:hyperlink>
+        </w:p>
+        <w:p>
+          <w:pPr>
+            <w:pStyle w:val="TOC2"/>
+            <w:tabs>
+              <w:tab w:val="right" w:leader="dot" w:pos="9016"/>
+            </w:tabs>
+            <w:rPr>
+              <w:rFonts w:eastAsiaTheme="minorEastAsia"/>
+              <w:noProof/>
+              <w:sz w:val="24"/>
+              <w:szCs w:val="24"/>
+              <w:lang w:val="en-GB" w:eastAsia="en-GB" w:bidi="ar-SA"/>
+            </w:rPr>
+          </w:pPr>
+          <w:hyperlink w:anchor="_Toc224151072" w:history="1">
+            <w:r>
+              <w:rPr>
+                <w:rStyle w:val="Hyperlink"/>
+                <w:rFonts w:ascii="Times New Roman" w:eastAsia="Times New Roman" w:hAnsi="Times New Roman" w:cs="Times New Roman"/>
+                <w:b/>
+                <w:bCs/>
+                <w:noProof/>
+                <w:kern w:val="0"/>
+                <w:lang w:val="en-GB" w:eastAsia="en-GB"/>
+                <w14:ligatures w14:val="none"/>
+              </w:rPr>
+              <w:t>09.2 AI Search &amp; Query Logic</w:t>
+            </w:r>
+            <w:r>
+              <w:rPr>
+                <w:noProof/>
+                <w:webHidden/>
+              </w:rPr>
+              <w:tab/>
+            </w:r>
+            <w:r>
+              <w:rPr>
+                <w:noProof/>
+                <w:webHidden/>
+              </w:rPr>
+              <w:fldChar w:fldCharType="begin"/>
+            </w:r>
+            <w:r>
+              <w:rPr>
+                <w:noProof/>
+                <w:webHidden/>
+              </w:rPr>
+              <w:instrText xml:space="preserve"> PAGEREF _Toc224151072 \h </w:instrText>
+            </w:r>
+            <w:r>
+              <w:rPr>
+                <w:noProof/>
+                <w:webHidden/>
+              </w:rPr>
+            </w:r>
+            <w:r>
+              <w:rPr>
+                <w:noProof/>
+                <w:webHidden/>
+              </w:rPr>
+              <w:fldChar w:fldCharType="separate"/>
+            </w:r>
+            <w:r>
+              <w:rPr>
+                <w:noProof/>
+                <w:webHidden/>
+              </w:rPr>
+              <w:t>13</w:t>
+            </w:r>
+            <w:r>
+              <w:rPr>
+                <w:noProof/>
+                <w:webHidden/>
+              </w:rPr>
+              <w:fldChar w:fldCharType="end"/>
+            </w:r>
+          </w:hyperlink>
+        </w:p>
+        <w:p>
+          <w:pPr>
+            <w:pStyle w:val="TOC2"/>
+            <w:tabs>
+              <w:tab w:val="right" w:leader="dot" w:pos="9016"/>
+            </w:tabs>
+            <w:rPr>
+              <w:rFonts w:eastAsiaTheme="minorEastAsia"/>
+              <w:noProof/>
+              <w:sz w:val="24"/>
+              <w:szCs w:val="24"/>
+              <w:lang w:val="en-GB" w:eastAsia="en-GB" w:bidi="ar-SA"/>
+            </w:rPr>
+          </w:pPr>
+          <w:hyperlink w:anchor="_Toc224151073" w:history="1">
+            <w:r>
+              <w:rPr>
+                <w:rStyle w:val="Hyperlink"/>
+                <w:rFonts w:ascii="Times New Roman" w:eastAsia="Times New Roman" w:hAnsi="Times New Roman" w:cs="Times New Roman"/>
+                <w:b/>
+                <w:bCs/>
+                <w:noProof/>
+                <w:kern w:val="0"/>
+                <w:lang w:val="en-GB" w:eastAsia="en-GB"/>
+                <w14:ligatures w14:val="none"/>
+              </w:rPr>
+              <w:t>09.3 Workflow Automation</w:t>
+            </w:r>
+            <w:r>
+              <w:rPr>
+                <w:noProof/>
+                <w:webHidden/>
+              </w:rPr>
+              <w:tab/>
+            </w:r>
+            <w:r>
+              <w:rPr>
+                <w:noProof/>
+                <w:webHidden/>
+              </w:rPr>
+              <w:fldChar w:fldCharType="begin"/>
+            </w:r>
+            <w:r>
+              <w:rPr>
+                <w:noProof/>
+                <w:webHidden/>
+              </w:rPr>
+              <w:instrText xml:space="preserve"> PAGEREF _Toc224151073 \h </w:instrText>
+            </w:r>
+            <w:r>
+              <w:rPr>
+                <w:noProof/>
+                <w:webHidden/>
+              </w:rPr>
+            </w:r>
+            <w:r>
+              <w:rPr>
+                <w:noProof/>
+                <w:webHidden/>
+              </w:rPr>
+              <w:fldChar w:fldCharType="separate"/>
+            </w:r>
+            <w:r>
+              <w:rPr>
+                <w:noProof/>
+                <w:webHidden/>
+              </w:rPr>
+              <w:t>13</w:t>
+            </w:r>
+            <w:r>
+              <w:rPr>
+                <w:noProof/>
+                <w:webHidden/>
+              </w:rPr>
+              <w:fldChar w:fldCharType="end"/>
+            </w:r>
+          </w:hyperlink>
+        </w:p>
+        <w:p>
+          <w:pPr>
+            <w:pStyle w:val="TOC1"/>
+            <w:tabs>
+              <w:tab w:val="right" w:leader="dot" w:pos="9016"/>
+            </w:tabs>
+            <w:rPr>
+              <w:rFonts w:eastAsiaTheme="minorEastAsia"/>
+              <w:noProof/>
+              <w:sz w:val="24"/>
+              <w:szCs w:val="24"/>
+              <w:lang w:val="en-GB" w:eastAsia="en-GB" w:bidi="ar-SA"/>
+            </w:rPr>
+          </w:pPr>
+          <w:hyperlink w:anchor="_Toc224151074" w:history="1">
+            <w:r>
+              <w:rPr>
+                <w:rStyle w:val="Hyperlink"/>
+                <w:rFonts w:ascii="Times New Roman" w:eastAsia="Times New Roman" w:hAnsi="Times New Roman" w:cs="Times New Roman"/>
+                <w:b/>
+                <w:bCs/>
+                <w:noProof/>
+                <w:kern w:val="36"/>
+                <w:lang w:val="en-GB" w:eastAsia="en-GB"/>
+                <w14:ligatures w14:val="none"/>
+              </w:rPr>
+              <w:t>FULL TRACEABILITY MATRIX (EXAMPLE)</w:t>
+            </w:r>
+            <w:r>
+              <w:rPr>
+                <w:noProof/>
+                <w:webHidden/>
+              </w:rPr>
+              <w:tab/>
+            </w:r>
+            <w:r>
+              <w:rPr>
+                <w:noProof/>
+                <w:webHidden/>
+              </w:rPr>
+              <w:fldChar w:fldCharType="begin"/>
+            </w:r>
+            <w:r>
+              <w:rPr>
+                <w:noProof/>
+                <w:webHidden/>
+              </w:rPr>
+              <w:instrText xml:space="preserve"> PAGEREF _Toc224151074 \h </w:instrText>
+            </w:r>
+            <w:r>
+              <w:rPr>
+                <w:noProof/>
+                <w:webHidden/>
+              </w:rPr>
+            </w:r>
+            <w:r>
+              <w:rPr>
+                <w:noProof/>
+                <w:webHidden/>
+              </w:rPr>
+              <w:fldChar w:fldCharType="separate"/>
+            </w:r>
+            <w:r>
+              <w:rPr>
+                <w:noProof/>
+                <w:webHidden/>
+              </w:rPr>
+              <w:t>13</w:t>
+            </w:r>
+            <w:r>
+              <w:rPr>
+                <w:noProof/>
+                <w:webHidden/>
+              </w:rPr>
+              <w:fldChar w:fldCharType="end"/>
+            </w:r>
+          </w:hyperlink>
+        </w:p>
+        <w:p>
+          <w:r>
+            <w:rPr>
+              <w:b/>
+              <w:bCs/>
+              <w:noProof/>
+            </w:rPr>
+            <w:fldChar w:fldCharType="end"/>
+          </w:r>
+        </w:p>
+      </w:sdtContent>
+    </w:sdt>
+    <w:p>
+      <w:pPr>
+        <w:rPr>
+          <w:rFonts w:ascii="Times New Roman" w:eastAsia="Times New Roman" w:hAnsi="Times New Roman" w:cs="Times New Roman"/>
+          <w:b/>
+          <w:bCs/>
+          <w:kern w:val="36"/>
+          <w:sz w:val="48"/>
+          <w:szCs w:val="48"/>
+          <w:lang w:val="en-GB" w:eastAsia="en-GB" w:bidi="ar-SA"/>
+          <w14:ligatures w14:val="none"/>
+        </w:rPr>
+      </w:pPr>
+      <w:r>
+        <w:rPr>
+          <w:rFonts w:ascii="Times New Roman" w:eastAsia="Times New Roman" w:hAnsi="Times New Roman" w:cs="Times New Roman"/>
+          <w:b/>
+          <w:bCs/>
+          <w:kern w:val="36"/>
+          <w:sz w:val="48"/>
+          <w:szCs w:val="48"/>
+          <w:lang w:val="en-GB" w:eastAsia="en-GB" w:bidi="ar-SA"/>
+          <w14:ligatures w14:val="none"/>
+        </w:rPr>
+        <w:br w:type="page"/>
+      </w:r>
+    </w:p>
+    <w:p>
+      <w:pPr>
+        <w:shd w:val="clear" w:color="auto" w:fill="0A2F41" w:themeFill="accent1" w:themeFillShade="80"/>
+        <w:spacing w:before="100" w:beforeAutospacing="1" w:after="100" w:afterAutospacing="1" w:line="240" w:lineRule="auto"/>
+        <w:outlineLvl w:val="0"/>
+        <w:rPr>
+          <w:rFonts w:ascii="Times New Roman" w:eastAsia="Times New Roman" w:hAnsi="Times New Roman" w:cs="Times New Roman"/>
+          <w:b/>
+          <w:bCs/>
+          <w:kern w:val="36"/>
+          <w:sz w:val="48"/>
+          <w:szCs w:val="48"/>
+          <w:lang w:val="en-GB" w:eastAsia="en-GB" w:bidi="ar-SA"/>
+          <w14:ligatures w14:val="none"/>
+        </w:rPr>
+      </w:pPr>
+      <w:bookmarkStart w:id="1" w:name="_Toc224151020"/>
+      <w:r>
+        <w:rPr>
+          <w:rFonts w:ascii="Times New Roman" w:eastAsia="Times New Roman" w:hAnsi="Times New Roman" w:cs="Times New Roman"/>
+          <w:b/>
+          <w:bCs/>
+          <w:kern w:val="36"/>
+          <w:sz w:val="48"/>
+          <w:szCs w:val="48"/>
+          <w:lang w:val="en-GB" w:eastAsia="en-GB" w:bidi="ar-SA"/>
+          <w14:ligatures w14:val="none"/>
+        </w:rPr>
+        <w:lastRenderedPageBreak/>
         <w:t>L0 – RAM ENTERPRISE OPERATING MODEL</w:t>
       </w:r>
+      <w:bookmarkEnd w:id="1"/>
     </w:p>
     <w:p>
       <w:pPr>
@@ -317,6 +6404,7 @@
           <w14:ligatures w14:val="none"/>
         </w:rPr>
       </w:pPr>
+      <w:bookmarkStart w:id="2" w:name="_Toc224151021"/>
       <w:r>
         <w:rPr>
           <w:rFonts w:ascii="Times New Roman" w:eastAsia="Times New Roman" w:hAnsi="Times New Roman" w:cs="Times New Roman"/>
@@ -330,6 +6418,7 @@
         </w:rPr>
         <w:t>01_GOVERNANCE</w:t>
       </w:r>
+      <w:bookmarkEnd w:id="2"/>
     </w:p>
     <w:p>
       <w:pPr>
@@ -372,6 +6461,7 @@
           <w14:ligatures w14:val="none"/>
         </w:rPr>
       </w:pPr>
+      <w:bookmarkStart w:id="3" w:name="_Toc224151022"/>
       <w:r>
         <w:rPr>
           <w:rFonts w:ascii="Times New Roman" w:eastAsia="Times New Roman" w:hAnsi="Times New Roman" w:cs="Times New Roman"/>
@@ -385,6 +6475,7 @@
         </w:rPr>
         <w:t>01.1 Corporate Governance Policy</w:t>
       </w:r>
+      <w:bookmarkEnd w:id="3"/>
     </w:p>
     <w:p>
       <w:pPr>
@@ -438,6 +6529,7 @@
           <w14:ligatures w14:val="none"/>
         </w:rPr>
       </w:pPr>
+      <w:bookmarkStart w:id="4" w:name="_Toc224151023"/>
       <w:r>
         <w:rPr>
           <w:rFonts w:ascii="Times New Roman" w:eastAsia="Times New Roman" w:hAnsi="Times New Roman" w:cs="Times New Roman"/>
@@ -451,6 +6543,7 @@
         </w:rPr>
         <w:t>01.1.1 Board Governance Procedure</w:t>
       </w:r>
+      <w:bookmarkEnd w:id="4"/>
     </w:p>
     <w:p>
       <w:pPr>
@@ -765,6 +6858,7 @@
           <w14:ligatures w14:val="none"/>
         </w:rPr>
       </w:pPr>
+      <w:bookmarkStart w:id="5" w:name="_Toc224151024"/>
       <w:r>
         <w:rPr>
           <w:rFonts w:ascii="Times New Roman" w:eastAsia="Times New Roman" w:hAnsi="Times New Roman" w:cs="Times New Roman"/>
@@ -778,6 +6872,7 @@
         </w:rPr>
         <w:t>01.1.2 AMC (Asset Management Committee) Procedure</w:t>
       </w:r>
+      <w:bookmarkEnd w:id="5"/>
     </w:p>
     <w:p>
       <w:pPr>
@@ -884,7 +6979,6 @@
           <w:lang w:val="en-GB" w:eastAsia="en-GB" w:bidi="ar-SA"/>
           <w14:ligatures w14:val="none"/>
         </w:rPr>
-        <w:lastRenderedPageBreak/>
         <w:t>Forms:</w:t>
       </w:r>
     </w:p>
@@ -913,6 +7007,7 @@
           <w:lang w:val="en-GB" w:eastAsia="en-GB" w:bidi="ar-SA"/>
           <w14:ligatures w14:val="none"/>
         </w:rPr>
+        <w:lastRenderedPageBreak/>
         <w:t>A2 AMC Investment Approval</w:t>
       </w:r>
     </w:p>
@@ -1013,6 +7108,7 @@
           <w14:ligatures w14:val="none"/>
         </w:rPr>
       </w:pPr>
+      <w:bookmarkStart w:id="6" w:name="_Toc224151025"/>
       <w:r>
         <w:rPr>
           <w:rFonts w:ascii="Times New Roman" w:eastAsia="Times New Roman" w:hAnsi="Times New Roman" w:cs="Times New Roman"/>
@@ -1026,6 +7122,7 @@
         </w:rPr>
         <w:t>01.1.3 FMB (Facility Management Board) Procedure</w:t>
       </w:r>
+      <w:bookmarkEnd w:id="6"/>
     </w:p>
     <w:p>
       <w:pPr>
@@ -1260,6 +7357,7 @@
           <w14:ligatures w14:val="none"/>
         </w:rPr>
       </w:pPr>
+      <w:bookmarkStart w:id="7" w:name="_Toc224151026"/>
       <w:r>
         <w:rPr>
           <w:rFonts w:ascii="Times New Roman" w:eastAsia="Times New Roman" w:hAnsi="Times New Roman" w:cs="Times New Roman"/>
@@ -1273,6 +7371,7 @@
         </w:rPr>
         <w:t>01.1.4 Delegation of Authority (DoA)</w:t>
       </w:r>
+      <w:bookmarkEnd w:id="7"/>
     </w:p>
     <w:p>
       <w:pPr>
@@ -1426,29 +7525,16 @@
           <w14:ligatures w14:val="none"/>
         </w:rPr>
       </w:pPr>
-      <w:proofErr w:type="spellStart"/>
-      <w:r>
-        <w:rPr>
-          <w:rFonts w:ascii="Times New Roman" w:eastAsia="Times New Roman" w:hAnsi="Times New Roman" w:cs="Times New Roman"/>
-          <w:kern w:val="0"/>
-          <w:sz w:val="24"/>
-          <w:szCs w:val="24"/>
-          <w:lang w:val="en-GB" w:eastAsia="en-GB" w:bidi="ar-SA"/>
-          <w14:ligatures w14:val="none"/>
-        </w:rPr>
-        <w:t>DoA_Matrix</w:t>
-      </w:r>
-      <w:proofErr w:type="spellEnd"/>
-      <w:r>
-        <w:rPr>
-          <w:rFonts w:ascii="Times New Roman" w:eastAsia="Times New Roman" w:hAnsi="Times New Roman" w:cs="Times New Roman"/>
-          <w:kern w:val="0"/>
-          <w:sz w:val="24"/>
-          <w:szCs w:val="24"/>
-          <w:lang w:val="en-GB" w:eastAsia="en-GB" w:bidi="ar-SA"/>
-          <w14:ligatures w14:val="none"/>
-        </w:rPr>
-        <w:t xml:space="preserve"> (Excel Tab)</w:t>
+      <w:r>
+        <w:rPr>
+          <w:rFonts w:ascii="Times New Roman" w:eastAsia="Times New Roman" w:hAnsi="Times New Roman" w:cs="Times New Roman"/>
+          <w:kern w:val="0"/>
+          <w:sz w:val="24"/>
+          <w:szCs w:val="24"/>
+          <w:lang w:val="en-GB" w:eastAsia="en-GB" w:bidi="ar-SA"/>
+          <w14:ligatures w14:val="none"/>
+        </w:rPr>
+        <w:t>DoA_Matrix (Excel Tab)</w:t>
       </w:r>
     </w:p>
     <w:p>
@@ -1492,6 +7578,7 @@
           <w14:ligatures w14:val="none"/>
         </w:rPr>
       </w:pPr>
+      <w:bookmarkStart w:id="8" w:name="_Toc224151027"/>
       <w:r>
         <w:rPr>
           <w:rFonts w:ascii="Times New Roman" w:eastAsia="Times New Roman" w:hAnsi="Times New Roman" w:cs="Times New Roman"/>
@@ -1505,6 +7592,7 @@
         </w:rPr>
         <w:t>02_INVESTMENT</w:t>
       </w:r>
+      <w:bookmarkEnd w:id="8"/>
     </w:p>
     <w:p>
       <w:pPr>
@@ -1547,6 +7635,7 @@
           <w14:ligatures w14:val="none"/>
         </w:rPr>
       </w:pPr>
+      <w:bookmarkStart w:id="9" w:name="_Toc224151028"/>
       <w:r>
         <w:rPr>
           <w:rFonts w:ascii="Times New Roman" w:eastAsia="Times New Roman" w:hAnsi="Times New Roman" w:cs="Times New Roman"/>
@@ -1560,6 +7649,7 @@
         </w:rPr>
         <w:t>02.1 Opportunity Management Policy</w:t>
       </w:r>
+      <w:bookmarkEnd w:id="9"/>
     </w:p>
     <w:p>
       <w:pPr>
@@ -1576,6 +7666,7 @@
           <w14:ligatures w14:val="none"/>
         </w:rPr>
       </w:pPr>
+      <w:bookmarkStart w:id="10" w:name="_Toc224151029"/>
       <w:r>
         <w:rPr>
           <w:rFonts w:ascii="Times New Roman" w:eastAsia="Times New Roman" w:hAnsi="Times New Roman" w:cs="Times New Roman"/>
@@ -1589,6 +7680,7 @@
         </w:rPr>
         <w:t>02.1.1 Opportunity Logging</w:t>
       </w:r>
+      <w:bookmarkEnd w:id="10"/>
     </w:p>
     <w:p>
       <w:pPr>
@@ -1691,31 +7783,31 @@
           <w:lang w:val="en-GB" w:eastAsia="en-GB" w:bidi="ar-SA"/>
           <w14:ligatures w14:val="none"/>
         </w:rPr>
+        <w:t>CO Internal Order</w:t>
+      </w:r>
+    </w:p>
+    <w:p>
+      <w:pPr>
+        <w:spacing w:after="0" w:line="240" w:lineRule="auto"/>
+        <w:rPr>
+          <w:rFonts w:ascii="Times New Roman" w:eastAsia="Times New Roman" w:hAnsi="Times New Roman" w:cs="Times New Roman"/>
+          <w:kern w:val="0"/>
+          <w:sz w:val="24"/>
+          <w:szCs w:val="24"/>
+          <w:lang w:val="en-GB" w:eastAsia="en-GB" w:bidi="ar-SA"/>
+          <w14:ligatures w14:val="none"/>
+        </w:rPr>
+      </w:pPr>
+      <w:r>
+        <w:rPr>
+          <w:rFonts w:ascii="Times New Roman" w:eastAsia="Times New Roman" w:hAnsi="Times New Roman" w:cs="Times New Roman"/>
+          <w:kern w:val="0"/>
+          <w:sz w:val="24"/>
+          <w:szCs w:val="24"/>
+          <w:lang w:val="en-GB" w:eastAsia="en-GB" w:bidi="ar-SA"/>
+          <w14:ligatures w14:val="none"/>
+        </w:rPr>
         <w:lastRenderedPageBreak/>
-        <w:t>CO Internal Order</w:t>
-      </w:r>
-    </w:p>
-    <w:p>
-      <w:pPr>
-        <w:spacing w:after="0" w:line="240" w:lineRule="auto"/>
-        <w:rPr>
-          <w:rFonts w:ascii="Times New Roman" w:eastAsia="Times New Roman" w:hAnsi="Times New Roman" w:cs="Times New Roman"/>
-          <w:kern w:val="0"/>
-          <w:sz w:val="24"/>
-          <w:szCs w:val="24"/>
-          <w:lang w:val="en-GB" w:eastAsia="en-GB" w:bidi="ar-SA"/>
-          <w14:ligatures w14:val="none"/>
-        </w:rPr>
-      </w:pPr>
-      <w:r>
-        <w:rPr>
-          <w:rFonts w:ascii="Times New Roman" w:eastAsia="Times New Roman" w:hAnsi="Times New Roman" w:cs="Times New Roman"/>
-          <w:kern w:val="0"/>
-          <w:sz w:val="24"/>
-          <w:szCs w:val="24"/>
-          <w:lang w:val="en-GB" w:eastAsia="en-GB" w:bidi="ar-SA"/>
-          <w14:ligatures w14:val="none"/>
-        </w:rPr>
         <w:pict w14:anchorId="39FF130F">
           <v:rect id="_x0000_i1033" style="width:0;height:1.5pt" o:hralign="center" o:hrstd="t" o:hr="t" fillcolor="#a0a0a0" stroked="f"/>
         </w:pict>
@@ -1736,6 +7828,7 @@
           <w14:ligatures w14:val="none"/>
         </w:rPr>
       </w:pPr>
+      <w:bookmarkStart w:id="11" w:name="_Toc224151030"/>
       <w:r>
         <w:rPr>
           <w:rFonts w:ascii="Times New Roman" w:eastAsia="Times New Roman" w:hAnsi="Times New Roman" w:cs="Times New Roman"/>
@@ -1749,6 +7842,7 @@
         </w:rPr>
         <w:t>02.1.2 Screening Procedure</w:t>
       </w:r>
+      <w:bookmarkEnd w:id="11"/>
     </w:p>
     <w:p>
       <w:pPr>
@@ -1927,6 +8021,7 @@
           <w14:ligatures w14:val="none"/>
         </w:rPr>
       </w:pPr>
+      <w:bookmarkStart w:id="12" w:name="_Toc224151031"/>
       <w:r>
         <w:rPr>
           <w:rFonts w:ascii="Times New Roman" w:eastAsia="Times New Roman" w:hAnsi="Times New Roman" w:cs="Times New Roman"/>
@@ -1940,6 +8035,7 @@
         </w:rPr>
         <w:t>02.1.3 Risk Pre-Assessment</w:t>
       </w:r>
+      <w:bookmarkEnd w:id="12"/>
     </w:p>
     <w:p>
       <w:pPr>
@@ -2062,6 +8158,7 @@
           <w14:ligatures w14:val="none"/>
         </w:rPr>
       </w:pPr>
+      <w:bookmarkStart w:id="13" w:name="_Toc224151032"/>
       <w:r>
         <w:rPr>
           <w:rFonts w:ascii="Times New Roman" w:eastAsia="Times New Roman" w:hAnsi="Times New Roman" w:cs="Times New Roman"/>
@@ -2075,6 +8172,7 @@
         </w:rPr>
         <w:t>02.2 Acquisition &amp; Due Diligence</w:t>
       </w:r>
+      <w:bookmarkEnd w:id="13"/>
     </w:p>
     <w:p>
       <w:pPr>
@@ -2091,6 +8189,7 @@
           <w14:ligatures w14:val="none"/>
         </w:rPr>
       </w:pPr>
+      <w:bookmarkStart w:id="14" w:name="_Toc224151033"/>
       <w:r>
         <w:rPr>
           <w:rFonts w:ascii="Times New Roman" w:eastAsia="Times New Roman" w:hAnsi="Times New Roman" w:cs="Times New Roman"/>
@@ -2104,6 +8203,7 @@
         </w:rPr>
         <w:t>02.2.1 Legal DD</w:t>
       </w:r>
+      <w:bookmarkEnd w:id="14"/>
     </w:p>
     <w:p>
       <w:pPr>
@@ -2198,6 +8298,7 @@
           <w14:ligatures w14:val="none"/>
         </w:rPr>
       </w:pPr>
+      <w:bookmarkStart w:id="15" w:name="_Toc224151034"/>
       <w:r>
         <w:rPr>
           <w:rFonts w:ascii="Times New Roman" w:eastAsia="Times New Roman" w:hAnsi="Times New Roman" w:cs="Times New Roman"/>
@@ -2211,6 +8312,7 @@
         </w:rPr>
         <w:t>02.2.2 Technical DD</w:t>
       </w:r>
+      <w:bookmarkEnd w:id="15"/>
     </w:p>
     <w:p>
       <w:pPr>
@@ -2305,6 +8407,7 @@
           <w14:ligatures w14:val="none"/>
         </w:rPr>
       </w:pPr>
+      <w:bookmarkStart w:id="16" w:name="_Toc224151035"/>
       <w:r>
         <w:rPr>
           <w:rFonts w:ascii="Times New Roman" w:eastAsia="Times New Roman" w:hAnsi="Times New Roman" w:cs="Times New Roman"/>
@@ -2318,6 +8421,7 @@
         </w:rPr>
         <w:t>02.2.3 Environmental DD</w:t>
       </w:r>
+      <w:bookmarkEnd w:id="16"/>
     </w:p>
     <w:p>
       <w:pPr>
@@ -2392,7 +8496,6 @@
           <w:lang w:val="en-GB" w:eastAsia="en-GB" w:bidi="ar-SA"/>
           <w14:ligatures w14:val="none"/>
         </w:rPr>
-        <w:lastRenderedPageBreak/>
         <w:pict w14:anchorId="13317DFB">
           <v:rect id="_x0000_i1038" style="width:0;height:1.5pt" o:hralign="center" o:hrstd="t" o:hr="t" fillcolor="#a0a0a0" stroked="f"/>
         </w:pict>
@@ -2413,6 +8516,7 @@
           <w14:ligatures w14:val="none"/>
         </w:rPr>
       </w:pPr>
+      <w:bookmarkStart w:id="17" w:name="_Toc224151036"/>
       <w:r>
         <w:rPr>
           <w:rFonts w:ascii="Times New Roman" w:eastAsia="Times New Roman" w:hAnsi="Times New Roman" w:cs="Times New Roman"/>
@@ -2424,8 +8528,10 @@
           <w:lang w:val="en-GB" w:eastAsia="en-GB" w:bidi="ar-SA"/>
           <w14:ligatures w14:val="none"/>
         </w:rPr>
+        <w:lastRenderedPageBreak/>
         <w:t>02.2.4 Investment Memo &amp; Gate Approval</w:t>
       </w:r>
+      <w:bookmarkEnd w:id="17"/>
     </w:p>
     <w:p>
       <w:pPr>
@@ -2548,6 +8654,7 @@
           <w14:ligatures w14:val="none"/>
         </w:rPr>
       </w:pPr>
+      <w:bookmarkStart w:id="18" w:name="_Toc224151037"/>
       <w:r>
         <w:rPr>
           <w:rFonts w:ascii="Times New Roman" w:eastAsia="Times New Roman" w:hAnsi="Times New Roman" w:cs="Times New Roman"/>
@@ -2561,6 +8668,7 @@
         </w:rPr>
         <w:t>02.2.5 Asset Onboarding</w:t>
       </w:r>
+      <w:bookmarkEnd w:id="18"/>
     </w:p>
     <w:p>
       <w:pPr>
@@ -2735,6 +8843,7 @@
           <w14:ligatures w14:val="none"/>
         </w:rPr>
       </w:pPr>
+      <w:bookmarkStart w:id="19" w:name="_Toc224151038"/>
       <w:r>
         <w:rPr>
           <w:rFonts w:ascii="Times New Roman" w:eastAsia="Times New Roman" w:hAnsi="Times New Roman" w:cs="Times New Roman"/>
@@ -2748,6 +8857,7 @@
         </w:rPr>
         <w:t>03_LEASING</w:t>
       </w:r>
+      <w:bookmarkEnd w:id="19"/>
     </w:p>
     <w:p>
       <w:pPr>
@@ -2790,6 +8900,7 @@
           <w14:ligatures w14:val="none"/>
         </w:rPr>
       </w:pPr>
+      <w:bookmarkStart w:id="20" w:name="_Toc224151039"/>
       <w:r>
         <w:rPr>
           <w:rFonts w:ascii="Times New Roman" w:eastAsia="Times New Roman" w:hAnsi="Times New Roman" w:cs="Times New Roman"/>
@@ -2803,6 +8914,7 @@
         </w:rPr>
         <w:t>03.1 Leasing Policy</w:t>
       </w:r>
+      <w:bookmarkEnd w:id="20"/>
     </w:p>
     <w:p>
       <w:pPr>
@@ -2819,6 +8931,7 @@
           <w14:ligatures w14:val="none"/>
         </w:rPr>
       </w:pPr>
+      <w:bookmarkStart w:id="21" w:name="_Toc224151040"/>
       <w:r>
         <w:rPr>
           <w:rFonts w:ascii="Times New Roman" w:eastAsia="Times New Roman" w:hAnsi="Times New Roman" w:cs="Times New Roman"/>
@@ -2832,6 +8945,7 @@
         </w:rPr>
         <w:t>03.1.1 Tenant Lead &amp; Registration</w:t>
       </w:r>
+      <w:bookmarkEnd w:id="21"/>
     </w:p>
     <w:p>
       <w:pPr>
@@ -2926,6 +9040,7 @@
           <w14:ligatures w14:val="none"/>
         </w:rPr>
       </w:pPr>
+      <w:bookmarkStart w:id="22" w:name="_Toc224151041"/>
       <w:r>
         <w:rPr>
           <w:rFonts w:ascii="Times New Roman" w:eastAsia="Times New Roman" w:hAnsi="Times New Roman" w:cs="Times New Roman"/>
@@ -2939,6 +9054,7 @@
         </w:rPr>
         <w:t>03.1.2 Credit Evaluation</w:t>
       </w:r>
+      <w:bookmarkEnd w:id="22"/>
     </w:p>
     <w:p>
       <w:pPr>
@@ -3033,6 +9149,7 @@
           <w14:ligatures w14:val="none"/>
         </w:rPr>
       </w:pPr>
+      <w:bookmarkStart w:id="23" w:name="_Toc224151042"/>
       <w:r>
         <w:rPr>
           <w:rFonts w:ascii="Times New Roman" w:eastAsia="Times New Roman" w:hAnsi="Times New Roman" w:cs="Times New Roman"/>
@@ -3046,6 +9163,7 @@
         </w:rPr>
         <w:t>03.1.3 Lease Approval Workflow</w:t>
       </w:r>
+      <w:bookmarkEnd w:id="23"/>
     </w:p>
     <w:p>
       <w:pPr>
@@ -3068,7 +9186,6 @@
           <w:lang w:val="en-GB" w:eastAsia="en-GB" w:bidi="ar-SA"/>
           <w14:ligatures w14:val="none"/>
         </w:rPr>
-        <w:lastRenderedPageBreak/>
         <w:t>Forms:</w:t>
       </w:r>
     </w:p>
@@ -3097,6 +9214,7 @@
           <w:lang w:val="en-GB" w:eastAsia="en-GB" w:bidi="ar-SA"/>
           <w14:ligatures w14:val="none"/>
         </w:rPr>
+        <w:lastRenderedPageBreak/>
         <w:t>C3 Lease Approval</w:t>
       </w:r>
     </w:p>
@@ -3221,6 +9339,7 @@
           <w14:ligatures w14:val="none"/>
         </w:rPr>
       </w:pPr>
+      <w:bookmarkStart w:id="24" w:name="_Toc224151043"/>
       <w:r>
         <w:rPr>
           <w:rFonts w:ascii="Times New Roman" w:eastAsia="Times New Roman" w:hAnsi="Times New Roman" w:cs="Times New Roman"/>
@@ -3234,6 +9353,7 @@
         </w:rPr>
         <w:t>03.1.4 Billing &amp; Collections</w:t>
       </w:r>
+      <w:bookmarkEnd w:id="24"/>
     </w:p>
     <w:p>
       <w:pPr>
@@ -3408,6 +9528,7 @@
           <w14:ligatures w14:val="none"/>
         </w:rPr>
       </w:pPr>
+      <w:bookmarkStart w:id="25" w:name="_Toc224151044"/>
       <w:r>
         <w:rPr>
           <w:rFonts w:ascii="Times New Roman" w:eastAsia="Times New Roman" w:hAnsi="Times New Roman" w:cs="Times New Roman"/>
@@ -3421,6 +9542,7 @@
         </w:rPr>
         <w:t>03.1.5 Renewal / Termination</w:t>
       </w:r>
+      <w:bookmarkEnd w:id="25"/>
     </w:p>
     <w:p>
       <w:pPr>
@@ -3543,6 +9665,7 @@
           <w14:ligatures w14:val="none"/>
         </w:rPr>
       </w:pPr>
+      <w:bookmarkStart w:id="26" w:name="_Toc224151045"/>
       <w:r>
         <w:rPr>
           <w:rFonts w:ascii="Times New Roman" w:eastAsia="Times New Roman" w:hAnsi="Times New Roman" w:cs="Times New Roman"/>
@@ -3556,6 +9679,7 @@
         </w:rPr>
         <w:t>04_FACILITY_MANAGEMENT</w:t>
       </w:r>
+      <w:bookmarkEnd w:id="26"/>
     </w:p>
     <w:p>
       <w:pPr>
@@ -3598,6 +9722,7 @@
           <w14:ligatures w14:val="none"/>
         </w:rPr>
       </w:pPr>
+      <w:bookmarkStart w:id="27" w:name="_Toc224151046"/>
       <w:r>
         <w:rPr>
           <w:rFonts w:ascii="Times New Roman" w:eastAsia="Times New Roman" w:hAnsi="Times New Roman" w:cs="Times New Roman"/>
@@ -3611,6 +9736,7 @@
         </w:rPr>
         <w:t>04.1 FM Governance Policy</w:t>
       </w:r>
+      <w:bookmarkEnd w:id="27"/>
     </w:p>
     <w:p>
       <w:pPr>
@@ -3627,6 +9753,7 @@
           <w14:ligatures w14:val="none"/>
         </w:rPr>
       </w:pPr>
+      <w:bookmarkStart w:id="28" w:name="_Toc224151047"/>
       <w:r>
         <w:rPr>
           <w:rFonts w:ascii="Times New Roman" w:eastAsia="Times New Roman" w:hAnsi="Times New Roman" w:cs="Times New Roman"/>
@@ -3640,6 +9767,7 @@
         </w:rPr>
         <w:t>04.1.1 Annual PM Planning</w:t>
       </w:r>
+      <w:bookmarkEnd w:id="28"/>
     </w:p>
     <w:p>
       <w:pPr>
@@ -3766,7 +9894,6 @@
           <w:lang w:val="en-GB" w:eastAsia="en-GB" w:bidi="ar-SA"/>
           <w14:ligatures w14:val="none"/>
         </w:rPr>
-        <w:lastRenderedPageBreak/>
         <w:pict w14:anchorId="6E3A605B">
           <v:rect id="_x0000_i1048" style="width:0;height:1.5pt" o:hralign="center" o:hrstd="t" o:hr="t" fillcolor="#a0a0a0" stroked="f"/>
         </w:pict>
@@ -3787,6 +9914,7 @@
           <w14:ligatures w14:val="none"/>
         </w:rPr>
       </w:pPr>
+      <w:bookmarkStart w:id="29" w:name="_Toc224151048"/>
       <w:r>
         <w:rPr>
           <w:rFonts w:ascii="Times New Roman" w:eastAsia="Times New Roman" w:hAnsi="Times New Roman" w:cs="Times New Roman"/>
@@ -3798,8 +9926,10 @@
           <w:lang w:val="en-GB" w:eastAsia="en-GB" w:bidi="ar-SA"/>
           <w14:ligatures w14:val="none"/>
         </w:rPr>
+        <w:lastRenderedPageBreak/>
         <w:t>04.1.2 Work Order Management</w:t>
       </w:r>
+      <w:bookmarkEnd w:id="29"/>
     </w:p>
     <w:p>
       <w:pPr>
@@ -3974,6 +10104,7 @@
           <w14:ligatures w14:val="none"/>
         </w:rPr>
       </w:pPr>
+      <w:bookmarkStart w:id="30" w:name="_Toc224151049"/>
       <w:r>
         <w:rPr>
           <w:rFonts w:ascii="Times New Roman" w:eastAsia="Times New Roman" w:hAnsi="Times New Roman" w:cs="Times New Roman"/>
@@ -3987,6 +10118,7 @@
         </w:rPr>
         <w:t>04.1.3 SLA &amp; Vendor Management</w:t>
       </w:r>
+      <w:bookmarkEnd w:id="30"/>
     </w:p>
     <w:p>
       <w:pPr>
@@ -4109,6 +10241,7 @@
           <w14:ligatures w14:val="none"/>
         </w:rPr>
       </w:pPr>
+      <w:bookmarkStart w:id="31" w:name="_Toc224151050"/>
       <w:r>
         <w:rPr>
           <w:rFonts w:ascii="Times New Roman" w:eastAsia="Times New Roman" w:hAnsi="Times New Roman" w:cs="Times New Roman"/>
@@ -4122,6 +10255,7 @@
         </w:rPr>
         <w:t>04.1.4 HSE Compliance</w:t>
       </w:r>
+      <w:bookmarkEnd w:id="31"/>
     </w:p>
     <w:p>
       <w:pPr>
@@ -4244,6 +10378,7 @@
           <w14:ligatures w14:val="none"/>
         </w:rPr>
       </w:pPr>
+      <w:bookmarkStart w:id="32" w:name="_Toc224151051"/>
       <w:r>
         <w:rPr>
           <w:rFonts w:ascii="Times New Roman" w:eastAsia="Times New Roman" w:hAnsi="Times New Roman" w:cs="Times New Roman"/>
@@ -4257,6 +10392,7 @@
         </w:rPr>
         <w:t>05_CAPEX_PROJECTS</w:t>
       </w:r>
+      <w:bookmarkEnd w:id="32"/>
     </w:p>
     <w:p>
       <w:pPr>
@@ -4299,6 +10435,7 @@
           <w14:ligatures w14:val="none"/>
         </w:rPr>
       </w:pPr>
+      <w:bookmarkStart w:id="33" w:name="_Toc224151052"/>
       <w:r>
         <w:rPr>
           <w:rFonts w:ascii="Times New Roman" w:eastAsia="Times New Roman" w:hAnsi="Times New Roman" w:cs="Times New Roman"/>
@@ -4312,6 +10449,7 @@
         </w:rPr>
         <w:t>05.1 CapEx Governance Policy</w:t>
       </w:r>
+      <w:bookmarkEnd w:id="33"/>
     </w:p>
     <w:p>
       <w:pPr>
@@ -4328,6 +10466,7 @@
           <w14:ligatures w14:val="none"/>
         </w:rPr>
       </w:pPr>
+      <w:bookmarkStart w:id="34" w:name="_Toc224151053"/>
       <w:r>
         <w:rPr>
           <w:rFonts w:ascii="Times New Roman" w:eastAsia="Times New Roman" w:hAnsi="Times New Roman" w:cs="Times New Roman"/>
@@ -4341,6 +10480,7 @@
         </w:rPr>
         <w:t>05.1.1 CapEx Request</w:t>
       </w:r>
+      <w:bookmarkEnd w:id="34"/>
     </w:p>
     <w:p>
       <w:pPr>
@@ -4435,6 +10575,7 @@
           <w14:ligatures w14:val="none"/>
         </w:rPr>
       </w:pPr>
+      <w:bookmarkStart w:id="35" w:name="_Toc224151054"/>
       <w:r>
         <w:rPr>
           <w:rFonts w:ascii="Times New Roman" w:eastAsia="Times New Roman" w:hAnsi="Times New Roman" w:cs="Times New Roman"/>
@@ -4448,6 +10589,7 @@
         </w:rPr>
         <w:t>05.1.2 Feasibility &amp; ROI</w:t>
       </w:r>
+      <w:bookmarkEnd w:id="35"/>
     </w:p>
     <w:p>
       <w:pPr>
@@ -4470,7 +10612,6 @@
           <w:lang w:val="en-GB" w:eastAsia="en-GB" w:bidi="ar-SA"/>
           <w14:ligatures w14:val="none"/>
         </w:rPr>
-        <w:lastRenderedPageBreak/>
         <w:t>Forms:</w:t>
       </w:r>
     </w:p>
@@ -4499,6 +10640,7 @@
           <w:lang w:val="en-GB" w:eastAsia="en-GB" w:bidi="ar-SA"/>
           <w14:ligatures w14:val="none"/>
         </w:rPr>
+        <w:lastRenderedPageBreak/>
         <w:t>E2 Feasibility Study</w:t>
       </w:r>
     </w:p>
@@ -4543,6 +10685,7 @@
           <w14:ligatures w14:val="none"/>
         </w:rPr>
       </w:pPr>
+      <w:bookmarkStart w:id="36" w:name="_Toc224151055"/>
       <w:r>
         <w:rPr>
           <w:rFonts w:ascii="Times New Roman" w:eastAsia="Times New Roman" w:hAnsi="Times New Roman" w:cs="Times New Roman"/>
@@ -4556,6 +10699,7 @@
         </w:rPr>
         <w:t>05.1.3 Contractor Selection</w:t>
       </w:r>
+      <w:bookmarkEnd w:id="36"/>
     </w:p>
     <w:p>
       <w:pPr>
@@ -4650,6 +10794,7 @@
           <w14:ligatures w14:val="none"/>
         </w:rPr>
       </w:pPr>
+      <w:bookmarkStart w:id="37" w:name="_Toc224151056"/>
       <w:r>
         <w:rPr>
           <w:rFonts w:ascii="Times New Roman" w:eastAsia="Times New Roman" w:hAnsi="Times New Roman" w:cs="Times New Roman"/>
@@ -4663,6 +10808,7 @@
         </w:rPr>
         <w:t>05.1.4 Project Execution &amp; Monitoring</w:t>
       </w:r>
+      <w:bookmarkEnd w:id="37"/>
     </w:p>
     <w:p>
       <w:pPr>
@@ -4837,6 +10983,7 @@
           <w14:ligatures w14:val="none"/>
         </w:rPr>
       </w:pPr>
+      <w:bookmarkStart w:id="38" w:name="_Toc224151057"/>
       <w:r>
         <w:rPr>
           <w:rFonts w:ascii="Times New Roman" w:eastAsia="Times New Roman" w:hAnsi="Times New Roman" w:cs="Times New Roman"/>
@@ -4850,6 +10997,7 @@
         </w:rPr>
         <w:t>05.1.5 Closeout &amp; Capitalization</w:t>
       </w:r>
+      <w:bookmarkEnd w:id="38"/>
     </w:p>
     <w:p>
       <w:pPr>
@@ -5024,6 +11172,7 @@
           <w14:ligatures w14:val="none"/>
         </w:rPr>
       </w:pPr>
+      <w:bookmarkStart w:id="39" w:name="_Toc224151058"/>
       <w:r>
         <w:rPr>
           <w:rFonts w:ascii="Times New Roman" w:eastAsia="Times New Roman" w:hAnsi="Times New Roman" w:cs="Times New Roman"/>
@@ -5037,6 +11186,7 @@
         </w:rPr>
         <w:t>06_PERFORMANCE</w:t>
       </w:r>
+      <w:bookmarkEnd w:id="39"/>
     </w:p>
     <w:p>
       <w:pPr>
@@ -5079,6 +11229,7 @@
           <w14:ligatures w14:val="none"/>
         </w:rPr>
       </w:pPr>
+      <w:bookmarkStart w:id="40" w:name="_Toc224151059"/>
       <w:r>
         <w:rPr>
           <w:rFonts w:ascii="Times New Roman" w:eastAsia="Times New Roman" w:hAnsi="Times New Roman" w:cs="Times New Roman"/>
@@ -5092,6 +11243,7 @@
         </w:rPr>
         <w:t>06.1 Asset-Level Performance Review</w:t>
       </w:r>
+      <w:bookmarkEnd w:id="40"/>
     </w:p>
     <w:p>
       <w:pPr>
@@ -5142,31 +11294,31 @@
           <w:lang w:val="en-GB" w:eastAsia="en-GB" w:bidi="ar-SA"/>
           <w14:ligatures w14:val="none"/>
         </w:rPr>
+        <w:t>F1 Monthly Asset Report</w:t>
+      </w:r>
+    </w:p>
+    <w:p>
+      <w:pPr>
+        <w:spacing w:after="0" w:line="240" w:lineRule="auto"/>
+        <w:rPr>
+          <w:rFonts w:ascii="Times New Roman" w:eastAsia="Times New Roman" w:hAnsi="Times New Roman" w:cs="Times New Roman"/>
+          <w:kern w:val="0"/>
+          <w:sz w:val="24"/>
+          <w:szCs w:val="24"/>
+          <w:lang w:val="en-GB" w:eastAsia="en-GB" w:bidi="ar-SA"/>
+          <w14:ligatures w14:val="none"/>
+        </w:rPr>
+      </w:pPr>
+      <w:r>
+        <w:rPr>
+          <w:rFonts w:ascii="Times New Roman" w:eastAsia="Times New Roman" w:hAnsi="Times New Roman" w:cs="Times New Roman"/>
+          <w:kern w:val="0"/>
+          <w:sz w:val="24"/>
+          <w:szCs w:val="24"/>
+          <w:lang w:val="en-GB" w:eastAsia="en-GB" w:bidi="ar-SA"/>
+          <w14:ligatures w14:val="none"/>
+        </w:rPr>
         <w:lastRenderedPageBreak/>
-        <w:t>F1 Monthly Asset Report</w:t>
-      </w:r>
-    </w:p>
-    <w:p>
-      <w:pPr>
-        <w:spacing w:after="0" w:line="240" w:lineRule="auto"/>
-        <w:rPr>
-          <w:rFonts w:ascii="Times New Roman" w:eastAsia="Times New Roman" w:hAnsi="Times New Roman" w:cs="Times New Roman"/>
-          <w:kern w:val="0"/>
-          <w:sz w:val="24"/>
-          <w:szCs w:val="24"/>
-          <w:lang w:val="en-GB" w:eastAsia="en-GB" w:bidi="ar-SA"/>
-          <w14:ligatures w14:val="none"/>
-        </w:rPr>
-      </w:pPr>
-      <w:r>
-        <w:rPr>
-          <w:rFonts w:ascii="Times New Roman" w:eastAsia="Times New Roman" w:hAnsi="Times New Roman" w:cs="Times New Roman"/>
-          <w:kern w:val="0"/>
-          <w:sz w:val="24"/>
-          <w:szCs w:val="24"/>
-          <w:lang w:val="en-GB" w:eastAsia="en-GB" w:bidi="ar-SA"/>
-          <w14:ligatures w14:val="none"/>
-        </w:rPr>
         <w:pict w14:anchorId="53574EEA">
           <v:rect id="_x0000_i1059" style="width:0;height:1.5pt" o:hralign="center" o:hrstd="t" o:hr="t" fillcolor="#a0a0a0" stroked="f"/>
         </w:pict>
@@ -5187,6 +11339,7 @@
           <w14:ligatures w14:val="none"/>
         </w:rPr>
       </w:pPr>
+      <w:bookmarkStart w:id="41" w:name="_Toc224151060"/>
       <w:r>
         <w:rPr>
           <w:rFonts w:ascii="Times New Roman" w:eastAsia="Times New Roman" w:hAnsi="Times New Roman" w:cs="Times New Roman"/>
@@ -5200,6 +11353,7 @@
         </w:rPr>
         <w:t>06.2 Portfolio KPI Dashboard</w:t>
       </w:r>
+      <w:bookmarkEnd w:id="41"/>
     </w:p>
     <w:p>
       <w:pPr>
@@ -5374,6 +11528,7 @@
           <w14:ligatures w14:val="none"/>
         </w:rPr>
       </w:pPr>
+      <w:bookmarkStart w:id="42" w:name="_Toc224151061"/>
       <w:r>
         <w:rPr>
           <w:rFonts w:ascii="Times New Roman" w:eastAsia="Times New Roman" w:hAnsi="Times New Roman" w:cs="Times New Roman"/>
@@ -5387,6 +11542,7 @@
         </w:rPr>
         <w:t>06.3 Post-Investment Review</w:t>
       </w:r>
+      <w:bookmarkEnd w:id="42"/>
     </w:p>
     <w:p>
       <w:pPr>
@@ -5509,6 +11665,7 @@
           <w14:ligatures w14:val="none"/>
         </w:rPr>
       </w:pPr>
+      <w:bookmarkStart w:id="43" w:name="_Toc224151062"/>
       <w:r>
         <w:rPr>
           <w:rFonts w:ascii="Times New Roman" w:eastAsia="Times New Roman" w:hAnsi="Times New Roman" w:cs="Times New Roman"/>
@@ -5522,6 +11679,7 @@
         </w:rPr>
         <w:t>07_RISK_COMPLIANCE</w:t>
       </w:r>
+      <w:bookmarkEnd w:id="43"/>
     </w:p>
     <w:p>
       <w:pPr>
@@ -5564,6 +11722,7 @@
           <w14:ligatures w14:val="none"/>
         </w:rPr>
       </w:pPr>
+      <w:bookmarkStart w:id="44" w:name="_Toc224151063"/>
       <w:r>
         <w:rPr>
           <w:rFonts w:ascii="Times New Roman" w:eastAsia="Times New Roman" w:hAnsi="Times New Roman" w:cs="Times New Roman"/>
@@ -5577,6 +11736,7 @@
         </w:rPr>
         <w:t>07.1 Enterprise Risk Management</w:t>
       </w:r>
+      <w:bookmarkEnd w:id="44"/>
     </w:p>
     <w:p>
       <w:pPr>
@@ -5723,6 +11883,7 @@
           <w14:ligatures w14:val="none"/>
         </w:rPr>
       </w:pPr>
+      <w:bookmarkStart w:id="45" w:name="_Toc224151064"/>
       <w:r>
         <w:rPr>
           <w:rFonts w:ascii="Times New Roman" w:eastAsia="Times New Roman" w:hAnsi="Times New Roman" w:cs="Times New Roman"/>
@@ -5736,6 +11897,7 @@
         </w:rPr>
         <w:t>07.2 Compliance Calendar</w:t>
       </w:r>
+      <w:bookmarkEnd w:id="45"/>
     </w:p>
     <w:p>
       <w:pPr>
@@ -5810,7 +11972,6 @@
           <w:lang w:val="en-GB" w:eastAsia="en-GB" w:bidi="ar-SA"/>
           <w14:ligatures w14:val="none"/>
         </w:rPr>
-        <w:lastRenderedPageBreak/>
         <w:pict w14:anchorId="31356776">
           <v:rect id="_x0000_i1064" style="width:0;height:1.5pt" o:hralign="center" o:hrstd="t" o:hr="t" fillcolor="#a0a0a0" stroked="f"/>
         </w:pict>
@@ -5831,6 +11992,7 @@
           <w14:ligatures w14:val="none"/>
         </w:rPr>
       </w:pPr>
+      <w:bookmarkStart w:id="46" w:name="_Toc224151065"/>
       <w:r>
         <w:rPr>
           <w:rFonts w:ascii="Times New Roman" w:eastAsia="Times New Roman" w:hAnsi="Times New Roman" w:cs="Times New Roman"/>
@@ -5842,8 +12004,10 @@
           <w:lang w:val="en-GB" w:eastAsia="en-GB" w:bidi="ar-SA"/>
           <w14:ligatures w14:val="none"/>
         </w:rPr>
+        <w:lastRenderedPageBreak/>
         <w:t>07.3 Internal Audit Tracking</w:t>
       </w:r>
+      <w:bookmarkEnd w:id="46"/>
     </w:p>
     <w:p>
       <w:pPr>
@@ -5938,6 +12102,7 @@
           <w14:ligatures w14:val="none"/>
         </w:rPr>
       </w:pPr>
+      <w:bookmarkStart w:id="47" w:name="_Toc224151066"/>
       <w:r>
         <w:rPr>
           <w:rFonts w:ascii="Times New Roman" w:eastAsia="Times New Roman" w:hAnsi="Times New Roman" w:cs="Times New Roman"/>
@@ -5951,6 +12116,7 @@
         </w:rPr>
         <w:t>08_MASTER_DATA</w:t>
       </w:r>
+      <w:bookmarkEnd w:id="47"/>
     </w:p>
     <w:p>
       <w:pPr>
@@ -5993,6 +12159,7 @@
           <w14:ligatures w14:val="none"/>
         </w:rPr>
       </w:pPr>
+      <w:bookmarkStart w:id="48" w:name="_Toc224151067"/>
       <w:r>
         <w:rPr>
           <w:rFonts w:ascii="Times New Roman" w:eastAsia="Times New Roman" w:hAnsi="Times New Roman" w:cs="Times New Roman"/>
@@ -6006,6 +12173,7 @@
         </w:rPr>
         <w:t>08.1 Asset Master Governance</w:t>
       </w:r>
+      <w:bookmarkEnd w:id="48"/>
     </w:p>
     <w:p>
       <w:pPr>
@@ -6152,6 +12320,7 @@
           <w14:ligatures w14:val="none"/>
         </w:rPr>
       </w:pPr>
+      <w:bookmarkStart w:id="49" w:name="_Toc224151068"/>
       <w:r>
         <w:rPr>
           <w:rFonts w:ascii="Times New Roman" w:eastAsia="Times New Roman" w:hAnsi="Times New Roman" w:cs="Times New Roman"/>
@@ -6165,6 +12334,7 @@
         </w:rPr>
         <w:t>08.2 Tenant Master Governance</w:t>
       </w:r>
+      <w:bookmarkEnd w:id="49"/>
     </w:p>
     <w:p>
       <w:pPr>
@@ -6311,6 +12481,7 @@
           <w14:ligatures w14:val="none"/>
         </w:rPr>
       </w:pPr>
+      <w:bookmarkStart w:id="50" w:name="_Toc224151069"/>
       <w:r>
         <w:rPr>
           <w:rFonts w:ascii="Times New Roman" w:eastAsia="Times New Roman" w:hAnsi="Times New Roman" w:cs="Times New Roman"/>
@@ -6324,6 +12495,7 @@
         </w:rPr>
         <w:t>08.3 Vendor Master Governance</w:t>
       </w:r>
+      <w:bookmarkEnd w:id="50"/>
     </w:p>
     <w:p>
       <w:pPr>
@@ -6450,7 +12622,6 @@
           <w:lang w:val="en-GB" w:eastAsia="en-GB" w:bidi="ar-SA"/>
           <w14:ligatures w14:val="none"/>
         </w:rPr>
-        <w:lastRenderedPageBreak/>
         <w:pict w14:anchorId="14313CDE">
           <v:rect id="_x0000_i1069" style="width:0;height:1.5pt" o:hralign="center" o:hrstd="t" o:hr="t" fillcolor="#a0a0a0" stroked="f"/>
         </w:pict>
@@ -6471,6 +12642,7 @@
           <w14:ligatures w14:val="none"/>
         </w:rPr>
       </w:pPr>
+      <w:bookmarkStart w:id="51" w:name="_Toc224151070"/>
       <w:r>
         <w:rPr>
           <w:rFonts w:ascii="Times New Roman" w:eastAsia="Times New Roman" w:hAnsi="Times New Roman" w:cs="Times New Roman"/>
@@ -6482,8 +12654,10 @@
           <w:lang w:val="en-GB" w:eastAsia="en-GB" w:bidi="ar-SA"/>
           <w14:ligatures w14:val="none"/>
         </w:rPr>
+        <w:lastRenderedPageBreak/>
         <w:t>09_AI_KNOWLEDGE_HUB</w:t>
       </w:r>
+      <w:bookmarkEnd w:id="51"/>
     </w:p>
     <w:p>
       <w:pPr>
@@ -6526,6 +12700,7 @@
           <w14:ligatures w14:val="none"/>
         </w:rPr>
       </w:pPr>
+      <w:bookmarkStart w:id="52" w:name="_Toc224151071"/>
       <w:r>
         <w:rPr>
           <w:rFonts w:ascii="Times New Roman" w:eastAsia="Times New Roman" w:hAnsi="Times New Roman" w:cs="Times New Roman"/>
@@ -6539,6 +12714,7 @@
         </w:rPr>
         <w:t>09.1 Policy Repository Governance</w:t>
       </w:r>
+      <w:bookmarkEnd w:id="52"/>
     </w:p>
     <w:p>
       <w:pPr>
@@ -6637,6 +12813,7 @@
           <w14:ligatures w14:val="none"/>
         </w:rPr>
       </w:pPr>
+      <w:bookmarkStart w:id="53" w:name="_Toc224151072"/>
       <w:r>
         <w:rPr>
           <w:rFonts w:ascii="Times New Roman" w:eastAsia="Times New Roman" w:hAnsi="Times New Roman" w:cs="Times New Roman"/>
@@ -6650,6 +12827,7 @@
         </w:rPr>
         <w:t>09.2 AI Search &amp; Query Logic</w:t>
       </w:r>
+      <w:bookmarkEnd w:id="53"/>
     </w:p>
     <w:p>
       <w:pPr>
@@ -6800,6 +12978,7 @@
           <w14:ligatures w14:val="none"/>
         </w:rPr>
       </w:pPr>
+      <w:bookmarkStart w:id="54" w:name="_Toc224151073"/>
       <w:r>
         <w:rPr>
           <w:rFonts w:ascii="Times New Roman" w:eastAsia="Times New Roman" w:hAnsi="Times New Roman" w:cs="Times New Roman"/>
@@ -6813,6 +12992,7 @@
         </w:rPr>
         <w:t>09.3 Workflow Automation</w:t>
       </w:r>
+      <w:bookmarkEnd w:id="54"/>
     </w:p>
     <w:p>
       <w:pPr>
@@ -6939,6 +13119,7 @@
           <w14:ligatures w14:val="none"/>
         </w:rPr>
       </w:pPr>
+      <w:bookmarkStart w:id="55" w:name="_Toc224151074"/>
       <w:r>
         <w:rPr>
           <w:rFonts w:ascii="Times New Roman" w:eastAsia="Times New Roman" w:hAnsi="Times New Roman" w:cs="Times New Roman"/>
@@ -6952,6 +13133,7 @@
         </w:rPr>
         <w:t>FULL TRACEABILITY MATRIX (EXAMPLE)</w:t>
       </w:r>
+      <w:bookmarkEnd w:id="55"/>
     </w:p>
     <w:tbl>
       <w:tblPr>
@@ -7928,7 +14110,7 @@
       </w:r>
     </w:p>
     <w:p>
-      <w:r>
+      <w:pPr>
         <w:rPr>
           <w:rFonts w:ascii="Times New Roman" w:eastAsia="Times New Roman" w:hAnsi="Times New Roman" w:cs="Times New Roman"/>
           <w:b/>
@@ -7939,10 +14121,60 @@
           <w:lang w:val="en-GB" w:eastAsia="en-GB" w:bidi="ar-SA"/>
           <w14:ligatures w14:val="none"/>
         </w:rPr>
+      </w:pPr>
+      <w:r>
+        <w:rPr>
+          <w:rFonts w:ascii="Times New Roman" w:eastAsia="Times New Roman" w:hAnsi="Times New Roman" w:cs="Times New Roman"/>
+          <w:b/>
+          <w:bCs/>
+          <w:kern w:val="36"/>
+          <w:sz w:val="48"/>
+          <w:szCs w:val="48"/>
+          <w:lang w:val="en-GB" w:eastAsia="en-GB" w:bidi="ar-SA"/>
+          <w14:ligatures w14:val="none"/>
+        </w:rPr>
         <w:t xml:space="preserve"> </w:t>
       </w:r>
     </w:p>
+    <w:p>
+      <w:pPr>
+        <w:rPr>
+          <w:rFonts w:ascii="Times New Roman" w:eastAsia="Times New Roman" w:hAnsi="Times New Roman" w:cs="Times New Roman"/>
+          <w:b/>
+          <w:bCs/>
+          <w:kern w:val="36"/>
+          <w:sz w:val="48"/>
+          <w:szCs w:val="48"/>
+          <w:lang w:val="en-GB" w:eastAsia="en-GB" w:bidi="ar-SA"/>
+          <w14:ligatures w14:val="none"/>
+        </w:rPr>
+      </w:pPr>
+      <w:r>
+        <w:rPr>
+          <w:rFonts w:ascii="Times New Roman" w:eastAsia="Times New Roman" w:hAnsi="Times New Roman" w:cs="Times New Roman"/>
+          <w:b/>
+          <w:bCs/>
+          <w:kern w:val="36"/>
+          <w:sz w:val="48"/>
+          <w:szCs w:val="48"/>
+          <w:lang w:val="en-GB" w:eastAsia="en-GB" w:bidi="ar-SA"/>
+          <w14:ligatures w14:val="none"/>
+        </w:rPr>
+        <w:br w:type="page"/>
+      </w:r>
+    </w:p>
+    <w:p>
+      <w:pPr>
+        <w:jc w:val="center"/>
+      </w:pPr>
+      <w:r>
+        <w:lastRenderedPageBreak/>
+        <w:t>End Page</w:t>
+      </w:r>
+    </w:p>
     <w:sectPr>
+      <w:headerReference w:type="default" r:id="rId8"/>
+      <w:footerReference w:type="default" r:id="rId9"/>
       <w:pgSz w:w="11906" w:h="16838"/>
       <w:pgMar w:top="1440" w:right="1440" w:bottom="1440" w:left="1440" w:header="720" w:footer="720" w:gutter="0"/>
       <w:pgBorders w:offsetFrom="page">
@@ -7958,8 +14190,160 @@
 </w:document>
 </file>
 
+<file path=word/endnotes.xml><?xml version="1.0" encoding="utf-8"?>
+<w:endnotes xmlns:wpc="http://schemas.microsoft.com/office/word/2010/wordprocessingCanvas" xmlns:cx="http://schemas.microsoft.com/office/drawing/2014/chartex" xmlns:cx1="http://schemas.microsoft.com/office/drawing/2015/9/8/chartex" xmlns:cx2="http://schemas.microsoft.com/office/drawing/2015/10/21/chartex" xmlns:cx3="http://schemas.microsoft.com/office/drawing/2016/5/9/chartex" xmlns:cx4="http://schemas.microsoft.com/office/drawing/2016/5/10/chartex" xmlns:cx5="http://schemas.microsoft.com/office/drawing/2016/5/11/chartex" xmlns:cx6="http://schemas.microsoft.com/office/drawing/2016/5/12/chartex" xmlns:cx7="http://schemas.microsoft.com/office/drawing/2016/5/13/chartex" xmlns:cx8="http://schemas.microsoft.com/office/drawing/2016/5/14/chartex" xmlns:mc="http://schemas.openxmlformats.org/markup-compatibility/2006" xmlns:aink="http://schemas.microsoft.com/office/drawing/2016/ink" xmlns:am3d="http://schemas.microsoft.com/office/drawing/2017/model3d" xmlns:o="urn:schemas-microsoft-com:office:office" xmlns:oel="http://schemas.microsoft.com/office/2019/extlst" xmlns:r="http://schemas.openxmlformats.org/officeDocument/2006/relationships" xmlns:m="http://schemas.openxmlformats.org/officeDocument/2006/math" xmlns:v="urn:schemas-microsoft-com:vml" xmlns:wp14="http://schemas.microsoft.com/office/word/2010/wordprocessingDrawing" xmlns:wp="http://schemas.openxmlformats.org/drawingml/2006/wordprocessingDrawing" xmlns:w10="urn:schemas-microsoft-com:office:word" xmlns:w="http://schemas.openxmlformats.org/wordprocessingml/2006/main" xmlns:w14="http://schemas.microsoft.com/office/word/2010/wordml" xmlns:w15="http://schemas.microsoft.com/office/word/2012/wordml" xmlns:w16cex="http://schemas.microsoft.com/office/word/2018/wordml/cex" xmlns:w16cid="http://schemas.microsoft.com/office/word/2016/wordml/cid" xmlns:w16="http://schemas.microsoft.com/office/word/2018/wordml" xmlns:w16du="http://schemas.microsoft.com/office/word/2023/wordml/word16du" xmlns:w16sdtdh="http://schemas.microsoft.com/office/word/2020/wordml/sdtdatahash" xmlns:w16sdtfl="http://schemas.microsoft.com/office/word/2024/wordml/sdtformatlock" xmlns:w16se="http://schemas.microsoft.com/office/word/2015/wordml/symex" xmlns:wpg="http://schemas.microsoft.com/office/word/2010/wordprocessingGroup" xmlns:wpi="http://schemas.microsoft.com/office/word/2010/wordprocessingInk" xmlns:wne="http://schemas.microsoft.com/office/word/2006/wordml" xmlns:wps="http://schemas.microsoft.com/office/word/2010/wordprocessingShape" mc:Ignorable="w14 w15 w16se w16cid w16 w16cex w16sdtdh w16sdtfl w16du wp14">
+  <w:endnote w:type="separator" w:id="-1">
+    <w:p>
+      <w:pPr>
+        <w:spacing w:after="0" w:line="240" w:lineRule="auto"/>
+      </w:pPr>
+      <w:r>
+        <w:separator/>
+      </w:r>
+    </w:p>
+  </w:endnote>
+  <w:endnote w:type="continuationSeparator" w:id="0">
+    <w:p>
+      <w:pPr>
+        <w:spacing w:after="0" w:line="240" w:lineRule="auto"/>
+      </w:pPr>
+      <w:r>
+        <w:continuationSeparator/>
+      </w:r>
+    </w:p>
+  </w:endnote>
+</w:endnotes>
+</file>
+
+<file path=word/footer1.xml><?xml version="1.0" encoding="utf-8"?>
+<w:ftr xmlns:wpc="http://schemas.microsoft.com/office/word/2010/wordprocessingCanvas" xmlns:cx="http://schemas.microsoft.com/office/drawing/2014/chartex" xmlns:cx1="http://schemas.microsoft.com/office/drawing/2015/9/8/chartex" xmlns:cx2="http://schemas.microsoft.com/office/drawing/2015/10/21/chartex" xmlns:cx3="http://schemas.microsoft.com/office/drawing/2016/5/9/chartex" xmlns:cx4="http://schemas.microsoft.com/office/drawing/2016/5/10/chartex" xmlns:cx5="http://schemas.microsoft.com/office/drawing/2016/5/11/chartex" xmlns:cx6="http://schemas.microsoft.com/office/drawing/2016/5/12/chartex" xmlns:cx7="http://schemas.microsoft.com/office/drawing/2016/5/13/chartex" xmlns:cx8="http://schemas.microsoft.com/office/drawing/2016/5/14/chartex" xmlns:mc="http://schemas.openxmlformats.org/markup-compatibility/2006" xmlns:aink="http://schemas.microsoft.com/office/drawing/2016/ink" xmlns:am3d="http://schemas.microsoft.com/office/drawing/2017/model3d" xmlns:o="urn:schemas-microsoft-com:office:office" xmlns:oel="http://schemas.microsoft.com/office/2019/extlst" xmlns:r="http://schemas.openxmlformats.org/officeDocument/2006/relationships" xmlns:m="http://schemas.openxmlformats.org/officeDocument/2006/math" xmlns:v="urn:schemas-microsoft-com:vml" xmlns:wp14="http://schemas.microsoft.com/office/word/2010/wordprocessingDrawing" xmlns:wp="http://schemas.openxmlformats.org/drawingml/2006/wordprocessingDrawing" xmlns:w10="urn:schemas-microsoft-com:office:word" xmlns:w="http://schemas.openxmlformats.org/wordprocessingml/2006/main" xmlns:w14="http://schemas.microsoft.com/office/word/2010/wordml" xmlns:w15="http://schemas.microsoft.com/office/word/2012/wordml" xmlns:w16cex="http://schemas.microsoft.com/office/word/2018/wordml/cex" xmlns:w16cid="http://schemas.microsoft.com/office/word/2016/wordml/cid" xmlns:w16="http://schemas.microsoft.com/office/word/2018/wordml" xmlns:w16du="http://schemas.microsoft.com/office/word/2023/wordml/word16du" xmlns:w16sdtdh="http://schemas.microsoft.com/office/word/2020/wordml/sdtdatahash" xmlns:w16sdtfl="http://schemas.microsoft.com/office/word/2024/wordml/sdtformatlock" xmlns:w16se="http://schemas.microsoft.com/office/word/2015/wordml/symex" xmlns:wpg="http://schemas.microsoft.com/office/word/2010/wordprocessingGroup" xmlns:wpi="http://schemas.microsoft.com/office/word/2010/wordprocessingInk" xmlns:wne="http://schemas.microsoft.com/office/word/2006/wordml" xmlns:wps="http://schemas.microsoft.com/office/word/2010/wordprocessingShape" mc:Ignorable="w14 w15 w16se w16cid w16 w16cex w16sdtdh w16sdtfl w16du wp14">
+  <w:sdt>
+    <w:sdtPr>
+      <w:rPr>
+        <w:rFonts w:asciiTheme="majorHAnsi" w:eastAsiaTheme="majorEastAsia" w:hAnsiTheme="majorHAnsi" w:cstheme="majorBidi"/>
+        <w:sz w:val="28"/>
+        <w:szCs w:val="28"/>
+        <w:lang w:val="en-GB"/>
+      </w:rPr>
+      <w:id w:val="-66492603"/>
+      <w:docPartObj>
+        <w:docPartGallery w:val="Page Numbers (Bottom of Page)"/>
+        <w:docPartUnique/>
+      </w:docPartObj>
+    </w:sdtPr>
+    <w:sdtEndPr>
+      <w:rPr>
+        <w:lang w:val="en-US"/>
+      </w:rPr>
+    </w:sdtEndPr>
+    <w:sdtContent>
+      <w:p>
+        <w:pPr>
+          <w:pStyle w:val="Footer"/>
+          <w:jc w:val="right"/>
+          <w:rPr>
+            <w:rFonts w:asciiTheme="majorHAnsi" w:eastAsiaTheme="majorEastAsia" w:hAnsiTheme="majorHAnsi" w:cstheme="majorBidi"/>
+            <w:sz w:val="28"/>
+            <w:szCs w:val="28"/>
+          </w:rPr>
+        </w:pPr>
+        <w:r>
+          <w:rPr>
+            <w:rFonts w:asciiTheme="majorHAnsi" w:eastAsiaTheme="majorEastAsia" w:hAnsiTheme="majorHAnsi" w:cstheme="majorBidi"/>
+            <w:sz w:val="28"/>
+            <w:szCs w:val="28"/>
+            <w:lang w:val="en-GB"/>
+          </w:rPr>
+          <w:t xml:space="preserve">pg. </w:t>
+        </w:r>
+        <w:r>
+          <w:rPr>
+            <w:rFonts w:eastAsiaTheme="minorEastAsia" w:cs="Times New Roman"/>
+          </w:rPr>
+          <w:fldChar w:fldCharType="begin"/>
+        </w:r>
+        <w:r>
+          <w:instrText>PAGE    \* MERGEFORMAT</w:instrText>
+        </w:r>
+        <w:r>
+          <w:rPr>
+            <w:rFonts w:eastAsiaTheme="minorEastAsia" w:cs="Times New Roman"/>
+          </w:rPr>
+          <w:fldChar w:fldCharType="separate"/>
+        </w:r>
+        <w:r>
+          <w:rPr>
+            <w:rFonts w:asciiTheme="majorHAnsi" w:eastAsiaTheme="majorEastAsia" w:hAnsiTheme="majorHAnsi" w:cstheme="majorBidi"/>
+            <w:sz w:val="28"/>
+            <w:szCs w:val="28"/>
+            <w:lang w:val="en-GB"/>
+          </w:rPr>
+          <w:t>2</w:t>
+        </w:r>
+        <w:r>
+          <w:rPr>
+            <w:rFonts w:asciiTheme="majorHAnsi" w:eastAsiaTheme="majorEastAsia" w:hAnsiTheme="majorHAnsi" w:cstheme="majorBidi"/>
+            <w:sz w:val="28"/>
+            <w:szCs w:val="28"/>
+          </w:rPr>
+          <w:fldChar w:fldCharType="end"/>
+        </w:r>
+      </w:p>
+    </w:sdtContent>
+  </w:sdt>
+  <w:p>
+    <w:pPr>
+      <w:pStyle w:val="Footer"/>
+    </w:pPr>
+  </w:p>
+</w:ftr>
+</file>
+
+<file path=word/footnotes.xml><?xml version="1.0" encoding="utf-8"?>
+<w:footnotes xmlns:wpc="http://schemas.microsoft.com/office/word/2010/wordprocessingCanvas" xmlns:cx="http://schemas.microsoft.com/office/drawing/2014/chartex" xmlns:cx1="http://schemas.microsoft.com/office/drawing/2015/9/8/chartex" xmlns:cx2="http://schemas.microsoft.com/office/drawing/2015/10/21/chartex" xmlns:cx3="http://schemas.microsoft.com/office/drawing/2016/5/9/chartex" xmlns:cx4="http://schemas.microsoft.com/office/drawing/2016/5/10/chartex" xmlns:cx5="http://schemas.microsoft.com/office/drawing/2016/5/11/chartex" xmlns:cx6="http://schemas.microsoft.com/office/drawing/2016/5/12/chartex" xmlns:cx7="http://schemas.microsoft.com/office/drawing/2016/5/13/chartex" xmlns:cx8="http://schemas.microsoft.com/office/drawing/2016/5/14/chartex" xmlns:mc="http://schemas.openxmlformats.org/markup-compatibility/2006" xmlns:aink="http://schemas.microsoft.com/office/drawing/2016/ink" xmlns:am3d="http://schemas.microsoft.com/office/drawing/2017/model3d" xmlns:o="urn:schemas-microsoft-com:office:office" xmlns:oel="http://schemas.microsoft.com/office/2019/extlst" xmlns:r="http://schemas.openxmlformats.org/officeDocument/2006/relationships" xmlns:m="http://schemas.openxmlformats.org/officeDocument/2006/math" xmlns:v="urn:schemas-microsoft-com:vml" xmlns:wp14="http://schemas.microsoft.com/office/word/2010/wordprocessingDrawing" xmlns:wp="http://schemas.openxmlformats.org/drawingml/2006/wordprocessingDrawing" xmlns:w10="urn:schemas-microsoft-com:office:word" xmlns:w="http://schemas.openxmlformats.org/wordprocessingml/2006/main" xmlns:w14="http://schemas.microsoft.com/office/word/2010/wordml" xmlns:w15="http://schemas.microsoft.com/office/word/2012/wordml" xmlns:w16cex="http://schemas.microsoft.com/office/word/2018/wordml/cex" xmlns:w16cid="http://schemas.microsoft.com/office/word/2016/wordml/cid" xmlns:w16="http://schemas.microsoft.com/office/word/2018/wordml" xmlns:w16du="http://schemas.microsoft.com/office/word/2023/wordml/word16du" xmlns:w16sdtdh="http://schemas.microsoft.com/office/word/2020/wordml/sdtdatahash" xmlns:w16sdtfl="http://schemas.microsoft.com/office/word/2024/wordml/sdtformatlock" xmlns:w16se="http://schemas.microsoft.com/office/word/2015/wordml/symex" xmlns:wpg="http://schemas.microsoft.com/office/word/2010/wordprocessingGroup" xmlns:wpi="http://schemas.microsoft.com/office/word/2010/wordprocessingInk" xmlns:wne="http://schemas.microsoft.com/office/word/2006/wordml" xmlns:wps="http://schemas.microsoft.com/office/word/2010/wordprocessingShape" mc:Ignorable="w14 w15 w16se w16cid w16 w16cex w16sdtdh w16sdtfl w16du wp14">
+  <w:footnote w:type="separator" w:id="-1">
+    <w:p>
+      <w:pPr>
+        <w:spacing w:after="0" w:line="240" w:lineRule="auto"/>
+      </w:pPr>
+      <w:r>
+        <w:separator/>
+      </w:r>
+    </w:p>
+  </w:footnote>
+  <w:footnote w:type="continuationSeparator" w:id="0">
+    <w:p>
+      <w:pPr>
+        <w:spacing w:after="0" w:line="240" w:lineRule="auto"/>
+      </w:pPr>
+      <w:r>
+        <w:continuationSeparator/>
+      </w:r>
+    </w:p>
+  </w:footnote>
+</w:footnotes>
+</file>
+
+<file path=word/header1.xml><?xml version="1.0" encoding="utf-8"?>
+<w:hdr xmlns:wpc="http://schemas.microsoft.com/office/word/2010/wordprocessingCanvas" xmlns:cx="http://schemas.microsoft.com/office/drawing/2014/chartex" xmlns:cx1="http://schemas.microsoft.com/office/drawing/2015/9/8/chartex" xmlns:cx2="http://schemas.microsoft.com/office/drawing/2015/10/21/chartex" xmlns:cx3="http://schemas.microsoft.com/office/drawing/2016/5/9/chartex" xmlns:cx4="http://schemas.microsoft.com/office/drawing/2016/5/10/chartex" xmlns:cx5="http://schemas.microsoft.com/office/drawing/2016/5/11/chartex" xmlns:cx6="http://schemas.microsoft.com/office/drawing/2016/5/12/chartex" xmlns:cx7="http://schemas.microsoft.com/office/drawing/2016/5/13/chartex" xmlns:cx8="http://schemas.microsoft.com/office/drawing/2016/5/14/chartex" xmlns:mc="http://schemas.openxmlformats.org/markup-compatibility/2006" xmlns:aink="http://schemas.microsoft.com/office/drawing/2016/ink" xmlns:am3d="http://schemas.microsoft.com/office/drawing/2017/model3d" xmlns:o="urn:schemas-microsoft-com:office:office" xmlns:oel="http://schemas.microsoft.com/office/2019/extlst" xmlns:r="http://schemas.openxmlformats.org/officeDocument/2006/relationships" xmlns:m="http://schemas.openxmlformats.org/officeDocument/2006/math" xmlns:v="urn:schemas-microsoft-com:vml" xmlns:wp14="http://schemas.microsoft.com/office/word/2010/wordprocessingDrawing" xmlns:wp="http://schemas.openxmlformats.org/drawingml/2006/wordprocessingDrawing" xmlns:w10="urn:schemas-microsoft-com:office:word" xmlns:w="http://schemas.openxmlformats.org/wordprocessingml/2006/main" xmlns:w14="http://schemas.microsoft.com/office/word/2010/wordml" xmlns:w15="http://schemas.microsoft.com/office/word/2012/wordml" xmlns:w16cex="http://schemas.microsoft.com/office/word/2018/wordml/cex" xmlns:w16cid="http://schemas.microsoft.com/office/word/2016/wordml/cid" xmlns:w16="http://schemas.microsoft.com/office/word/2018/wordml" xmlns:w16du="http://schemas.microsoft.com/office/word/2023/wordml/word16du" xmlns:w16sdtdh="http://schemas.microsoft.com/office/word/2020/wordml/sdtdatahash" xmlns:w16sdtfl="http://schemas.microsoft.com/office/word/2024/wordml/sdtformatlock" xmlns:w16se="http://schemas.microsoft.com/office/word/2015/wordml/symex" xmlns:wpg="http://schemas.microsoft.com/office/word/2010/wordprocessingGroup" xmlns:wpi="http://schemas.microsoft.com/office/word/2010/wordprocessingInk" xmlns:wne="http://schemas.microsoft.com/office/word/2006/wordml" xmlns:wps="http://schemas.microsoft.com/office/word/2010/wordprocessingShape" mc:Ignorable="w14 w15 w16se w16cid w16 w16cex w16sdtdh w16sdtfl w16du wp14">
+  <w:p>
+    <w:pPr>
+      <w:pStyle w:val="Header"/>
+    </w:pPr>
+    <w:r>
+      <w:t>RAM ENTERPRISE P&amp;P WBS STRUCTURE</w:t>
+    </w:r>
+  </w:p>
+</w:hdr>
+</file>
+
 <file path=word/numbering.xml><?xml version="1.0" encoding="utf-8"?>
 <w:numbering xmlns:wpc="http://schemas.microsoft.com/office/word/2010/wordprocessingCanvas" xmlns:cx="http://schemas.microsoft.com/office/drawing/2014/chartex" xmlns:cx1="http://schemas.microsoft.com/office/drawing/2015/9/8/chartex" xmlns:cx2="http://schemas.microsoft.com/office/drawing/2015/10/21/chartex" xmlns:cx3="http://schemas.microsoft.com/office/drawing/2016/5/9/chartex" xmlns:cx4="http://schemas.microsoft.com/office/drawing/2016/5/10/chartex" xmlns:cx5="http://schemas.microsoft.com/office/drawing/2016/5/11/chartex" xmlns:cx6="http://schemas.microsoft.com/office/drawing/2016/5/12/chartex" xmlns:cx7="http://schemas.microsoft.com/office/drawing/2016/5/13/chartex" xmlns:cx8="http://schemas.microsoft.com/office/drawing/2016/5/14/chartex" xmlns:mc="http://schemas.openxmlformats.org/markup-compatibility/2006" xmlns:aink="http://schemas.microsoft.com/office/drawing/2016/ink" xmlns:am3d="http://schemas.microsoft.com/office/drawing/2017/model3d" xmlns:o="urn:schemas-microsoft-com:office:office" xmlns:oel="http://schemas.microsoft.com/office/2019/extlst" xmlns:r="http://schemas.openxmlformats.org/officeDocument/2006/relationships" xmlns:m="http://schemas.openxmlformats.org/officeDocument/2006/math" xmlns:v="urn:schemas-microsoft-com:vml" xmlns:wp14="http://schemas.microsoft.com/office/word/2010/wordprocessingDrawing" xmlns:wp="http://schemas.openxmlformats.org/drawingml/2006/wordprocessingDrawing" xmlns:w10="urn:schemas-microsoft-com:office:word" xmlns:w="http://schemas.openxmlformats.org/wordprocessingml/2006/main" xmlns:w14="http://schemas.microsoft.com/office/word/2010/wordml" xmlns:w15="http://schemas.microsoft.com/office/word/2012/wordml" xmlns:w16cex="http://schemas.microsoft.com/office/word/2018/wordml/cex" xmlns:w16cid="http://schemas.microsoft.com/office/word/2016/wordml/cid" xmlns:w16="http://schemas.microsoft.com/office/word/2018/wordml" xmlns:w16du="http://schemas.microsoft.com/office/word/2023/wordml/word16du" xmlns:w16sdtdh="http://schemas.microsoft.com/office/word/2020/wordml/sdtdatahash" xmlns:w16sdtfl="http://schemas.microsoft.com/office/word/2024/wordml/sdtformatlock" xmlns:w16se="http://schemas.microsoft.com/office/word/2015/wordml/symex" xmlns:wpg="http://schemas.microsoft.com/office/word/2010/wordprocessingGroup" xmlns:wpi="http://schemas.microsoft.com/office/word/2010/wordprocessingInk" xmlns:wne="http://schemas.microsoft.com/office/word/2006/wordml" xmlns:wps="http://schemas.microsoft.com/office/word/2010/wordprocessingShape" mc:Ignorable="w14 w15 w16se w16cid w16 w16cex w16sdtdh w16sdtfl w16du wp14">
+  <w:numPicBullet w:numPicBulletId="0">
+    <w:pict>
+      <v:rect id="_x0000_i1025" style="width:0;height:1.5pt" o:hralign="center" o:bullet="t" o:hrstd="t" o:hr="t" fillcolor="#a0a0a0" stroked="f"/>
+    </w:pict>
+  </w:numPicBullet>
   <w:abstractNum w:abstractNumId="0" w15:restartNumberingAfterBreak="0">
     <w:nsid w:val="063E37CB"/>
     <w:multiLevelType w:val="multilevel"/>
@@ -14517,6 +20901,147 @@
     </w:lvl>
   </w:abstractNum>
   <w:abstractNum w:abstractNumId="44" w15:restartNumberingAfterBreak="0">
+    <w:nsid w:val="6DD12A32"/>
+    <w:multiLevelType w:val="hybridMultilevel"/>
+    <w:tmpl w:val="E23CD9DA"/>
+    <w:lvl w:ilvl="0" w:tplc="1AB2A176">
+      <w:start w:val="1"/>
+      <w:numFmt w:val="bullet"/>
+      <w:lvlText w:val=""/>
+      <w:lvlPicBulletId w:val="0"/>
+      <w:lvlJc w:val="left"/>
+      <w:pPr>
+        <w:tabs>
+          <w:tab w:val="num" w:pos="720"/>
+        </w:tabs>
+        <w:ind w:left="720" w:hanging="360"/>
+      </w:pPr>
+      <w:rPr>
+        <w:rFonts w:ascii="Symbol" w:hAnsi="Symbol" w:hint="default"/>
+      </w:rPr>
+    </w:lvl>
+    <w:lvl w:ilvl="1" w:tplc="B80AE0A0" w:tentative="1">
+      <w:start w:val="1"/>
+      <w:numFmt w:val="bullet"/>
+      <w:lvlText w:val=""/>
+      <w:lvlJc w:val="left"/>
+      <w:pPr>
+        <w:tabs>
+          <w:tab w:val="num" w:pos="1440"/>
+        </w:tabs>
+        <w:ind w:left="1440" w:hanging="360"/>
+      </w:pPr>
+      <w:rPr>
+        <w:rFonts w:ascii="Symbol" w:hAnsi="Symbol" w:hint="default"/>
+      </w:rPr>
+    </w:lvl>
+    <w:lvl w:ilvl="2" w:tplc="09A6740A" w:tentative="1">
+      <w:start w:val="1"/>
+      <w:numFmt w:val="bullet"/>
+      <w:lvlText w:val=""/>
+      <w:lvlJc w:val="left"/>
+      <w:pPr>
+        <w:tabs>
+          <w:tab w:val="num" w:pos="2160"/>
+        </w:tabs>
+        <w:ind w:left="2160" w:hanging="360"/>
+      </w:pPr>
+      <w:rPr>
+        <w:rFonts w:ascii="Symbol" w:hAnsi="Symbol" w:hint="default"/>
+      </w:rPr>
+    </w:lvl>
+    <w:lvl w:ilvl="3" w:tplc="013490C0" w:tentative="1">
+      <w:start w:val="1"/>
+      <w:numFmt w:val="bullet"/>
+      <w:lvlText w:val=""/>
+      <w:lvlJc w:val="left"/>
+      <w:pPr>
+        <w:tabs>
+          <w:tab w:val="num" w:pos="2880"/>
+        </w:tabs>
+        <w:ind w:left="2880" w:hanging="360"/>
+      </w:pPr>
+      <w:rPr>
+        <w:rFonts w:ascii="Symbol" w:hAnsi="Symbol" w:hint="default"/>
+      </w:rPr>
+    </w:lvl>
+    <w:lvl w:ilvl="4" w:tplc="B4C45638" w:tentative="1">
+      <w:start w:val="1"/>
+      <w:numFmt w:val="bullet"/>
+      <w:lvlText w:val=""/>
+      <w:lvlJc w:val="left"/>
+      <w:pPr>
+        <w:tabs>
+          <w:tab w:val="num" w:pos="3600"/>
+        </w:tabs>
+        <w:ind w:left="3600" w:hanging="360"/>
+      </w:pPr>
+      <w:rPr>
+        <w:rFonts w:ascii="Symbol" w:hAnsi="Symbol" w:hint="default"/>
+      </w:rPr>
+    </w:lvl>
+    <w:lvl w:ilvl="5" w:tplc="02BEA480" w:tentative="1">
+      <w:start w:val="1"/>
+      <w:numFmt w:val="bullet"/>
+      <w:lvlText w:val=""/>
+      <w:lvlJc w:val="left"/>
+      <w:pPr>
+        <w:tabs>
+          <w:tab w:val="num" w:pos="4320"/>
+        </w:tabs>
+        <w:ind w:left="4320" w:hanging="360"/>
+      </w:pPr>
+      <w:rPr>
+        <w:rFonts w:ascii="Symbol" w:hAnsi="Symbol" w:hint="default"/>
+      </w:rPr>
+    </w:lvl>
+    <w:lvl w:ilvl="6" w:tplc="579C8142" w:tentative="1">
+      <w:start w:val="1"/>
+      <w:numFmt w:val="bullet"/>
+      <w:lvlText w:val=""/>
+      <w:lvlJc w:val="left"/>
+      <w:pPr>
+        <w:tabs>
+          <w:tab w:val="num" w:pos="5040"/>
+        </w:tabs>
+        <w:ind w:left="5040" w:hanging="360"/>
+      </w:pPr>
+      <w:rPr>
+        <w:rFonts w:ascii="Symbol" w:hAnsi="Symbol" w:hint="default"/>
+      </w:rPr>
+    </w:lvl>
+    <w:lvl w:ilvl="7" w:tplc="5A14294C" w:tentative="1">
+      <w:start w:val="1"/>
+      <w:numFmt w:val="bullet"/>
+      <w:lvlText w:val=""/>
+      <w:lvlJc w:val="left"/>
+      <w:pPr>
+        <w:tabs>
+          <w:tab w:val="num" w:pos="5760"/>
+        </w:tabs>
+        <w:ind w:left="5760" w:hanging="360"/>
+      </w:pPr>
+      <w:rPr>
+        <w:rFonts w:ascii="Symbol" w:hAnsi="Symbol" w:hint="default"/>
+      </w:rPr>
+    </w:lvl>
+    <w:lvl w:ilvl="8" w:tplc="B3CC2EA8" w:tentative="1">
+      <w:start w:val="1"/>
+      <w:numFmt w:val="bullet"/>
+      <w:lvlText w:val=""/>
+      <w:lvlJc w:val="left"/>
+      <w:pPr>
+        <w:tabs>
+          <w:tab w:val="num" w:pos="6480"/>
+        </w:tabs>
+        <w:ind w:left="6480" w:hanging="360"/>
+      </w:pPr>
+      <w:rPr>
+        <w:rFonts w:ascii="Symbol" w:hAnsi="Symbol" w:hint="default"/>
+      </w:rPr>
+    </w:lvl>
+  </w:abstractNum>
+  <w:abstractNum w:abstractNumId="45" w15:restartNumberingAfterBreak="0">
     <w:nsid w:val="6E324AB9"/>
     <w:multiLevelType w:val="multilevel"/>
     <w:tmpl w:val="D892DB78"/>
@@ -14665,7 +21190,7 @@
       </w:rPr>
     </w:lvl>
   </w:abstractNum>
-  <w:abstractNum w:abstractNumId="45" w15:restartNumberingAfterBreak="0">
+  <w:abstractNum w:abstractNumId="46" w15:restartNumberingAfterBreak="0">
     <w:nsid w:val="6E532A2C"/>
     <w:multiLevelType w:val="multilevel"/>
     <w:tmpl w:val="3EF4A9EE"/>
@@ -14814,7 +21339,7 @@
       </w:rPr>
     </w:lvl>
   </w:abstractNum>
-  <w:abstractNum w:abstractNumId="46" w15:restartNumberingAfterBreak="0">
+  <w:abstractNum w:abstractNumId="47" w15:restartNumberingAfterBreak="0">
     <w:nsid w:val="6F3B0045"/>
     <w:multiLevelType w:val="multilevel"/>
     <w:tmpl w:val="246A4C82"/>
@@ -14963,7 +21488,7 @@
       </w:rPr>
     </w:lvl>
   </w:abstractNum>
-  <w:abstractNum w:abstractNumId="47" w15:restartNumberingAfterBreak="0">
+  <w:abstractNum w:abstractNumId="48" w15:restartNumberingAfterBreak="0">
     <w:nsid w:val="740114CF"/>
     <w:multiLevelType w:val="multilevel"/>
     <w:tmpl w:val="1652C992"/>
@@ -15112,7 +21637,7 @@
       </w:rPr>
     </w:lvl>
   </w:abstractNum>
-  <w:abstractNum w:abstractNumId="48" w15:restartNumberingAfterBreak="0">
+  <w:abstractNum w:abstractNumId="49" w15:restartNumberingAfterBreak="0">
     <w:nsid w:val="758F4278"/>
     <w:multiLevelType w:val="multilevel"/>
     <w:tmpl w:val="5C2A3DF0"/>
@@ -15261,7 +21786,7 @@
       </w:rPr>
     </w:lvl>
   </w:abstractNum>
-  <w:abstractNum w:abstractNumId="49" w15:restartNumberingAfterBreak="0">
+  <w:abstractNum w:abstractNumId="50" w15:restartNumberingAfterBreak="0">
     <w:nsid w:val="75A5094D"/>
     <w:multiLevelType w:val="multilevel"/>
     <w:tmpl w:val="04768EBA"/>
@@ -15410,7 +21935,7 @@
       </w:rPr>
     </w:lvl>
   </w:abstractNum>
-  <w:abstractNum w:abstractNumId="50" w15:restartNumberingAfterBreak="0">
+  <w:abstractNum w:abstractNumId="51" w15:restartNumberingAfterBreak="0">
     <w:nsid w:val="767F2986"/>
     <w:multiLevelType w:val="multilevel"/>
     <w:tmpl w:val="8DEACAF6"/>
@@ -15559,7 +22084,7 @@
       </w:rPr>
     </w:lvl>
   </w:abstractNum>
-  <w:abstractNum w:abstractNumId="51" w15:restartNumberingAfterBreak="0">
+  <w:abstractNum w:abstractNumId="52" w15:restartNumberingAfterBreak="0">
     <w:nsid w:val="77D91D52"/>
     <w:multiLevelType w:val="multilevel"/>
     <w:tmpl w:val="F528A3DE"/>
@@ -15708,7 +22233,7 @@
       </w:rPr>
     </w:lvl>
   </w:abstractNum>
-  <w:abstractNum w:abstractNumId="52" w15:restartNumberingAfterBreak="0">
+  <w:abstractNum w:abstractNumId="53" w15:restartNumberingAfterBreak="0">
     <w:nsid w:val="78756B6C"/>
     <w:multiLevelType w:val="multilevel"/>
     <w:tmpl w:val="B5FAD9B4"/>
@@ -15857,7 +22382,7 @@
       </w:rPr>
     </w:lvl>
   </w:abstractNum>
-  <w:abstractNum w:abstractNumId="53" w15:restartNumberingAfterBreak="0">
+  <w:abstractNum w:abstractNumId="54" w15:restartNumberingAfterBreak="0">
     <w:nsid w:val="7A846C60"/>
     <w:multiLevelType w:val="multilevel"/>
     <w:tmpl w:val="FE70C262"/>
@@ -16006,7 +22531,7 @@
       </w:rPr>
     </w:lvl>
   </w:abstractNum>
-  <w:abstractNum w:abstractNumId="54" w15:restartNumberingAfterBreak="0">
+  <w:abstractNum w:abstractNumId="55" w15:restartNumberingAfterBreak="0">
     <w:nsid w:val="7BA06BA2"/>
     <w:multiLevelType w:val="multilevel"/>
     <w:tmpl w:val="03368532"/>
@@ -16155,7 +22680,7 @@
       </w:rPr>
     </w:lvl>
   </w:abstractNum>
-  <w:abstractNum w:abstractNumId="55" w15:restartNumberingAfterBreak="0">
+  <w:abstractNum w:abstractNumId="56" w15:restartNumberingAfterBreak="0">
     <w:nsid w:val="7D074AB9"/>
     <w:multiLevelType w:val="multilevel"/>
     <w:tmpl w:val="BB0EBF6E"/>
@@ -16304,7 +22829,7 @@
       </w:rPr>
     </w:lvl>
   </w:abstractNum>
-  <w:abstractNum w:abstractNumId="56" w15:restartNumberingAfterBreak="0">
+  <w:abstractNum w:abstractNumId="57" w15:restartNumberingAfterBreak="0">
     <w:nsid w:val="7EA97254"/>
     <w:multiLevelType w:val="multilevel"/>
     <w:tmpl w:val="7C1CDB58"/>
@@ -16490,7 +23015,7 @@
     <w:abstractNumId w:val="27"/>
   </w:num>
   <w:num w:numId="13" w16cid:durableId="1675961174">
-    <w:abstractNumId w:val="53"/>
+    <w:abstractNumId w:val="54"/>
   </w:num>
   <w:num w:numId="14" w16cid:durableId="51511781">
     <w:abstractNumId w:val="28"/>
@@ -16502,10 +23027,10 @@
     <w:abstractNumId w:val="11"/>
   </w:num>
   <w:num w:numId="17" w16cid:durableId="861935636">
-    <w:abstractNumId w:val="56"/>
+    <w:abstractNumId w:val="57"/>
   </w:num>
   <w:num w:numId="18" w16cid:durableId="1334838829">
-    <w:abstractNumId w:val="48"/>
+    <w:abstractNumId w:val="49"/>
   </w:num>
   <w:num w:numId="19" w16cid:durableId="455370749">
     <w:abstractNumId w:val="10"/>
@@ -16517,10 +23042,10 @@
     <w:abstractNumId w:val="38"/>
   </w:num>
   <w:num w:numId="22" w16cid:durableId="1917278917">
-    <w:abstractNumId w:val="51"/>
+    <w:abstractNumId w:val="52"/>
   </w:num>
   <w:num w:numId="23" w16cid:durableId="211966848">
-    <w:abstractNumId w:val="44"/>
+    <w:abstractNumId w:val="45"/>
   </w:num>
   <w:num w:numId="24" w16cid:durableId="83765760">
     <w:abstractNumId w:val="8"/>
@@ -16529,13 +23054,13 @@
     <w:abstractNumId w:val="2"/>
   </w:num>
   <w:num w:numId="26" w16cid:durableId="1520310486">
-    <w:abstractNumId w:val="50"/>
+    <w:abstractNumId w:val="51"/>
   </w:num>
   <w:num w:numId="27" w16cid:durableId="922031204">
     <w:abstractNumId w:val="4"/>
   </w:num>
   <w:num w:numId="28" w16cid:durableId="675116945">
-    <w:abstractNumId w:val="55"/>
+    <w:abstractNumId w:val="56"/>
   </w:num>
   <w:num w:numId="29" w16cid:durableId="1435638906">
     <w:abstractNumId w:val="31"/>
@@ -16556,10 +23081,10 @@
     <w:abstractNumId w:val="41"/>
   </w:num>
   <w:num w:numId="35" w16cid:durableId="1115951678">
-    <w:abstractNumId w:val="45"/>
+    <w:abstractNumId w:val="46"/>
   </w:num>
   <w:num w:numId="36" w16cid:durableId="761070622">
-    <w:abstractNumId w:val="52"/>
+    <w:abstractNumId w:val="53"/>
   </w:num>
   <w:num w:numId="37" w16cid:durableId="1547914265">
     <w:abstractNumId w:val="7"/>
@@ -16571,7 +23096,7 @@
     <w:abstractNumId w:val="9"/>
   </w:num>
   <w:num w:numId="40" w16cid:durableId="1375734289">
-    <w:abstractNumId w:val="47"/>
+    <w:abstractNumId w:val="48"/>
   </w:num>
   <w:num w:numId="41" w16cid:durableId="1578904956">
     <w:abstractNumId w:val="34"/>
@@ -16589,16 +23114,16 @@
     <w:abstractNumId w:val="3"/>
   </w:num>
   <w:num w:numId="46" w16cid:durableId="685211360">
-    <w:abstractNumId w:val="54"/>
+    <w:abstractNumId w:val="55"/>
   </w:num>
   <w:num w:numId="47" w16cid:durableId="225185625">
     <w:abstractNumId w:val="21"/>
   </w:num>
   <w:num w:numId="48" w16cid:durableId="200360042">
-    <w:abstractNumId w:val="49"/>
+    <w:abstractNumId w:val="50"/>
   </w:num>
   <w:num w:numId="49" w16cid:durableId="1352493175">
-    <w:abstractNumId w:val="46"/>
+    <w:abstractNumId w:val="47"/>
   </w:num>
   <w:num w:numId="50" w16cid:durableId="518204041">
     <w:abstractNumId w:val="39"/>
@@ -16623,6 +23148,9 @@
   </w:num>
   <w:num w:numId="57" w16cid:durableId="1607694996">
     <w:abstractNumId w:val="5"/>
+  </w:num>
+  <w:num w:numId="58" w16cid:durableId="502087436">
+    <w:abstractNumId w:val="44"/>
   </w:num>
 </w:numbering>
 </file>
@@ -17623,6 +24151,125 @@
       </w:tcPr>
     </w:tblStylePr>
   </w:style>
+  <w:style w:type="paragraph" w:styleId="Header">
+    <w:name w:val="header"/>
+    <w:basedOn w:val="Normal"/>
+    <w:link w:val="HeaderChar"/>
+    <w:uiPriority w:val="99"/>
+    <w:unhideWhenUsed/>
+    <w:rsid w:val="00D96FBA"/>
+    <w:pPr>
+      <w:tabs>
+        <w:tab w:val="center" w:pos="4513"/>
+        <w:tab w:val="right" w:pos="9026"/>
+      </w:tabs>
+      <w:spacing w:after="0" w:line="240" w:lineRule="auto"/>
+    </w:pPr>
+  </w:style>
+  <w:style w:type="character" w:customStyle="1" w:styleId="HeaderChar">
+    <w:name w:val="Header Char"/>
+    <w:basedOn w:val="DefaultParagraphFont"/>
+    <w:link w:val="Header"/>
+    <w:uiPriority w:val="99"/>
+    <w:rsid w:val="00D96FBA"/>
+    <w:rPr>
+      <w:lang w:val="en-US" w:bidi="ar-EG"/>
+    </w:rPr>
+  </w:style>
+  <w:style w:type="paragraph" w:styleId="Footer">
+    <w:name w:val="footer"/>
+    <w:basedOn w:val="Normal"/>
+    <w:link w:val="FooterChar"/>
+    <w:uiPriority w:val="99"/>
+    <w:unhideWhenUsed/>
+    <w:rsid w:val="00D96FBA"/>
+    <w:pPr>
+      <w:tabs>
+        <w:tab w:val="center" w:pos="4513"/>
+        <w:tab w:val="right" w:pos="9026"/>
+      </w:tabs>
+      <w:spacing w:after="0" w:line="240" w:lineRule="auto"/>
+    </w:pPr>
+  </w:style>
+  <w:style w:type="character" w:customStyle="1" w:styleId="FooterChar">
+    <w:name w:val="Footer Char"/>
+    <w:basedOn w:val="DefaultParagraphFont"/>
+    <w:link w:val="Footer"/>
+    <w:uiPriority w:val="99"/>
+    <w:rsid w:val="00D96FBA"/>
+    <w:rPr>
+      <w:lang w:val="en-US" w:bidi="ar-EG"/>
+    </w:rPr>
+  </w:style>
+  <w:style w:type="paragraph" w:styleId="TOCHeading">
+    <w:name w:val="TOC Heading"/>
+    <w:basedOn w:val="Heading1"/>
+    <w:next w:val="Normal"/>
+    <w:uiPriority w:val="39"/>
+    <w:unhideWhenUsed/>
+    <w:qFormat/>
+    <w:rsid w:val="00D96FBA"/>
+    <w:pPr>
+      <w:spacing w:before="240" w:after="0"/>
+      <w:outlineLvl w:val="9"/>
+    </w:pPr>
+    <w:rPr>
+      <w:kern w:val="0"/>
+      <w:sz w:val="32"/>
+      <w:szCs w:val="32"/>
+      <w:lang w:bidi="ar-SA"/>
+      <w14:ligatures w14:val="none"/>
+    </w:rPr>
+  </w:style>
+  <w:style w:type="paragraph" w:styleId="TOC1">
+    <w:name w:val="toc 1"/>
+    <w:basedOn w:val="Normal"/>
+    <w:next w:val="Normal"/>
+    <w:autoRedefine/>
+    <w:uiPriority w:val="39"/>
+    <w:unhideWhenUsed/>
+    <w:rsid w:val="00D96FBA"/>
+    <w:pPr>
+      <w:spacing w:after="100"/>
+    </w:pPr>
+  </w:style>
+  <w:style w:type="paragraph" w:styleId="TOC3">
+    <w:name w:val="toc 3"/>
+    <w:basedOn w:val="Normal"/>
+    <w:next w:val="Normal"/>
+    <w:autoRedefine/>
+    <w:uiPriority w:val="39"/>
+    <w:unhideWhenUsed/>
+    <w:rsid w:val="00D96FBA"/>
+    <w:pPr>
+      <w:spacing w:after="100"/>
+      <w:ind w:left="440"/>
+    </w:pPr>
+  </w:style>
+  <w:style w:type="paragraph" w:styleId="TOC2">
+    <w:name w:val="toc 2"/>
+    <w:basedOn w:val="Normal"/>
+    <w:next w:val="Normal"/>
+    <w:autoRedefine/>
+    <w:uiPriority w:val="39"/>
+    <w:unhideWhenUsed/>
+    <w:rsid w:val="00D96FBA"/>
+    <w:pPr>
+      <w:spacing w:after="100"/>
+      <w:ind w:left="220"/>
+    </w:pPr>
+  </w:style>
+  <w:style w:type="character" w:styleId="Hyperlink">
+    <w:name w:val="Hyperlink"/>
+    <w:basedOn w:val="DefaultParagraphFont"/>
+    <w:uiPriority w:val="99"/>
+    <w:unhideWhenUsed/>
+    <w:rsid w:val="00D96FBA"/>
+    <w:rPr>
+      <w:color w:val="467886" w:themeColor="hyperlink"/>
+      <w:u w:val="single"/>
+    </w:rPr>
+  </w:style>
 </w:styles>
 </file>
 
@@ -17919,4 +24566,16 @@
     </a:ext>
   </a:extLst>
 </a:theme>
+</file>
+
+<file path=customXml/item1.xml><?xml version="1.0" encoding="utf-8"?>
+<b:Sources xmlns:b="http://schemas.openxmlformats.org/officeDocument/2006/bibliography" xmlns="http://schemas.openxmlformats.org/officeDocument/2006/bibliography" SelectedStyle="\APASixthEditionOfficeOnline.xsl" StyleName="APA" Version="6"/>
+</file>
+
+<file path=customXml/itemProps1.xml><?xml version="1.0" encoding="utf-8"?>
+<ds:datastoreItem xmlns:ds="http://schemas.openxmlformats.org/officeDocument/2006/customXml" ds:itemID="{96D18A29-6250-4616-9AE0-AB1C1E449695}">
+  <ds:schemaRefs>
+    <ds:schemaRef ds:uri="http://schemas.openxmlformats.org/officeDocument/2006/bibliography"/>
+  </ds:schemaRefs>
+</ds:datastoreItem>
 </file>